--- a/UNIVERSITE DE FIANARANTSOA.docx
+++ b/UNIVERSITE DE FIANARANTSOA.docx
@@ -29,7 +29,7 @@
                     <pic:cNvPicPr preferRelativeResize="0"/>
                   </pic:nvPicPr>
                   <pic:blipFill rotWithShape="1">
-                    <a:blip r:embed="rId6">
+                    <a:blip r:embed="rId8">
                       <a:alphaModFix/>
                     </a:blip>
                     <a:srcRect/>
@@ -78,7 +78,7 @@
                     <pic:cNvPicPr/>
                   </pic:nvPicPr>
                   <pic:blipFill>
-                    <a:blip r:embed="rId7"/>
+                    <a:blip r:embed="rId9"/>
                     <a:stretch>
                       <a:fillRect/>
                     </a:stretch>
@@ -128,8 +128,8 @@
             <v:path o:extrusionok="f" gradientshapeok="t" o:connecttype="rect"/>
             <o:lock v:ext="edit" aspectratio="t"/>
           </v:shapetype>
-          <v:shape id="_x0000_i1025" type="#_x0000_t75" style="width:70pt;height:67.5pt">
-            <v:imagedata r:id="rId8" o:title="logoPivot"/>
+          <v:shape id="_x0000_i1025" type="#_x0000_t75" style="width:70.2pt;height:67.8pt">
+            <v:imagedata r:id="rId10" o:title="logoPivot"/>
           </v:shape>
         </w:pict>
       </w:r>
@@ -436,7 +436,7 @@
                                 <w:sz w:val="36"/>
                                 <w:szCs w:val="36"/>
                               </w:rPr>
-                              <w:t>Mise en œuvre d'un pipeline CI/CD et d'une architecture conteneurisée hautement disponible : Étude comparative de la résilience et des coûts entre Docker Swarm et K3s pour une application</w:t>
+                              <w:t>Modernisation du parc informatique de l’ONG pivot par une application GPI pivot via l’approche</w:t>
                             </w:r>
                             <w:r>
                               <w:rPr>
@@ -444,8 +444,18 @@
                                 <w:sz w:val="36"/>
                                 <w:szCs w:val="36"/>
                               </w:rPr>
-                              <w:t xml:space="preserve"> laravel</w:t>
+                              <w:t xml:space="preserve"> </w:t>
                             </w:r>
+                            <w:proofErr w:type="spellStart"/>
+                            <w:r>
+                              <w:rPr>
+                                <w:b/>
+                                <w:sz w:val="36"/>
+                                <w:szCs w:val="36"/>
+                              </w:rPr>
+                              <w:t>devops</w:t>
+                            </w:r>
+                            <w:proofErr w:type="spellEnd"/>
                             <w:r>
                               <w:rPr>
                                 <w:b/>
@@ -508,7 +518,7 @@
                           <w:sz w:val="36"/>
                           <w:szCs w:val="36"/>
                         </w:rPr>
-                        <w:t>Mise en œuvre d'un pipeline CI/CD et d'une architecture conteneurisée hautement disponible : Étude comparative de la résilience et des coûts entre Docker Swarm et K3s pour une application</w:t>
+                        <w:t>Modernisation du parc informatique de l’ONG pivot par une application GPI pivot via l’approche</w:t>
                       </w:r>
                       <w:r>
                         <w:rPr>
@@ -516,8 +526,18 @@
                           <w:sz w:val="36"/>
                           <w:szCs w:val="36"/>
                         </w:rPr>
-                        <w:t xml:space="preserve"> laravel</w:t>
+                        <w:t xml:space="preserve"> </w:t>
                       </w:r>
+                      <w:proofErr w:type="spellStart"/>
+                      <w:r>
+                        <w:rPr>
+                          <w:b/>
+                          <w:sz w:val="36"/>
+                          <w:szCs w:val="36"/>
+                        </w:rPr>
+                        <w:t>devops</w:t>
+                      </w:r>
+                      <w:proofErr w:type="spellEnd"/>
                       <w:r>
                         <w:rPr>
                           <w:b/>
@@ -729,7 +749,27 @@
           <w:sz w:val="24"/>
           <w:szCs w:val="24"/>
         </w:rPr>
-        <w:t>RAKOTONIRINA Rado Léonce</w:t>
+        <w:t xml:space="preserve">RAKOTONIRINA </w:t>
+      </w:r>
+      <w:proofErr w:type="spellStart"/>
+      <w:r>
+        <w:rPr>
+          <w:rFonts w:ascii="Times New Roman" w:eastAsia="Corbel" w:hAnsi="Times New Roman" w:cs="Times New Roman"/>
+          <w:bCs/>
+          <w:sz w:val="24"/>
+          <w:szCs w:val="24"/>
+        </w:rPr>
+        <w:t>Rado</w:t>
+      </w:r>
+      <w:proofErr w:type="spellEnd"/>
+      <w:r>
+        <w:rPr>
+          <w:rFonts w:ascii="Times New Roman" w:eastAsia="Corbel" w:hAnsi="Times New Roman" w:cs="Times New Roman"/>
+          <w:bCs/>
+          <w:sz w:val="24"/>
+          <w:szCs w:val="24"/>
+        </w:rPr>
+        <w:t xml:space="preserve"> Léonce</w:t>
       </w:r>
     </w:p>
     <w:p>
@@ -968,7 +1008,7 @@
                     <pic:cNvPicPr preferRelativeResize="0"/>
                   </pic:nvPicPr>
                   <pic:blipFill>
-                    <a:blip r:embed="rId9">
+                    <a:blip r:embed="rId11">
                       <a:extLst>
                         <a:ext uri="{28A0092B-C50C-407E-A947-70E740481C1C}">
                           <a14:useLocalDpi xmlns:a14="http://schemas.microsoft.com/office/drawing/2010/main" val="0"/>
@@ -1103,7 +1143,27 @@
           <w:sz w:val="24"/>
           <w:szCs w:val="24"/>
         </w:rPr>
-        <w:t>RAKOTONIRINA Rado Léonce</w:t>
+        <w:t xml:space="preserve">RAKOTONIRINA </w:t>
+      </w:r>
+      <w:proofErr w:type="spellStart"/>
+      <w:r>
+        <w:rPr>
+          <w:rFonts w:ascii="Times New Roman" w:eastAsia="Times New Roman" w:hAnsi="Times New Roman" w:cs="Times New Roman"/>
+          <w:b/>
+          <w:sz w:val="24"/>
+          <w:szCs w:val="24"/>
+        </w:rPr>
+        <w:t>Rado</w:t>
+      </w:r>
+      <w:proofErr w:type="spellEnd"/>
+      <w:r>
+        <w:rPr>
+          <w:rFonts w:ascii="Times New Roman" w:eastAsia="Times New Roman" w:hAnsi="Times New Roman" w:cs="Times New Roman"/>
+          <w:b/>
+          <w:sz w:val="24"/>
+          <w:szCs w:val="24"/>
+        </w:rPr>
+        <w:t xml:space="preserve"> Léonce</w:t>
       </w:r>
     </w:p>
     <w:p>
@@ -1147,7 +1207,25 @@
           <w:sz w:val="24"/>
           <w:szCs w:val="24"/>
         </w:rPr>
-        <w:t>Adresse : Tanambao Fianarantsoa Lot IB 222/3611</w:t>
+        <w:t xml:space="preserve">Adresse : </w:t>
+      </w:r>
+      <w:proofErr w:type="spellStart"/>
+      <w:r>
+        <w:rPr>
+          <w:rFonts w:ascii="Times New Roman" w:eastAsia="Times New Roman" w:hAnsi="Times New Roman" w:cs="Times New Roman"/>
+          <w:sz w:val="24"/>
+          <w:szCs w:val="24"/>
+        </w:rPr>
+        <w:t>Tanambao</w:t>
+      </w:r>
+      <w:proofErr w:type="spellEnd"/>
+      <w:r>
+        <w:rPr>
+          <w:rFonts w:ascii="Times New Roman" w:eastAsia="Times New Roman" w:hAnsi="Times New Roman" w:cs="Times New Roman"/>
+          <w:sz w:val="24"/>
+          <w:szCs w:val="24"/>
+        </w:rPr>
+        <w:t xml:space="preserve"> Fianarantsoa Lot IB 222/3611</w:t>
       </w:r>
     </w:p>
     <w:p>
@@ -1990,8 +2068,99 @@
           <w:sz w:val="24"/>
           <w:szCs w:val="24"/>
         </w:rPr>
-        <w:t>Conception et realisation d’une applicaiton GPI jusq’a la deploiment dans le serveur avec le principe devops</w:t>
-      </w:r>
+        <w:t xml:space="preserve">Conception et </w:t>
+      </w:r>
+      <w:proofErr w:type="spellStart"/>
+      <w:r>
+        <w:rPr>
+          <w:rFonts w:ascii="Times New Roman" w:hAnsi="Times New Roman" w:cs="Times New Roman"/>
+          <w:color w:val="000000"/>
+          <w:sz w:val="24"/>
+          <w:szCs w:val="24"/>
+        </w:rPr>
+        <w:t>realisation</w:t>
+      </w:r>
+      <w:proofErr w:type="spellEnd"/>
+      <w:r>
+        <w:rPr>
+          <w:rFonts w:ascii="Times New Roman" w:hAnsi="Times New Roman" w:cs="Times New Roman"/>
+          <w:color w:val="000000"/>
+          <w:sz w:val="24"/>
+          <w:szCs w:val="24"/>
+        </w:rPr>
+        <w:t xml:space="preserve"> d’une </w:t>
+      </w:r>
+      <w:proofErr w:type="spellStart"/>
+      <w:r>
+        <w:rPr>
+          <w:rFonts w:ascii="Times New Roman" w:hAnsi="Times New Roman" w:cs="Times New Roman"/>
+          <w:color w:val="000000"/>
+          <w:sz w:val="24"/>
+          <w:szCs w:val="24"/>
+        </w:rPr>
+        <w:t>applicaiton</w:t>
+      </w:r>
+      <w:proofErr w:type="spellEnd"/>
+      <w:r>
+        <w:rPr>
+          <w:rFonts w:ascii="Times New Roman" w:hAnsi="Times New Roman" w:cs="Times New Roman"/>
+          <w:color w:val="000000"/>
+          <w:sz w:val="24"/>
+          <w:szCs w:val="24"/>
+        </w:rPr>
+        <w:t xml:space="preserve"> GPI </w:t>
+      </w:r>
+      <w:proofErr w:type="spellStart"/>
+      <w:r>
+        <w:rPr>
+          <w:rFonts w:ascii="Times New Roman" w:hAnsi="Times New Roman" w:cs="Times New Roman"/>
+          <w:color w:val="000000"/>
+          <w:sz w:val="24"/>
+          <w:szCs w:val="24"/>
+        </w:rPr>
+        <w:t>jusq’a</w:t>
+      </w:r>
+      <w:proofErr w:type="spellEnd"/>
+      <w:r>
+        <w:rPr>
+          <w:rFonts w:ascii="Times New Roman" w:hAnsi="Times New Roman" w:cs="Times New Roman"/>
+          <w:color w:val="000000"/>
+          <w:sz w:val="24"/>
+          <w:szCs w:val="24"/>
+        </w:rPr>
+        <w:t xml:space="preserve"> la </w:t>
+      </w:r>
+      <w:proofErr w:type="spellStart"/>
+      <w:r>
+        <w:rPr>
+          <w:rFonts w:ascii="Times New Roman" w:hAnsi="Times New Roman" w:cs="Times New Roman"/>
+          <w:color w:val="000000"/>
+          <w:sz w:val="24"/>
+          <w:szCs w:val="24"/>
+        </w:rPr>
+        <w:t>deploiment</w:t>
+      </w:r>
+      <w:proofErr w:type="spellEnd"/>
+      <w:r>
+        <w:rPr>
+          <w:rFonts w:ascii="Times New Roman" w:hAnsi="Times New Roman" w:cs="Times New Roman"/>
+          <w:color w:val="000000"/>
+          <w:sz w:val="24"/>
+          <w:szCs w:val="24"/>
+        </w:rPr>
+        <w:t xml:space="preserve"> dans le serveur avec le principe </w:t>
+      </w:r>
+      <w:proofErr w:type="spellStart"/>
+      <w:r>
+        <w:rPr>
+          <w:rFonts w:ascii="Times New Roman" w:hAnsi="Times New Roman" w:cs="Times New Roman"/>
+          <w:color w:val="000000"/>
+          <w:sz w:val="24"/>
+          <w:szCs w:val="24"/>
+        </w:rPr>
+        <w:t>devops</w:t>
+      </w:r>
+      <w:proofErr w:type="spellEnd"/>
     </w:p>
     <w:p>
       <w:pPr>
@@ -2012,13 +2181,41 @@
         </w:rPr>
         <w:t xml:space="preserve">Objectif : </w:t>
       </w:r>
+      <w:proofErr w:type="spellStart"/>
       <w:r>
         <w:rPr>
           <w:rFonts w:ascii="Times New Roman" w:hAnsi="Times New Roman" w:cs="Times New Roman"/>
           <w:sz w:val="24"/>
           <w:szCs w:val="24"/>
         </w:rPr>
-        <w:t xml:space="preserve">Assuerer la surveillance de tous les serveurs pour suivre la disponibilite </w:t>
+        <w:t>Assuerer</w:t>
+      </w:r>
+      <w:proofErr w:type="spellEnd"/>
+      <w:r>
+        <w:rPr>
+          <w:rFonts w:ascii="Times New Roman" w:hAnsi="Times New Roman" w:cs="Times New Roman"/>
+          <w:sz w:val="24"/>
+          <w:szCs w:val="24"/>
+        </w:rPr>
+        <w:t xml:space="preserve"> la surveillance de tous les serveurs pour suivre la </w:t>
+      </w:r>
+      <w:proofErr w:type="spellStart"/>
+      <w:r>
+        <w:rPr>
+          <w:rFonts w:ascii="Times New Roman" w:hAnsi="Times New Roman" w:cs="Times New Roman"/>
+          <w:sz w:val="24"/>
+          <w:szCs w:val="24"/>
+        </w:rPr>
+        <w:t>disponibilite</w:t>
+      </w:r>
+      <w:proofErr w:type="spellEnd"/>
+      <w:r>
+        <w:rPr>
+          <w:rFonts w:ascii="Times New Roman" w:hAnsi="Times New Roman" w:cs="Times New Roman"/>
+          <w:sz w:val="24"/>
+          <w:szCs w:val="24"/>
+        </w:rPr>
+        <w:t xml:space="preserve"> </w:t>
       </w:r>
     </w:p>
     <w:p>
@@ -2053,24 +2250,80 @@
           <w:sz w:val="24"/>
           <w:szCs w:val="24"/>
         </w:rPr>
-        <w:t>Outils : Grafana</w:t>
-      </w:r>
+        <w:t xml:space="preserve">Outils : </w:t>
+      </w:r>
+      <w:proofErr w:type="spellStart"/>
       <w:r>
         <w:rPr>
           <w:rFonts w:ascii="Times New Roman" w:eastAsia="Times New Roman" w:hAnsi="Times New Roman" w:cs="Times New Roman"/>
           <w:sz w:val="24"/>
           <w:szCs w:val="24"/>
         </w:rPr>
-        <w:t>, prometheus,</w:t>
-      </w:r>
+        <w:t>Grafana</w:t>
+      </w:r>
+      <w:proofErr w:type="spellEnd"/>
       <w:r>
         <w:rPr>
           <w:rFonts w:ascii="Times New Roman" w:eastAsia="Times New Roman" w:hAnsi="Times New Roman" w:cs="Times New Roman"/>
           <w:sz w:val="24"/>
           <w:szCs w:val="24"/>
         </w:rPr>
-        <w:t xml:space="preserve"> promtail et loki</w:t>
-      </w:r>
+        <w:t xml:space="preserve">, </w:t>
+      </w:r>
+      <w:proofErr w:type="spellStart"/>
+      <w:r>
+        <w:rPr>
+          <w:rFonts w:ascii="Times New Roman" w:eastAsia="Times New Roman" w:hAnsi="Times New Roman" w:cs="Times New Roman"/>
+          <w:sz w:val="24"/>
+          <w:szCs w:val="24"/>
+        </w:rPr>
+        <w:t>prometheus</w:t>
+      </w:r>
+      <w:proofErr w:type="spellEnd"/>
+      <w:r>
+        <w:rPr>
+          <w:rFonts w:ascii="Times New Roman" w:eastAsia="Times New Roman" w:hAnsi="Times New Roman" w:cs="Times New Roman"/>
+          <w:sz w:val="24"/>
+          <w:szCs w:val="24"/>
+        </w:rPr>
+        <w:t>,</w:t>
+      </w:r>
+      <w:r>
+        <w:rPr>
+          <w:rFonts w:ascii="Times New Roman" w:eastAsia="Times New Roman" w:hAnsi="Times New Roman" w:cs="Times New Roman"/>
+          <w:sz w:val="24"/>
+          <w:szCs w:val="24"/>
+        </w:rPr>
+        <w:t xml:space="preserve"> </w:t>
+      </w:r>
+      <w:proofErr w:type="spellStart"/>
+      <w:r>
+        <w:rPr>
+          <w:rFonts w:ascii="Times New Roman" w:eastAsia="Times New Roman" w:hAnsi="Times New Roman" w:cs="Times New Roman"/>
+          <w:sz w:val="24"/>
+          <w:szCs w:val="24"/>
+        </w:rPr>
+        <w:t>promtail</w:t>
+      </w:r>
+      <w:proofErr w:type="spellEnd"/>
+      <w:r>
+        <w:rPr>
+          <w:rFonts w:ascii="Times New Roman" w:eastAsia="Times New Roman" w:hAnsi="Times New Roman" w:cs="Times New Roman"/>
+          <w:sz w:val="24"/>
+          <w:szCs w:val="24"/>
+        </w:rPr>
+        <w:t xml:space="preserve"> et </w:t>
+      </w:r>
+      <w:proofErr w:type="spellStart"/>
+      <w:r>
+        <w:rPr>
+          <w:rFonts w:ascii="Times New Roman" w:eastAsia="Times New Roman" w:hAnsi="Times New Roman" w:cs="Times New Roman"/>
+          <w:sz w:val="24"/>
+          <w:szCs w:val="24"/>
+        </w:rPr>
+        <w:t>loki</w:t>
+      </w:r>
+      <w:proofErr w:type="spellEnd"/>
     </w:p>
     <w:p>
       <w:pPr>
@@ -2246,13 +2499,41 @@
         </w:rPr>
         <w:t xml:space="preserve">Objectif : </w:t>
       </w:r>
+      <w:proofErr w:type="spellStart"/>
       <w:r>
         <w:rPr>
           <w:rFonts w:ascii="Times New Roman" w:hAnsi="Times New Roman" w:cs="Times New Roman"/>
           <w:sz w:val="24"/>
           <w:szCs w:val="24"/>
         </w:rPr>
-        <w:t xml:space="preserve">Assuerer la surveillance de tous les serveurs pour suivre la disponibilite </w:t>
+        <w:t>Assuerer</w:t>
+      </w:r>
+      <w:proofErr w:type="spellEnd"/>
+      <w:r>
+        <w:rPr>
+          <w:rFonts w:ascii="Times New Roman" w:hAnsi="Times New Roman" w:cs="Times New Roman"/>
+          <w:sz w:val="24"/>
+          <w:szCs w:val="24"/>
+        </w:rPr>
+        <w:t xml:space="preserve"> la surveillance de tous les serveurs pour suivre la </w:t>
+      </w:r>
+      <w:proofErr w:type="spellStart"/>
+      <w:r>
+        <w:rPr>
+          <w:rFonts w:ascii="Times New Roman" w:hAnsi="Times New Roman" w:cs="Times New Roman"/>
+          <w:sz w:val="24"/>
+          <w:szCs w:val="24"/>
+        </w:rPr>
+        <w:t>disponibilite</w:t>
+      </w:r>
+      <w:proofErr w:type="spellEnd"/>
+      <w:r>
+        <w:rPr>
+          <w:rFonts w:ascii="Times New Roman" w:hAnsi="Times New Roman" w:cs="Times New Roman"/>
+          <w:sz w:val="24"/>
+          <w:szCs w:val="24"/>
+        </w:rPr>
+        <w:t xml:space="preserve"> </w:t>
       </w:r>
     </w:p>
     <w:p>
@@ -2287,8 +2568,82 @@
           <w:sz w:val="24"/>
           <w:szCs w:val="24"/>
         </w:rPr>
-        <w:t>Outils : Grafana, prometheus , promtail et loki</w:t>
-      </w:r>
+        <w:t xml:space="preserve">Outils : </w:t>
+      </w:r>
+      <w:proofErr w:type="spellStart"/>
+      <w:r>
+        <w:rPr>
+          <w:rFonts w:ascii="Times New Roman" w:eastAsia="Times New Roman" w:hAnsi="Times New Roman" w:cs="Times New Roman"/>
+          <w:sz w:val="24"/>
+          <w:szCs w:val="24"/>
+        </w:rPr>
+        <w:t>Grafana</w:t>
+      </w:r>
+      <w:proofErr w:type="spellEnd"/>
+      <w:r>
+        <w:rPr>
+          <w:rFonts w:ascii="Times New Roman" w:eastAsia="Times New Roman" w:hAnsi="Times New Roman" w:cs="Times New Roman"/>
+          <w:sz w:val="24"/>
+          <w:szCs w:val="24"/>
+        </w:rPr>
+        <w:t xml:space="preserve">, </w:t>
+      </w:r>
+      <w:proofErr w:type="spellStart"/>
+      <w:proofErr w:type="gramStart"/>
+      <w:r>
+        <w:rPr>
+          <w:rFonts w:ascii="Times New Roman" w:eastAsia="Times New Roman" w:hAnsi="Times New Roman" w:cs="Times New Roman"/>
+          <w:sz w:val="24"/>
+          <w:szCs w:val="24"/>
+        </w:rPr>
+        <w:t>prometheus</w:t>
+      </w:r>
+      <w:proofErr w:type="spellEnd"/>
+      <w:r>
+        <w:rPr>
+          <w:rFonts w:ascii="Times New Roman" w:eastAsia="Times New Roman" w:hAnsi="Times New Roman" w:cs="Times New Roman"/>
+          <w:sz w:val="24"/>
+          <w:szCs w:val="24"/>
+        </w:rPr>
+        <w:t xml:space="preserve"> ,</w:t>
+      </w:r>
+      <w:proofErr w:type="gramEnd"/>
+      <w:r>
+        <w:rPr>
+          <w:rFonts w:ascii="Times New Roman" w:eastAsia="Times New Roman" w:hAnsi="Times New Roman" w:cs="Times New Roman"/>
+          <w:sz w:val="24"/>
+          <w:szCs w:val="24"/>
+        </w:rPr>
+        <w:t xml:space="preserve"> </w:t>
+      </w:r>
+      <w:proofErr w:type="spellStart"/>
+      <w:r>
+        <w:rPr>
+          <w:rFonts w:ascii="Times New Roman" w:eastAsia="Times New Roman" w:hAnsi="Times New Roman" w:cs="Times New Roman"/>
+          <w:sz w:val="24"/>
+          <w:szCs w:val="24"/>
+        </w:rPr>
+        <w:t>promtail</w:t>
+      </w:r>
+      <w:proofErr w:type="spellEnd"/>
+      <w:r>
+        <w:rPr>
+          <w:rFonts w:ascii="Times New Roman" w:eastAsia="Times New Roman" w:hAnsi="Times New Roman" w:cs="Times New Roman"/>
+          <w:sz w:val="24"/>
+          <w:szCs w:val="24"/>
+        </w:rPr>
+        <w:t xml:space="preserve"> et </w:t>
+      </w:r>
+      <w:proofErr w:type="spellStart"/>
+      <w:r>
+        <w:rPr>
+          <w:rFonts w:ascii="Times New Roman" w:eastAsia="Times New Roman" w:hAnsi="Times New Roman" w:cs="Times New Roman"/>
+          <w:sz w:val="24"/>
+          <w:szCs w:val="24"/>
+        </w:rPr>
+        <w:t>loki</w:t>
+      </w:r>
+      <w:proofErr w:type="spellEnd"/>
     </w:p>
     <w:p>
       <w:pPr>
@@ -2424,7 +2779,27 @@
           <w:sz w:val="24"/>
           <w:szCs w:val="24"/>
         </w:rPr>
-        <w:t xml:space="preserve"> sous Odoo ERP </w:t>
+        <w:t xml:space="preserve"> sous </w:t>
+      </w:r>
+      <w:proofErr w:type="spellStart"/>
+      <w:r>
+        <w:rPr>
+          <w:rFonts w:ascii="Times New Roman" w:hAnsi="Times New Roman" w:cs="Times New Roman"/>
+          <w:color w:val="000000"/>
+          <w:sz w:val="24"/>
+          <w:szCs w:val="24"/>
+        </w:rPr>
+        <w:t>Odoo</w:t>
+      </w:r>
+      <w:proofErr w:type="spellEnd"/>
+      <w:r>
+        <w:rPr>
+          <w:rFonts w:ascii="Times New Roman" w:hAnsi="Times New Roman" w:cs="Times New Roman"/>
+          <w:color w:val="000000"/>
+          <w:sz w:val="24"/>
+          <w:szCs w:val="24"/>
+        </w:rPr>
+        <w:t xml:space="preserve"> ERP </w:t>
       </w:r>
     </w:p>
     <w:p>
@@ -2495,7 +2870,25 @@
           <w:sz w:val="24"/>
           <w:szCs w:val="24"/>
         </w:rPr>
-        <w:t>Framework : Odoo ERP</w:t>
+        <w:t xml:space="preserve">Framework : </w:t>
+      </w:r>
+      <w:proofErr w:type="spellStart"/>
+      <w:r>
+        <w:rPr>
+          <w:rFonts w:ascii="Times New Roman" w:eastAsia="Times New Roman" w:hAnsi="Times New Roman" w:cs="Times New Roman"/>
+          <w:sz w:val="24"/>
+          <w:szCs w:val="24"/>
+        </w:rPr>
+        <w:t>Odoo</w:t>
+      </w:r>
+      <w:proofErr w:type="spellEnd"/>
+      <w:r>
+        <w:rPr>
+          <w:rFonts w:ascii="Times New Roman" w:eastAsia="Times New Roman" w:hAnsi="Times New Roman" w:cs="Times New Roman"/>
+          <w:sz w:val="24"/>
+          <w:szCs w:val="24"/>
+        </w:rPr>
+        <w:t xml:space="preserve"> ERP</w:t>
       </w:r>
     </w:p>
     <w:p>
@@ -2515,7 +2908,27 @@
           <w:sz w:val="24"/>
           <w:szCs w:val="24"/>
         </w:rPr>
-        <w:t xml:space="preserve">Aout – Novembre 2023 : Stage au sein de Contractus </w:t>
+        <w:t xml:space="preserve">Aout – Novembre 2023 : Stage au sein de </w:t>
+      </w:r>
+      <w:proofErr w:type="spellStart"/>
+      <w:r>
+        <w:rPr>
+          <w:rFonts w:ascii="Times New Roman" w:eastAsia="Times New Roman" w:hAnsi="Times New Roman" w:cs="Times New Roman"/>
+          <w:b/>
+          <w:sz w:val="24"/>
+          <w:szCs w:val="24"/>
+        </w:rPr>
+        <w:t>Contractus</w:t>
+      </w:r>
+      <w:proofErr w:type="spellEnd"/>
+      <w:r>
+        <w:rPr>
+          <w:rFonts w:ascii="Times New Roman" w:eastAsia="Times New Roman" w:hAnsi="Times New Roman" w:cs="Times New Roman"/>
+          <w:b/>
+          <w:sz w:val="24"/>
+          <w:szCs w:val="24"/>
+        </w:rPr>
+        <w:t xml:space="preserve"> </w:t>
       </w:r>
     </w:p>
     <w:p>
@@ -2637,8 +3050,72 @@
           <w:sz w:val="24"/>
           <w:szCs w:val="24"/>
         </w:rPr>
-        <w:t>Framework : Laravel, Livewire, AlpineJs, Bootstrap</w:t>
-      </w:r>
+        <w:t xml:space="preserve">Framework : </w:t>
+      </w:r>
+      <w:proofErr w:type="spellStart"/>
+      <w:r>
+        <w:rPr>
+          <w:rFonts w:ascii="Times New Roman" w:eastAsia="Times New Roman" w:hAnsi="Times New Roman" w:cs="Times New Roman"/>
+          <w:sz w:val="24"/>
+          <w:szCs w:val="24"/>
+        </w:rPr>
+        <w:t>Laravel</w:t>
+      </w:r>
+      <w:proofErr w:type="spellEnd"/>
+      <w:r>
+        <w:rPr>
+          <w:rFonts w:ascii="Times New Roman" w:eastAsia="Times New Roman" w:hAnsi="Times New Roman" w:cs="Times New Roman"/>
+          <w:sz w:val="24"/>
+          <w:szCs w:val="24"/>
+        </w:rPr>
+        <w:t xml:space="preserve">, </w:t>
+      </w:r>
+      <w:proofErr w:type="spellStart"/>
+      <w:r>
+        <w:rPr>
+          <w:rFonts w:ascii="Times New Roman" w:eastAsia="Times New Roman" w:hAnsi="Times New Roman" w:cs="Times New Roman"/>
+          <w:sz w:val="24"/>
+          <w:szCs w:val="24"/>
+        </w:rPr>
+        <w:t>Livewire</w:t>
+      </w:r>
+      <w:proofErr w:type="spellEnd"/>
+      <w:r>
+        <w:rPr>
+          <w:rFonts w:ascii="Times New Roman" w:eastAsia="Times New Roman" w:hAnsi="Times New Roman" w:cs="Times New Roman"/>
+          <w:sz w:val="24"/>
+          <w:szCs w:val="24"/>
+        </w:rPr>
+        <w:t xml:space="preserve">, </w:t>
+      </w:r>
+      <w:proofErr w:type="spellStart"/>
+      <w:r>
+        <w:rPr>
+          <w:rFonts w:ascii="Times New Roman" w:eastAsia="Times New Roman" w:hAnsi="Times New Roman" w:cs="Times New Roman"/>
+          <w:sz w:val="24"/>
+          <w:szCs w:val="24"/>
+        </w:rPr>
+        <w:t>AlpineJs</w:t>
+      </w:r>
+      <w:proofErr w:type="spellEnd"/>
+      <w:r>
+        <w:rPr>
+          <w:rFonts w:ascii="Times New Roman" w:eastAsia="Times New Roman" w:hAnsi="Times New Roman" w:cs="Times New Roman"/>
+          <w:sz w:val="24"/>
+          <w:szCs w:val="24"/>
+        </w:rPr>
+        <w:t xml:space="preserve">, </w:t>
+      </w:r>
+      <w:proofErr w:type="spellStart"/>
+      <w:r>
+        <w:rPr>
+          <w:rFonts w:ascii="Times New Roman" w:eastAsia="Times New Roman" w:hAnsi="Times New Roman" w:cs="Times New Roman"/>
+          <w:sz w:val="24"/>
+          <w:szCs w:val="24"/>
+        </w:rPr>
+        <w:t>Bootstrap</w:t>
+      </w:r>
+      <w:proofErr w:type="spellEnd"/>
     </w:p>
     <w:p>
       <w:pPr>
@@ -2696,6 +3173,8 @@
           <w:lang w:val="en-US"/>
         </w:rPr>
       </w:pPr>
+      <w:proofErr w:type="spellStart"/>
+      <w:proofErr w:type="gramStart"/>
       <w:r>
         <w:rPr>
           <w:rFonts w:ascii="Times New Roman" w:eastAsia="Times New Roman" w:hAnsi="Times New Roman" w:cs="Times New Roman"/>
@@ -2704,16 +3183,48 @@
           <w:szCs w:val="24"/>
           <w:lang w:val="en-US"/>
         </w:rPr>
-        <w:t>Réseaux :</w:t>
-      </w:r>
+        <w:t>Réseaux</w:t>
+      </w:r>
+      <w:proofErr w:type="spellEnd"/>
       <w:r>
         <w:rPr>
           <w:rFonts w:ascii="Times New Roman" w:eastAsia="Times New Roman" w:hAnsi="Times New Roman" w:cs="Times New Roman"/>
+          <w:b/>
           <w:sz w:val="24"/>
           <w:szCs w:val="24"/>
           <w:lang w:val="en-US"/>
         </w:rPr>
-        <w:t xml:space="preserve"> LAN, WLAN, VLAN, TCP/IP, Firewall (pfsense)</w:t>
+        <w:t xml:space="preserve"> :</w:t>
+      </w:r>
+      <w:proofErr w:type="gramEnd"/>
+      <w:r>
+        <w:rPr>
+          <w:rFonts w:ascii="Times New Roman" w:eastAsia="Times New Roman" w:hAnsi="Times New Roman" w:cs="Times New Roman"/>
+          <w:sz w:val="24"/>
+          <w:szCs w:val="24"/>
+          <w:lang w:val="en-US"/>
+        </w:rPr>
+        <w:t xml:space="preserve"> LAN, WLAN, VLAN, TCP/IP, Firewall (</w:t>
+      </w:r>
+      <w:proofErr w:type="spellStart"/>
+      <w:r>
+        <w:rPr>
+          <w:rFonts w:ascii="Times New Roman" w:eastAsia="Times New Roman" w:hAnsi="Times New Roman" w:cs="Times New Roman"/>
+          <w:sz w:val="24"/>
+          <w:szCs w:val="24"/>
+          <w:lang w:val="en-US"/>
+        </w:rPr>
+        <w:t>pfsense</w:t>
+      </w:r>
+      <w:proofErr w:type="spellEnd"/>
+      <w:r>
+        <w:rPr>
+          <w:rFonts w:ascii="Times New Roman" w:eastAsia="Times New Roman" w:hAnsi="Times New Roman" w:cs="Times New Roman"/>
+          <w:sz w:val="24"/>
+          <w:szCs w:val="24"/>
+          <w:lang w:val="en-US"/>
+        </w:rPr>
+        <w:t>)</w:t>
       </w:r>
     </w:p>
     <w:p>
@@ -2753,7 +3264,27 @@
           <w:szCs w:val="24"/>
           <w:lang w:val="en-US"/>
         </w:rPr>
-        <w:t xml:space="preserve"> GNS3, VirtualBox, VMware Workstation</w:t>
+        <w:t xml:space="preserve"> GNS3, </w:t>
+      </w:r>
+      <w:proofErr w:type="spellStart"/>
+      <w:r>
+        <w:rPr>
+          <w:rFonts w:ascii="Times New Roman" w:eastAsia="Times New Roman" w:hAnsi="Times New Roman" w:cs="Times New Roman"/>
+          <w:sz w:val="24"/>
+          <w:szCs w:val="24"/>
+          <w:lang w:val="en-US"/>
+        </w:rPr>
+        <w:t>VirtualBox</w:t>
+      </w:r>
+      <w:proofErr w:type="spellEnd"/>
+      <w:r>
+        <w:rPr>
+          <w:rFonts w:ascii="Times New Roman" w:eastAsia="Times New Roman" w:hAnsi="Times New Roman" w:cs="Times New Roman"/>
+          <w:sz w:val="24"/>
+          <w:szCs w:val="24"/>
+          <w:lang w:val="en-US"/>
+        </w:rPr>
+        <w:t>, VMware Workstation</w:t>
       </w:r>
       <w:r>
         <w:rPr>
@@ -2938,8 +3469,9 @@
           <w:sz w:val="24"/>
           <w:szCs w:val="24"/>
         </w:rPr>
-        <w:t xml:space="preserve"> Odoo ERP, Laravel, VueJS,</w:t>
-      </w:r>
+        <w:t xml:space="preserve"> </w:t>
+      </w:r>
+      <w:proofErr w:type="spellStart"/>
       <w:r>
         <w:rPr>
           <w:rFonts w:ascii="Times New Roman" w:hAnsi="Times New Roman" w:cs="Times New Roman"/>
@@ -2947,8 +3479,9 @@
           <w:sz w:val="24"/>
           <w:szCs w:val="24"/>
         </w:rPr>
-        <w:t xml:space="preserve"> </w:t>
-      </w:r>
+        <w:t>Odoo</w:t>
+      </w:r>
+      <w:proofErr w:type="spellEnd"/>
       <w:r>
         <w:rPr>
           <w:rFonts w:ascii="Times New Roman" w:hAnsi="Times New Roman" w:cs="Times New Roman"/>
@@ -2956,8 +3489,9 @@
           <w:sz w:val="24"/>
           <w:szCs w:val="24"/>
         </w:rPr>
-        <w:t>Vueti</w:t>
-      </w:r>
+        <w:t xml:space="preserve"> ERP, </w:t>
+      </w:r>
+      <w:proofErr w:type="spellStart"/>
       <w:r>
         <w:rPr>
           <w:rFonts w:ascii="Times New Roman" w:hAnsi="Times New Roman" w:cs="Times New Roman"/>
@@ -2965,8 +3499,9 @@
           <w:sz w:val="24"/>
           <w:szCs w:val="24"/>
         </w:rPr>
-        <w:t>fy,</w:t>
-      </w:r>
+        <w:t>Laravel</w:t>
+      </w:r>
+      <w:proofErr w:type="spellEnd"/>
       <w:r>
         <w:rPr>
           <w:rFonts w:ascii="Times New Roman" w:hAnsi="Times New Roman" w:cs="Times New Roman"/>
@@ -2974,29 +3509,19 @@
           <w:sz w:val="24"/>
           <w:szCs w:val="24"/>
         </w:rPr>
-        <w:t xml:space="preserve"> Tailwind CSS, Bootstrap, AlpineJS, Livewire</w:t>
-      </w:r>
-    </w:p>
-    <w:p>
-      <w:pPr>
-        <w:jc w:val="both"/>
+        <w:t xml:space="preserve">, </w:t>
+      </w:r>
+      <w:proofErr w:type="spellStart"/>
+      <w:r>
         <w:rPr>
           <w:rFonts w:ascii="Times New Roman" w:hAnsi="Times New Roman" w:cs="Times New Roman"/>
           <w:color w:val="000000"/>
           <w:sz w:val="24"/>
           <w:szCs w:val="24"/>
         </w:rPr>
-      </w:pPr>
-      <w:r>
-        <w:rPr>
-          <w:rFonts w:ascii="Times New Roman" w:eastAsia="Times New Roman" w:hAnsi="Times New Roman" w:cs="Times New Roman"/>
-          <w:b/>
-          <w:color w:val="000000"/>
-          <w:sz w:val="24"/>
-          <w:szCs w:val="24"/>
-        </w:rPr>
-        <w:t>Base de données :</w:t>
-      </w:r>
+        <w:t>VueJS</w:t>
+      </w:r>
+      <w:proofErr w:type="spellEnd"/>
       <w:r>
         <w:rPr>
           <w:rFonts w:ascii="Times New Roman" w:hAnsi="Times New Roman" w:cs="Times New Roman"/>
@@ -3004,8 +3529,167 @@
           <w:sz w:val="24"/>
           <w:szCs w:val="24"/>
         </w:rPr>
-        <w:t xml:space="preserve"> MYSQL, PostgreSQL, SQLite</w:t>
-      </w:r>
+        <w:t>,</w:t>
+      </w:r>
+      <w:r>
+        <w:rPr>
+          <w:rFonts w:ascii="Times New Roman" w:hAnsi="Times New Roman" w:cs="Times New Roman"/>
+          <w:color w:val="000000"/>
+          <w:sz w:val="24"/>
+          <w:szCs w:val="24"/>
+        </w:rPr>
+        <w:t xml:space="preserve"> </w:t>
+      </w:r>
+      <w:proofErr w:type="spellStart"/>
+      <w:r>
+        <w:rPr>
+          <w:rFonts w:ascii="Times New Roman" w:hAnsi="Times New Roman" w:cs="Times New Roman"/>
+          <w:color w:val="000000"/>
+          <w:sz w:val="24"/>
+          <w:szCs w:val="24"/>
+        </w:rPr>
+        <w:t>Vueti</w:t>
+      </w:r>
+      <w:r>
+        <w:rPr>
+          <w:rFonts w:ascii="Times New Roman" w:hAnsi="Times New Roman" w:cs="Times New Roman"/>
+          <w:color w:val="000000"/>
+          <w:sz w:val="24"/>
+          <w:szCs w:val="24"/>
+        </w:rPr>
+        <w:t>fy</w:t>
+      </w:r>
+      <w:proofErr w:type="spellEnd"/>
+      <w:r>
+        <w:rPr>
+          <w:rFonts w:ascii="Times New Roman" w:hAnsi="Times New Roman" w:cs="Times New Roman"/>
+          <w:color w:val="000000"/>
+          <w:sz w:val="24"/>
+          <w:szCs w:val="24"/>
+        </w:rPr>
+        <w:t>,</w:t>
+      </w:r>
+      <w:r>
+        <w:rPr>
+          <w:rFonts w:ascii="Times New Roman" w:hAnsi="Times New Roman" w:cs="Times New Roman"/>
+          <w:color w:val="000000"/>
+          <w:sz w:val="24"/>
+          <w:szCs w:val="24"/>
+        </w:rPr>
+        <w:t xml:space="preserve"> </w:t>
+      </w:r>
+      <w:proofErr w:type="spellStart"/>
+      <w:r>
+        <w:rPr>
+          <w:rFonts w:ascii="Times New Roman" w:hAnsi="Times New Roman" w:cs="Times New Roman"/>
+          <w:color w:val="000000"/>
+          <w:sz w:val="24"/>
+          <w:szCs w:val="24"/>
+        </w:rPr>
+        <w:t>Tailwind</w:t>
+      </w:r>
+      <w:proofErr w:type="spellEnd"/>
+      <w:r>
+        <w:rPr>
+          <w:rFonts w:ascii="Times New Roman" w:hAnsi="Times New Roman" w:cs="Times New Roman"/>
+          <w:color w:val="000000"/>
+          <w:sz w:val="24"/>
+          <w:szCs w:val="24"/>
+        </w:rPr>
+        <w:t xml:space="preserve"> CSS, </w:t>
+      </w:r>
+      <w:proofErr w:type="spellStart"/>
+      <w:r>
+        <w:rPr>
+          <w:rFonts w:ascii="Times New Roman" w:hAnsi="Times New Roman" w:cs="Times New Roman"/>
+          <w:color w:val="000000"/>
+          <w:sz w:val="24"/>
+          <w:szCs w:val="24"/>
+        </w:rPr>
+        <w:t>Bootstrap</w:t>
+      </w:r>
+      <w:proofErr w:type="spellEnd"/>
+      <w:r>
+        <w:rPr>
+          <w:rFonts w:ascii="Times New Roman" w:hAnsi="Times New Roman" w:cs="Times New Roman"/>
+          <w:color w:val="000000"/>
+          <w:sz w:val="24"/>
+          <w:szCs w:val="24"/>
+        </w:rPr>
+        <w:t xml:space="preserve">, </w:t>
+      </w:r>
+      <w:proofErr w:type="spellStart"/>
+      <w:r>
+        <w:rPr>
+          <w:rFonts w:ascii="Times New Roman" w:hAnsi="Times New Roman" w:cs="Times New Roman"/>
+          <w:color w:val="000000"/>
+          <w:sz w:val="24"/>
+          <w:szCs w:val="24"/>
+        </w:rPr>
+        <w:t>AlpineJS</w:t>
+      </w:r>
+      <w:proofErr w:type="spellEnd"/>
+      <w:r>
+        <w:rPr>
+          <w:rFonts w:ascii="Times New Roman" w:hAnsi="Times New Roman" w:cs="Times New Roman"/>
+          <w:color w:val="000000"/>
+          <w:sz w:val="24"/>
+          <w:szCs w:val="24"/>
+        </w:rPr>
+        <w:t xml:space="preserve">, </w:t>
+      </w:r>
+      <w:proofErr w:type="spellStart"/>
+      <w:r>
+        <w:rPr>
+          <w:rFonts w:ascii="Times New Roman" w:hAnsi="Times New Roman" w:cs="Times New Roman"/>
+          <w:color w:val="000000"/>
+          <w:sz w:val="24"/>
+          <w:szCs w:val="24"/>
+        </w:rPr>
+        <w:t>Livewire</w:t>
+      </w:r>
+      <w:proofErr w:type="spellEnd"/>
+    </w:p>
+    <w:p>
+      <w:pPr>
+        <w:jc w:val="both"/>
+        <w:rPr>
+          <w:rFonts w:ascii="Times New Roman" w:hAnsi="Times New Roman" w:cs="Times New Roman"/>
+          <w:color w:val="000000"/>
+          <w:sz w:val="24"/>
+          <w:szCs w:val="24"/>
+        </w:rPr>
+      </w:pPr>
+      <w:r>
+        <w:rPr>
+          <w:rFonts w:ascii="Times New Roman" w:eastAsia="Times New Roman" w:hAnsi="Times New Roman" w:cs="Times New Roman"/>
+          <w:b/>
+          <w:color w:val="000000"/>
+          <w:sz w:val="24"/>
+          <w:szCs w:val="24"/>
+        </w:rPr>
+        <w:t>Base de données :</w:t>
+      </w:r>
+      <w:r>
+        <w:rPr>
+          <w:rFonts w:ascii="Times New Roman" w:hAnsi="Times New Roman" w:cs="Times New Roman"/>
+          <w:color w:val="000000"/>
+          <w:sz w:val="24"/>
+          <w:szCs w:val="24"/>
+        </w:rPr>
+        <w:t xml:space="preserve"> MYSQL, PostgreSQL, </w:t>
+      </w:r>
+      <w:proofErr w:type="spellStart"/>
+      <w:r>
+        <w:rPr>
+          <w:rFonts w:ascii="Times New Roman" w:hAnsi="Times New Roman" w:cs="Times New Roman"/>
+          <w:color w:val="000000"/>
+          <w:sz w:val="24"/>
+          <w:szCs w:val="24"/>
+        </w:rPr>
+        <w:t>SQLite</w:t>
+      </w:r>
+      <w:proofErr w:type="spellEnd"/>
       <w:r>
         <w:rPr>
           <w:rFonts w:ascii="Times New Roman" w:hAnsi="Times New Roman" w:cs="Times New Roman"/>
@@ -3881,11 +4565,33 @@
           <w:sz w:val="24"/>
           <w:szCs w:val="24"/>
         </w:rPr>
-        <w:t>RAKOTOARIMANANA Rijavola Nicolas</w:t>
-      </w:r>
+        <w:t xml:space="preserve">RAKOTOARIMANANA </w:t>
+      </w:r>
+      <w:proofErr w:type="spellStart"/>
       <w:r>
         <w:rPr>
           <w:rFonts w:ascii="Times New Roman" w:hAnsi="Times New Roman" w:cs="Times New Roman"/>
+          <w:b/>
+          <w:bCs/>
+          <w:sz w:val="24"/>
+          <w:szCs w:val="24"/>
+        </w:rPr>
+        <w:t>Rijavola</w:t>
+      </w:r>
+      <w:proofErr w:type="spellEnd"/>
+      <w:r>
+        <w:rPr>
+          <w:rFonts w:ascii="Times New Roman" w:hAnsi="Times New Roman" w:cs="Times New Roman"/>
+          <w:b/>
+          <w:bCs/>
+          <w:sz w:val="24"/>
+          <w:szCs w:val="24"/>
+        </w:rPr>
+        <w:t xml:space="preserve"> Nicolas</w:t>
+      </w:r>
+      <w:r>
+        <w:rPr>
+          <w:rFonts w:ascii="Times New Roman" w:hAnsi="Times New Roman" w:cs="Times New Roman"/>
           <w:sz w:val="24"/>
           <w:szCs w:val="24"/>
         </w:rPr>
@@ -3914,7 +4620,27 @@
           <w:sz w:val="24"/>
           <w:szCs w:val="24"/>
         </w:rPr>
-        <w:t xml:space="preserve">TAHINJANAHARY Ely Tantely </w:t>
+        <w:t xml:space="preserve">TAHINJANAHARY Ely </w:t>
+      </w:r>
+      <w:proofErr w:type="spellStart"/>
+      <w:r>
+        <w:rPr>
+          <w:rFonts w:ascii="Times New Roman" w:hAnsi="Times New Roman" w:cs="Times New Roman"/>
+          <w:b/>
+          <w:sz w:val="24"/>
+          <w:szCs w:val="24"/>
+        </w:rPr>
+        <w:t>Tantely</w:t>
+      </w:r>
+      <w:proofErr w:type="spellEnd"/>
+      <w:r>
+        <w:rPr>
+          <w:rFonts w:ascii="Times New Roman" w:hAnsi="Times New Roman" w:cs="Times New Roman"/>
+          <w:b/>
+          <w:sz w:val="24"/>
+          <w:szCs w:val="24"/>
+        </w:rPr>
+        <w:t xml:space="preserve"> </w:t>
       </w:r>
       <w:r>
         <w:rPr>
@@ -3956,8 +4682,20 @@
           <w:sz w:val="24"/>
           <w:szCs w:val="24"/>
         </w:rPr>
-        <w:t>RABETAFIKA Louis Haja</w:t>
-      </w:r>
+        <w:t xml:space="preserve">RABETAFIKA Louis </w:t>
+      </w:r>
+      <w:proofErr w:type="spellStart"/>
+      <w:r>
+        <w:rPr>
+          <w:rFonts w:ascii="Times New Roman" w:hAnsi="Times New Roman" w:cs="Times New Roman"/>
+          <w:b/>
+          <w:bCs/>
+          <w:sz w:val="24"/>
+          <w:szCs w:val="24"/>
+        </w:rPr>
+        <w:t>Haja</w:t>
+      </w:r>
+      <w:proofErr w:type="spellEnd"/>
       <w:r>
         <w:rPr>
           <w:rFonts w:ascii="Times New Roman" w:hAnsi="Times New Roman" w:cs="Times New Roman"/>
@@ -4014,8 +4752,20 @@
           <w:sz w:val="24"/>
           <w:szCs w:val="24"/>
         </w:rPr>
-        <w:t>GILANTE Gesazafy</w:t>
-      </w:r>
+        <w:t xml:space="preserve">GILANTE </w:t>
+      </w:r>
+      <w:proofErr w:type="spellStart"/>
+      <w:r>
+        <w:rPr>
+          <w:rFonts w:ascii="Times New Roman" w:hAnsi="Times New Roman" w:cs="Times New Roman"/>
+          <w:b/>
+          <w:bCs/>
+          <w:sz w:val="24"/>
+          <w:szCs w:val="24"/>
+        </w:rPr>
+        <w:t>Gesazafy</w:t>
+      </w:r>
+      <w:proofErr w:type="spellEnd"/>
       <w:r>
         <w:rPr>
           <w:rFonts w:ascii="Times New Roman" w:hAnsi="Times New Roman" w:cs="Times New Roman"/>
@@ -4342,6 +5092,7 @@
           <w:lang w:val="en-US"/>
         </w:rPr>
       </w:pPr>
+      <w:proofErr w:type="gramStart"/>
       <w:r>
         <w:rPr>
           <w:b/>
@@ -4363,6 +5114,7 @@
         </w:rPr>
         <w:t>:</w:t>
       </w:r>
+      <w:proofErr w:type="gramEnd"/>
       <w:r>
         <w:rPr>
           <w:lang w:val="en-US"/>
@@ -4391,6 +5143,7 @@
           <w:lang w:val="en-US"/>
         </w:rPr>
       </w:pPr>
+      <w:proofErr w:type="gramStart"/>
       <w:r>
         <w:rPr>
           <w:b/>
@@ -4412,6 +5165,7 @@
         </w:rPr>
         <w:t>:</w:t>
       </w:r>
+      <w:proofErr w:type="gramEnd"/>
       <w:r>
         <w:rPr>
           <w:lang w:val="en-US"/>
@@ -4557,6 +5311,7 @@
           <w:lang w:val="en-US"/>
         </w:rPr>
       </w:pPr>
+      <w:proofErr w:type="gramStart"/>
       <w:r>
         <w:rPr>
           <w:b/>
@@ -4571,6 +5326,7 @@
         </w:rPr>
         <w:t xml:space="preserve"> :</w:t>
       </w:r>
+      <w:proofErr w:type="gramEnd"/>
       <w:r>
         <w:rPr>
           <w:lang w:val="en-US"/>
@@ -4599,6 +5355,7 @@
           <w:lang w:val="en-US"/>
         </w:rPr>
       </w:pPr>
+      <w:proofErr w:type="gramStart"/>
       <w:r>
         <w:rPr>
           <w:b/>
@@ -4617,7 +5374,14 @@
         <w:rPr>
           <w:lang w:val="en-US"/>
         </w:rPr>
-        <w:t xml:space="preserve">: </w:t>
+        <w:t>:</w:t>
+      </w:r>
+      <w:proofErr w:type="gramEnd"/>
+      <w:r>
+        <w:rPr>
+          <w:lang w:val="en-US"/>
+        </w:rPr>
+        <w:t xml:space="preserve"> </w:t>
       </w:r>
       <w:r>
         <w:rPr>
@@ -4774,7 +5538,15 @@
       </w:r>
       <w:r>
         <w:tab/>
-        <w:t xml:space="preserve"> Diplôme Universitaire de Téchnicien.</w:t>
+        <w:t xml:space="preserve"> Diplôme Universitaire de </w:t>
+      </w:r>
+      <w:proofErr w:type="spellStart"/>
+      <w:r>
+        <w:t>Téchnicien</w:t>
+      </w:r>
+      <w:proofErr w:type="spellEnd"/>
+      <w:r>
+        <w:t>.</w:t>
       </w:r>
     </w:p>
     <w:p>
@@ -4909,7 +5681,21 @@
           <w:lang w:val="en-US"/>
         </w:rPr>
         <w:tab/>
-        <w:t xml:space="preserve"> HyperText Markup Language.</w:t>
+        <w:t xml:space="preserve"> </w:t>
+      </w:r>
+      <w:proofErr w:type="spellStart"/>
+      <w:r>
+        <w:rPr>
+          <w:lang w:val="en-US"/>
+        </w:rPr>
+        <w:t>HyperText</w:t>
+      </w:r>
+      <w:proofErr w:type="spellEnd"/>
+      <w:r>
+        <w:rPr>
+          <w:lang w:val="en-US"/>
+        </w:rPr>
+        <w:t xml:space="preserve"> Markup Language.</w:t>
       </w:r>
     </w:p>
     <w:p>
@@ -5149,7 +5935,23 @@
         <w:t xml:space="preserve"> </w:t>
       </w:r>
       <w:r>
-        <w:t>Object Relational Mapping.</w:t>
+        <w:t xml:space="preserve">Object </w:t>
+      </w:r>
+      <w:proofErr w:type="spellStart"/>
+      <w:r>
+        <w:t>Relational</w:t>
+      </w:r>
+      <w:proofErr w:type="spellEnd"/>
+      <w:r>
+        <w:t xml:space="preserve"> </w:t>
+      </w:r>
+      <w:proofErr w:type="spellStart"/>
+      <w:r>
+        <w:t>Mapping</w:t>
+      </w:r>
+      <w:proofErr w:type="spellEnd"/>
+      <w:r>
+        <w:t>.</w:t>
       </w:r>
     </w:p>
     <w:p>
@@ -5184,11 +5986,19 @@
         <w:tab/>
         <w:t xml:space="preserve"> </w:t>
       </w:r>
+      <w:proofErr w:type="spellStart"/>
       <w:r>
         <w:rPr>
           <w:lang w:val="en-US"/>
         </w:rPr>
-        <w:t>Odoo Web Library</w:t>
+        <w:t>Odoo</w:t>
+      </w:r>
+      <w:proofErr w:type="spellEnd"/>
+      <w:r>
+        <w:rPr>
+          <w:lang w:val="en-US"/>
+        </w:rPr>
+        <w:t xml:space="preserve"> Web Library</w:t>
       </w:r>
     </w:p>
     <w:p>
@@ -5287,8 +6097,13 @@
         <w:t xml:space="preserve"> </w:t>
       </w:r>
       <w:r>
-        <w:t>HyperText Preprocessor</w:t>
-      </w:r>
+        <w:t xml:space="preserve">HyperText </w:t>
+      </w:r>
+      <w:proofErr w:type="spellStart"/>
+      <w:r>
+        <w:t>Preprocessor</w:t>
+      </w:r>
+      <w:proofErr w:type="spellEnd"/>
     </w:p>
     <w:p>
       <w:pPr>
@@ -5505,8 +6320,16 @@
           <w:lang w:val="en-US"/>
         </w:rPr>
         <w:tab/>
-        <w:t xml:space="preserve"> Resources Humaine</w:t>
-      </w:r>
+        <w:t xml:space="preserve"> Resources </w:t>
+      </w:r>
+      <w:proofErr w:type="spellStart"/>
+      <w:r>
+        <w:rPr>
+          <w:lang w:val="en-US"/>
+        </w:rPr>
+        <w:t>Humaine</w:t>
+      </w:r>
+      <w:proofErr w:type="spellEnd"/>
     </w:p>
     <w:p>
       <w:pPr>
@@ -5696,7 +6519,31 @@
       </w:r>
       <w:r>
         <w:tab/>
-        <w:t xml:space="preserve"> Structured Query Language.</w:t>
+        <w:t xml:space="preserve"> </w:t>
+      </w:r>
+      <w:proofErr w:type="spellStart"/>
+      <w:r>
+        <w:t>Structured</w:t>
+      </w:r>
+      <w:proofErr w:type="spellEnd"/>
+      <w:r>
+        <w:t xml:space="preserve"> </w:t>
+      </w:r>
+      <w:proofErr w:type="spellStart"/>
+      <w:r>
+        <w:t>Query</w:t>
+      </w:r>
+      <w:proofErr w:type="spellEnd"/>
+      <w:r>
+        <w:t xml:space="preserve"> </w:t>
+      </w:r>
+      <w:proofErr w:type="spellStart"/>
+      <w:r>
+        <w:t>Language</w:t>
+      </w:r>
+      <w:proofErr w:type="spellEnd"/>
+      <w:r>
+        <w:t>.</w:t>
       </w:r>
     </w:p>
     <w:p>
@@ -5861,12 +6708,14 @@
         </w:rPr>
         <w:t xml:space="preserve"> </w:t>
       </w:r>
+      <w:proofErr w:type="spellStart"/>
       <w:r>
         <w:rPr>
           <w:lang w:val="en-US"/>
         </w:rPr>
         <w:t>Tuberculose</w:t>
       </w:r>
+      <w:proofErr w:type="spellEnd"/>
     </w:p>
     <w:p>
       <w:pPr>
@@ -5962,8 +6811,21 @@
       </w:r>
       <w:r>
         <w:tab/>
-        <w:t xml:space="preserve"> Unified Process</w:t>
-      </w:r>
+        <w:t xml:space="preserve"> </w:t>
+      </w:r>
+      <w:proofErr w:type="spellStart"/>
+      <w:r>
+        <w:t>Unified</w:t>
+      </w:r>
+      <w:proofErr w:type="spellEnd"/>
+      <w:r>
+        <w:t xml:space="preserve"> </w:t>
+      </w:r>
+      <w:proofErr w:type="spellStart"/>
+      <w:r>
+        <w:t>Process</w:t>
+      </w:r>
+      <w:proofErr w:type="spellEnd"/>
     </w:p>
     <w:p>
       <w:pPr>
@@ -6076,7 +6938,23 @@
         <w:t xml:space="preserve"> </w:t>
       </w:r>
       <w:r>
-        <w:t>Extensible Markup Language.</w:t>
+        <w:t xml:space="preserve">Extensible </w:t>
+      </w:r>
+      <w:proofErr w:type="spellStart"/>
+      <w:r>
+        <w:t>Markup</w:t>
+      </w:r>
+      <w:proofErr w:type="spellEnd"/>
+      <w:r>
+        <w:t xml:space="preserve"> </w:t>
+      </w:r>
+      <w:proofErr w:type="spellStart"/>
+      <w:r>
+        <w:t>Language</w:t>
+      </w:r>
+      <w:proofErr w:type="spellEnd"/>
+      <w:r>
+        <w:t>.</w:t>
       </w:r>
     </w:p>
     <w:p>
@@ -6171,6 +7049,7 @@
         </w:rPr>
         <w:t xml:space="preserve">C’est dans cette optique que la philosophie </w:t>
       </w:r>
+      <w:proofErr w:type="spellStart"/>
       <w:r>
         <w:rPr>
           <w:rFonts w:ascii="Times New Roman" w:eastAsia="Times New Roman" w:hAnsi="Times New Roman" w:cs="Times New Roman"/>
@@ -6181,6 +7060,7 @@
         </w:rPr>
         <w:t>DevOps</w:t>
       </w:r>
+      <w:proofErr w:type="spellEnd"/>
       <w:r>
         <w:rPr>
           <w:rFonts w:ascii="Times New Roman" w:eastAsia="Times New Roman" w:hAnsi="Times New Roman" w:cs="Times New Roman"/>
@@ -6241,7 +7121,25 @@
           <w:sz w:val="24"/>
           <w:szCs w:val="24"/>
         </w:rPr>
-        <w:t>À la fin du projet, on s’attend à ce que l'organisation dispose d’une plateforme de déploiement moderne, agile et sécurisée. Ce système devra réduire drastiquement le "Time-to-Market" de l'application GPI PIVOT, minimiser les interruptions de service lors des mises à jour, et offrir une traçabilité complète de chaque version déployée.</w:t>
+        <w:t>À la fin du projet, on s’attend à ce que l'organisation dispose d’une plateforme de déploiement moderne, agile et sécurisée. Ce système devra réduire drastiquement le "Time-to-</w:t>
+      </w:r>
+      <w:proofErr w:type="spellStart"/>
+      <w:r>
+        <w:rPr>
+          <w:rFonts w:ascii="Times New Roman" w:eastAsia="Times New Roman" w:hAnsi="Times New Roman" w:cs="Times New Roman"/>
+          <w:sz w:val="24"/>
+          <w:szCs w:val="24"/>
+        </w:rPr>
+        <w:t>Market</w:t>
+      </w:r>
+      <w:proofErr w:type="spellEnd"/>
+      <w:r>
+        <w:rPr>
+          <w:rFonts w:ascii="Times New Roman" w:eastAsia="Times New Roman" w:hAnsi="Times New Roman" w:cs="Times New Roman"/>
+          <w:sz w:val="24"/>
+          <w:szCs w:val="24"/>
+        </w:rPr>
+        <w:t>" de l'application GPI PIVOT, minimiser les interruptions de service lors des mises à jour, et offrir une traçabilité complète de chaque version déployée.</w:t>
       </w:r>
     </w:p>
     <w:p>
@@ -6259,7 +7157,25 @@
           <w:sz w:val="24"/>
           <w:szCs w:val="24"/>
         </w:rPr>
-        <w:t>Ainsi, le plan suivant a été élaboré pour mener à bien le projet : la première partie présente le cadre général de l'étude, incluant le contexte institutionnel et la problématique de recherche. La deuxième partie traite de l’analyse des besoins et de la conception de l’architecture du pipeline CI/CD. Enfin, la troisième partie décrit la réalisation technique, mettant en lumière la configuration de l’environnement DevOps, l'écriture des scripts d'automatisation et le déploiement final de l’application.</w:t>
+        <w:t xml:space="preserve">Ainsi, le plan suivant a été élaboré pour mener à bien le projet : la première partie présente le cadre général de l'étude, incluant le contexte institutionnel et la problématique de recherche. La deuxième partie traite de l’analyse des besoins et de la conception de l’architecture du pipeline CI/CD. Enfin, la troisième partie décrit la réalisation technique, mettant en lumière la configuration de l’environnement </w:t>
+      </w:r>
+      <w:proofErr w:type="spellStart"/>
+      <w:r>
+        <w:rPr>
+          <w:rFonts w:ascii="Times New Roman" w:eastAsia="Times New Roman" w:hAnsi="Times New Roman" w:cs="Times New Roman"/>
+          <w:sz w:val="24"/>
+          <w:szCs w:val="24"/>
+        </w:rPr>
+        <w:t>DevOps</w:t>
+      </w:r>
+      <w:proofErr w:type="spellEnd"/>
+      <w:r>
+        <w:rPr>
+          <w:rFonts w:ascii="Times New Roman" w:eastAsia="Times New Roman" w:hAnsi="Times New Roman" w:cs="Times New Roman"/>
+          <w:sz w:val="24"/>
+          <w:szCs w:val="24"/>
+        </w:rPr>
+        <w:t>, l'écriture des scripts d'automatisation et le déploiement final de l’application.</w:t>
       </w:r>
     </w:p>
     <w:p>
@@ -6498,7 +7414,43 @@
           <w:sz w:val="24"/>
           <w:szCs w:val="24"/>
         </w:rPr>
-        <w:t xml:space="preserve">L’Ecole Nationale d’Informatique, en abrégé ENI, est un établissement d’enseignement supérieur rattaché académiquement et administrativement à l’Université de Fianarantsoa. Le siège de l’Ecole se trouve à Tanambao-Antaninarenina à Fianarantsoa. L’adresse pour la prise de contact avec l’Ecole est la suivante : Ecole Nationale d’Informatique (ENI) Tanambao, Fianarantsoa. Le numéro de sa boîte postale est 1487 avec le code postal 301. Téléphone : 034 05 733 36 ou 032 15 204 28. Son adresse électronique est la suivante : </w:t>
+        <w:t xml:space="preserve">L’Ecole Nationale d’Informatique, en abrégé ENI, est un établissement d’enseignement supérieur rattaché académiquement et administrativement à l’Université de Fianarantsoa. Le siège de l’Ecole se trouve à </w:t>
+      </w:r>
+      <w:proofErr w:type="spellStart"/>
+      <w:r>
+        <w:rPr>
+          <w:rFonts w:ascii="Times New Roman" w:eastAsia="Times New Roman" w:hAnsi="Times New Roman" w:cs="Times New Roman"/>
+          <w:sz w:val="24"/>
+          <w:szCs w:val="24"/>
+        </w:rPr>
+        <w:t>Tanambao-Antaninarenina</w:t>
+      </w:r>
+      <w:proofErr w:type="spellEnd"/>
+      <w:r>
+        <w:rPr>
+          <w:rFonts w:ascii="Times New Roman" w:eastAsia="Times New Roman" w:hAnsi="Times New Roman" w:cs="Times New Roman"/>
+          <w:sz w:val="24"/>
+          <w:szCs w:val="24"/>
+        </w:rPr>
+        <w:t xml:space="preserve"> à Fianarantsoa. L’adresse pour la prise de contact avec l’Ecole est la suivante : Ecole Nationale d’Informatique (ENI) </w:t>
+      </w:r>
+      <w:proofErr w:type="spellStart"/>
+      <w:r>
+        <w:rPr>
+          <w:rFonts w:ascii="Times New Roman" w:eastAsia="Times New Roman" w:hAnsi="Times New Roman" w:cs="Times New Roman"/>
+          <w:sz w:val="24"/>
+          <w:szCs w:val="24"/>
+        </w:rPr>
+        <w:t>Tanambao</w:t>
+      </w:r>
+      <w:proofErr w:type="spellEnd"/>
+      <w:r>
+        <w:rPr>
+          <w:rFonts w:ascii="Times New Roman" w:eastAsia="Times New Roman" w:hAnsi="Times New Roman" w:cs="Times New Roman"/>
+          <w:sz w:val="24"/>
+          <w:szCs w:val="24"/>
+        </w:rPr>
+        <w:t xml:space="preserve">, Fianarantsoa. Le numéro de sa boîte postale est 1487 avec le code postal 301. Téléphone : 034 05 733 36 ou 032 15 204 28. Son adresse électronique est la suivante : </w:t>
       </w:r>
       <w:r>
         <w:rPr>
@@ -7213,7 +8165,7 @@
                     <pic:cNvPicPr preferRelativeResize="0"/>
                   </pic:nvPicPr>
                   <pic:blipFill>
-                    <a:blip r:embed="rId10"/>
+                    <a:blip r:embed="rId12"/>
                     <a:srcRect/>
                     <a:stretch>
                       <a:fillRect/>
@@ -7837,8 +8789,13 @@
               <w:spacing w:line="360" w:lineRule="auto"/>
             </w:pPr>
             <w:r>
-              <w:t>Projets/ Projets tutorés</w:t>
-            </w:r>
+              <w:t xml:space="preserve">Projets/ Projets </w:t>
+            </w:r>
+            <w:proofErr w:type="spellStart"/>
+            <w:r>
+              <w:t>tutorés</w:t>
+            </w:r>
+            <w:proofErr w:type="spellEnd"/>
           </w:p>
           <w:p>
             <w:pPr>
@@ -8531,7 +9488,7 @@
                     <pic:cNvPicPr preferRelativeResize="0"/>
                   </pic:nvPicPr>
                   <pic:blipFill>
-                    <a:blip r:embed="rId11"/>
+                    <a:blip r:embed="rId13"/>
                     <a:srcRect/>
                     <a:stretch>
                       <a:fillRect/>
@@ -9637,8 +10594,9 @@
           <w:sz w:val="24"/>
           <w:szCs w:val="24"/>
         </w:rPr>
-        <w:t>Parmi les sociétés, les entreprises et les organismes partenaires de l’Ecole, on peut citer : ACCENTURE Mauritius, AKATA Goavana, Air Madagascar, Ambre Associates, Airtel, Agence Universitaire de la Francophonie (AUF), AXIAN, B2B, Banque Centrale,</w:t>
-      </w:r>
+        <w:t xml:space="preserve">Parmi les sociétés, les entreprises et les organismes partenaires de l’Ecole, on peut citer : ACCENTURE </w:t>
+      </w:r>
+      <w:proofErr w:type="spellStart"/>
       <w:r>
         <w:rPr>
           <w:rFonts w:ascii="Times New Roman" w:eastAsia="Cambria" w:hAnsi="Times New Roman" w:cs="Times New Roman"/>
@@ -9646,8 +10604,9 @@
           <w:sz w:val="24"/>
           <w:szCs w:val="24"/>
         </w:rPr>
-        <w:t xml:space="preserve"> </w:t>
-      </w:r>
+        <w:t>Mauritius</w:t>
+      </w:r>
+      <w:proofErr w:type="spellEnd"/>
       <w:r>
         <w:rPr>
           <w:rFonts w:ascii="Times New Roman" w:eastAsia="Cambria" w:hAnsi="Times New Roman" w:cs="Times New Roman"/>
@@ -9655,8 +10614,9 @@
           <w:sz w:val="24"/>
           <w:szCs w:val="24"/>
         </w:rPr>
-        <w:t>BIANCO, BlueLine, CNaPS, Bureau National de Gestion des Risques et des Catastrophes (BNGRC), CEDII-Fianarantsoa, Data Consulting, Central Test, Centre National Antiacridien, CNRE, COLAS, Direction Générale des Douanes, DLC, E-Tech Consulting, FID, FIHARY Soft, FTM, GNOSYS, GENIUS AT WORK, Hello Tana, IBONIA, INGENOSIA, INSTAT, IOGA, JIRAMA, JOUVE, MADADEV, MAEP, MANAO, MEF, MEN, MESupRES, MFB,</w:t>
-      </w:r>
+        <w:t xml:space="preserve">, AKATA </w:t>
+      </w:r>
+      <w:proofErr w:type="spellStart"/>
       <w:r>
         <w:rPr>
           <w:rFonts w:ascii="Times New Roman" w:eastAsia="Cambria" w:hAnsi="Times New Roman" w:cs="Times New Roman"/>
@@ -9664,8 +10624,9 @@
           <w:sz w:val="24"/>
           <w:szCs w:val="24"/>
         </w:rPr>
-        <w:t xml:space="preserve"> </w:t>
-      </w:r>
+        <w:t>Goavana</w:t>
+      </w:r>
+      <w:proofErr w:type="spellEnd"/>
       <w:r>
         <w:rPr>
           <w:rFonts w:ascii="Times New Roman" w:eastAsia="Cambria" w:hAnsi="Times New Roman" w:cs="Times New Roman"/>
@@ -9673,7 +10634,183 @@
           <w:sz w:val="24"/>
           <w:szCs w:val="24"/>
         </w:rPr>
-        <w:t>MININTER, Min des Postes/Télécommunications et du Développement Numérique, NEOV MAD, Ny Havana, Madagascar National Parks, OMNITEC, ORANGE, OTME, PRACCESS, QMM Fort-Dauphin, SG Madagasikara SMMC, SMMEC, SNEDADRS Antsirabe, Sénat, Société d’Exploitation du Port de Toamasina (SEPT), SOFTWELL, Strategy Consulting, TELMA, VIVETEC, Société LAZAN’I BETSILEO, WWF, UGD, ARATO, MANAO, MNDPT, NG ACADEMY.NG, Relia …</w:t>
+        <w:t>, Air Madagascar, Ambre Associates, Airtel, Agence Universitaire de la Francophonie (AUF), AXIAN, B2B, Banque Centrale,</w:t>
+      </w:r>
+      <w:r>
+        <w:rPr>
+          <w:rFonts w:ascii="Times New Roman" w:eastAsia="Cambria" w:hAnsi="Times New Roman" w:cs="Times New Roman"/>
+          <w:color w:val="000000"/>
+          <w:sz w:val="24"/>
+          <w:szCs w:val="24"/>
+        </w:rPr>
+        <w:t xml:space="preserve"> </w:t>
+      </w:r>
+      <w:r>
+        <w:rPr>
+          <w:rFonts w:ascii="Times New Roman" w:eastAsia="Cambria" w:hAnsi="Times New Roman" w:cs="Times New Roman"/>
+          <w:color w:val="000000"/>
+          <w:sz w:val="24"/>
+          <w:szCs w:val="24"/>
+        </w:rPr>
+        <w:t xml:space="preserve">BIANCO, </w:t>
+      </w:r>
+      <w:proofErr w:type="spellStart"/>
+      <w:r>
+        <w:rPr>
+          <w:rFonts w:ascii="Times New Roman" w:eastAsia="Cambria" w:hAnsi="Times New Roman" w:cs="Times New Roman"/>
+          <w:color w:val="000000"/>
+          <w:sz w:val="24"/>
+          <w:szCs w:val="24"/>
+        </w:rPr>
+        <w:t>BlueLine</w:t>
+      </w:r>
+      <w:proofErr w:type="spellEnd"/>
+      <w:r>
+        <w:rPr>
+          <w:rFonts w:ascii="Times New Roman" w:eastAsia="Cambria" w:hAnsi="Times New Roman" w:cs="Times New Roman"/>
+          <w:color w:val="000000"/>
+          <w:sz w:val="24"/>
+          <w:szCs w:val="24"/>
+        </w:rPr>
+        <w:t xml:space="preserve">, </w:t>
+      </w:r>
+      <w:proofErr w:type="spellStart"/>
+      <w:r>
+        <w:rPr>
+          <w:rFonts w:ascii="Times New Roman" w:eastAsia="Cambria" w:hAnsi="Times New Roman" w:cs="Times New Roman"/>
+          <w:color w:val="000000"/>
+          <w:sz w:val="24"/>
+          <w:szCs w:val="24"/>
+        </w:rPr>
+        <w:t>CNaPS</w:t>
+      </w:r>
+      <w:proofErr w:type="spellEnd"/>
+      <w:r>
+        <w:rPr>
+          <w:rFonts w:ascii="Times New Roman" w:eastAsia="Cambria" w:hAnsi="Times New Roman" w:cs="Times New Roman"/>
+          <w:color w:val="000000"/>
+          <w:sz w:val="24"/>
+          <w:szCs w:val="24"/>
+        </w:rPr>
+        <w:t xml:space="preserve">, Bureau National de Gestion des Risques et des Catastrophes (BNGRC), CEDII-Fianarantsoa, Data Consulting, Central Test, Centre National Antiacridien, CNRE, COLAS, Direction Générale des Douanes, DLC, E-Tech Consulting, FID, FIHARY Soft, FTM, GNOSYS, GENIUS AT WORK, Hello Tana, IBONIA, INGENOSIA, INSTAT, IOGA, JIRAMA, JOUVE, MADADEV, MAEP, MANAO, MEF, MEN, </w:t>
+      </w:r>
+      <w:proofErr w:type="spellStart"/>
+      <w:r>
+        <w:rPr>
+          <w:rFonts w:ascii="Times New Roman" w:eastAsia="Cambria" w:hAnsi="Times New Roman" w:cs="Times New Roman"/>
+          <w:color w:val="000000"/>
+          <w:sz w:val="24"/>
+          <w:szCs w:val="24"/>
+        </w:rPr>
+        <w:t>MESupRES</w:t>
+      </w:r>
+      <w:proofErr w:type="spellEnd"/>
+      <w:r>
+        <w:rPr>
+          <w:rFonts w:ascii="Times New Roman" w:eastAsia="Cambria" w:hAnsi="Times New Roman" w:cs="Times New Roman"/>
+          <w:color w:val="000000"/>
+          <w:sz w:val="24"/>
+          <w:szCs w:val="24"/>
+        </w:rPr>
+        <w:t>, MFB,</w:t>
+      </w:r>
+      <w:r>
+        <w:rPr>
+          <w:rFonts w:ascii="Times New Roman" w:eastAsia="Cambria" w:hAnsi="Times New Roman" w:cs="Times New Roman"/>
+          <w:color w:val="000000"/>
+          <w:sz w:val="24"/>
+          <w:szCs w:val="24"/>
+        </w:rPr>
+        <w:t xml:space="preserve"> </w:t>
+      </w:r>
+      <w:r>
+        <w:rPr>
+          <w:rFonts w:ascii="Times New Roman" w:eastAsia="Cambria" w:hAnsi="Times New Roman" w:cs="Times New Roman"/>
+          <w:color w:val="000000"/>
+          <w:sz w:val="24"/>
+          <w:szCs w:val="24"/>
+        </w:rPr>
+        <w:t xml:space="preserve">MININTER, Min des Postes/Télécommunications et du Développement Numérique, NEOV MAD, </w:t>
+      </w:r>
+      <w:proofErr w:type="spellStart"/>
+      <w:r>
+        <w:rPr>
+          <w:rFonts w:ascii="Times New Roman" w:eastAsia="Cambria" w:hAnsi="Times New Roman" w:cs="Times New Roman"/>
+          <w:color w:val="000000"/>
+          <w:sz w:val="24"/>
+          <w:szCs w:val="24"/>
+        </w:rPr>
+        <w:t>Ny</w:t>
+      </w:r>
+      <w:proofErr w:type="spellEnd"/>
+      <w:r>
+        <w:rPr>
+          <w:rFonts w:ascii="Times New Roman" w:eastAsia="Cambria" w:hAnsi="Times New Roman" w:cs="Times New Roman"/>
+          <w:color w:val="000000"/>
+          <w:sz w:val="24"/>
+          <w:szCs w:val="24"/>
+        </w:rPr>
+        <w:t xml:space="preserve"> </w:t>
+      </w:r>
+      <w:proofErr w:type="spellStart"/>
+      <w:r>
+        <w:rPr>
+          <w:rFonts w:ascii="Times New Roman" w:eastAsia="Cambria" w:hAnsi="Times New Roman" w:cs="Times New Roman"/>
+          <w:color w:val="000000"/>
+          <w:sz w:val="24"/>
+          <w:szCs w:val="24"/>
+        </w:rPr>
+        <w:t>Havana</w:t>
+      </w:r>
+      <w:proofErr w:type="spellEnd"/>
+      <w:r>
+        <w:rPr>
+          <w:rFonts w:ascii="Times New Roman" w:eastAsia="Cambria" w:hAnsi="Times New Roman" w:cs="Times New Roman"/>
+          <w:color w:val="000000"/>
+          <w:sz w:val="24"/>
+          <w:szCs w:val="24"/>
+        </w:rPr>
+        <w:t xml:space="preserve">, Madagascar National Parks, OMNITEC, ORANGE, OTME, PRACCESS, QMM Fort-Dauphin, SG </w:t>
+      </w:r>
+      <w:proofErr w:type="spellStart"/>
+      <w:r>
+        <w:rPr>
+          <w:rFonts w:ascii="Times New Roman" w:eastAsia="Cambria" w:hAnsi="Times New Roman" w:cs="Times New Roman"/>
+          <w:color w:val="000000"/>
+          <w:sz w:val="24"/>
+          <w:szCs w:val="24"/>
+        </w:rPr>
+        <w:t>Madagasikara</w:t>
+      </w:r>
+      <w:proofErr w:type="spellEnd"/>
+      <w:r>
+        <w:rPr>
+          <w:rFonts w:ascii="Times New Roman" w:eastAsia="Cambria" w:hAnsi="Times New Roman" w:cs="Times New Roman"/>
+          <w:color w:val="000000"/>
+          <w:sz w:val="24"/>
+          <w:szCs w:val="24"/>
+        </w:rPr>
+        <w:t xml:space="preserve"> SMMC, SMMEC, SNEDADRS Antsirabe, Sénat, Société d’Exploitation du Port de Toamasina (SEPT), SOFTWELL, </w:t>
+      </w:r>
+      <w:proofErr w:type="spellStart"/>
+      <w:r>
+        <w:rPr>
+          <w:rFonts w:ascii="Times New Roman" w:eastAsia="Cambria" w:hAnsi="Times New Roman" w:cs="Times New Roman"/>
+          <w:color w:val="000000"/>
+          <w:sz w:val="24"/>
+          <w:szCs w:val="24"/>
+        </w:rPr>
+        <w:t>Strategy</w:t>
+      </w:r>
+      <w:proofErr w:type="spellEnd"/>
+      <w:r>
+        <w:rPr>
+          <w:rFonts w:ascii="Times New Roman" w:eastAsia="Cambria" w:hAnsi="Times New Roman" w:cs="Times New Roman"/>
+          <w:color w:val="000000"/>
+          <w:sz w:val="24"/>
+          <w:szCs w:val="24"/>
+        </w:rPr>
+        <w:t xml:space="preserve"> Consulting, TELMA, VIVETEC, Société LAZAN’I BETSILEO, WWF, UGD, ARATO, MANAO, MNDPT, NG ACADEMY.NG, Relia …</w:t>
       </w:r>
     </w:p>
     <w:p>
@@ -9741,7 +10878,27 @@
           <w:sz w:val="24"/>
           <w:szCs w:val="24"/>
         </w:rPr>
-        <w:t>L’Ecole apporte à ses étudiants un savoir-faire et un savoir-être qui les accompagnent tout au long de leur vie professionnelle. Elle a une vocation professionnalisante. Les diplômés en LICENCE et en MASTER issus de l’ENI peuvent faire carrière dans différents secteurs.</w:t>
+        <w:t xml:space="preserve">L’Ecole apporte à ses étudiants un savoir-faire et un savoir-être qui les accompagnent tout au long de leur vie professionnelle. Elle a une vocation </w:t>
+      </w:r>
+      <w:proofErr w:type="spellStart"/>
+      <w:r>
+        <w:rPr>
+          <w:rFonts w:ascii="Times New Roman" w:eastAsia="Cambria" w:hAnsi="Times New Roman" w:cs="Times New Roman"/>
+          <w:color w:val="000000"/>
+          <w:sz w:val="24"/>
+          <w:szCs w:val="24"/>
+        </w:rPr>
+        <w:t>professionnalisante</w:t>
+      </w:r>
+      <w:proofErr w:type="spellEnd"/>
+      <w:r>
+        <w:rPr>
+          <w:rFonts w:ascii="Times New Roman" w:eastAsia="Cambria" w:hAnsi="Times New Roman" w:cs="Times New Roman"/>
+          <w:color w:val="000000"/>
+          <w:sz w:val="24"/>
+          <w:szCs w:val="24"/>
+        </w:rPr>
+        <w:t>. Les diplômés en LICENCE et en MASTER issus de l’ENI peuvent faire carrière dans différents secteurs.</w:t>
       </w:r>
     </w:p>
     <w:p>
@@ -10722,7 +11879,27 @@
           <w:sz w:val="24"/>
           <w:szCs w:val="24"/>
         </w:rPr>
-        <w:t>Responsable de la Mention « Informatique » : Monsieur RABETAFIKA Louis Haja, Maître de Conférences</w:t>
+        <w:t xml:space="preserve">Responsable de la Mention « Informatique » : Monsieur RABETAFIKA Louis </w:t>
+      </w:r>
+      <w:proofErr w:type="spellStart"/>
+      <w:r>
+        <w:rPr>
+          <w:rFonts w:ascii="Times New Roman" w:eastAsia="Cambria" w:hAnsi="Times New Roman" w:cs="Times New Roman"/>
+          <w:color w:val="000000"/>
+          <w:sz w:val="24"/>
+          <w:szCs w:val="24"/>
+        </w:rPr>
+        <w:t>Haja</w:t>
+      </w:r>
+      <w:proofErr w:type="spellEnd"/>
+      <w:r>
+        <w:rPr>
+          <w:rFonts w:ascii="Times New Roman" w:eastAsia="Cambria" w:hAnsi="Times New Roman" w:cs="Times New Roman"/>
+          <w:color w:val="000000"/>
+          <w:sz w:val="24"/>
+          <w:szCs w:val="24"/>
+        </w:rPr>
+        <w:t>, Maître de Conférences</w:t>
       </w:r>
     </w:p>
     <w:p>
@@ -10850,7 +12027,27 @@
           <w:sz w:val="24"/>
           <w:szCs w:val="24"/>
         </w:rPr>
-        <w:t>Responsable du Parcours « Informatique Générale » : Monsieur GILANTE Gesazafy, Assistant d’Enseignement Supérieur et de Recherche</w:t>
+        <w:t xml:space="preserve">Responsable du Parcours « Informatique Générale » : Monsieur GILANTE </w:t>
+      </w:r>
+      <w:proofErr w:type="spellStart"/>
+      <w:r>
+        <w:rPr>
+          <w:rFonts w:ascii="Times New Roman" w:eastAsia="Cambria" w:hAnsi="Times New Roman" w:cs="Times New Roman"/>
+          <w:color w:val="000000"/>
+          <w:sz w:val="24"/>
+          <w:szCs w:val="24"/>
+        </w:rPr>
+        <w:t>Gesazafy</w:t>
+      </w:r>
+      <w:proofErr w:type="spellEnd"/>
+      <w:r>
+        <w:rPr>
+          <w:rFonts w:ascii="Times New Roman" w:eastAsia="Cambria" w:hAnsi="Times New Roman" w:cs="Times New Roman"/>
+          <w:color w:val="000000"/>
+          <w:sz w:val="24"/>
+          <w:szCs w:val="24"/>
+        </w:rPr>
+        <w:t>, Assistant d’Enseignement Supérieur et de Recherche</w:t>
       </w:r>
     </w:p>
     <w:p>
@@ -10883,7 +12080,27 @@
           <w:szCs w:val="24"/>
         </w:rPr>
         <w:lastRenderedPageBreak/>
-        <w:t>Responsable du Parcours « Gouvernance et Ingénierie de Données » : Madame RATIANANTITRA Volatiana Marielle, Maître de Conférences</w:t>
+        <w:t xml:space="preserve">Responsable du Parcours « Gouvernance et Ingénierie de Données » : Madame RATIANANTITRA </w:t>
+      </w:r>
+      <w:proofErr w:type="spellStart"/>
+      <w:r>
+        <w:rPr>
+          <w:rFonts w:ascii="Times New Roman" w:eastAsia="Cambria" w:hAnsi="Times New Roman" w:cs="Times New Roman"/>
+          <w:color w:val="000000"/>
+          <w:sz w:val="24"/>
+          <w:szCs w:val="24"/>
+        </w:rPr>
+        <w:t>Volatiana</w:t>
+      </w:r>
+      <w:proofErr w:type="spellEnd"/>
+      <w:r>
+        <w:rPr>
+          <w:rFonts w:ascii="Times New Roman" w:eastAsia="Cambria" w:hAnsi="Times New Roman" w:cs="Times New Roman"/>
+          <w:color w:val="000000"/>
+          <w:sz w:val="24"/>
+          <w:szCs w:val="24"/>
+        </w:rPr>
+        <w:t xml:space="preserve"> Marielle, Maître de Conférences</w:t>
       </w:r>
     </w:p>
     <w:p>
@@ -10915,7 +12132,47 @@
           <w:sz w:val="24"/>
           <w:szCs w:val="24"/>
         </w:rPr>
-        <w:t>Responsable du Parcours « Objets Connectés et Cybersécurité » : Monsieur RAZAFIMAHATRATRA Hajarisena, Maître de Conférences</w:t>
+        <w:t xml:space="preserve">Responsable du Parcours « Objets Connectés et </w:t>
+      </w:r>
+      <w:proofErr w:type="spellStart"/>
+      <w:r>
+        <w:rPr>
+          <w:rFonts w:ascii="Times New Roman" w:eastAsia="Cambria" w:hAnsi="Times New Roman" w:cs="Times New Roman"/>
+          <w:color w:val="000000"/>
+          <w:sz w:val="24"/>
+          <w:szCs w:val="24"/>
+        </w:rPr>
+        <w:t>Cybersécurité</w:t>
+      </w:r>
+      <w:proofErr w:type="spellEnd"/>
+      <w:r>
+        <w:rPr>
+          <w:rFonts w:ascii="Times New Roman" w:eastAsia="Cambria" w:hAnsi="Times New Roman" w:cs="Times New Roman"/>
+          <w:color w:val="000000"/>
+          <w:sz w:val="24"/>
+          <w:szCs w:val="24"/>
+        </w:rPr>
+        <w:t xml:space="preserve"> » : Monsieur RAZAFIMAHATRATRA </w:t>
+      </w:r>
+      <w:proofErr w:type="spellStart"/>
+      <w:r>
+        <w:rPr>
+          <w:rFonts w:ascii="Times New Roman" w:eastAsia="Cambria" w:hAnsi="Times New Roman" w:cs="Times New Roman"/>
+          <w:color w:val="000000"/>
+          <w:sz w:val="24"/>
+          <w:szCs w:val="24"/>
+        </w:rPr>
+        <w:t>Hajarisena</w:t>
+      </w:r>
+      <w:proofErr w:type="spellEnd"/>
+      <w:r>
+        <w:rPr>
+          <w:rFonts w:ascii="Times New Roman" w:eastAsia="Cambria" w:hAnsi="Times New Roman" w:cs="Times New Roman"/>
+          <w:color w:val="000000"/>
+          <w:sz w:val="24"/>
+          <w:szCs w:val="24"/>
+        </w:rPr>
+        <w:t>, Maître de Conférences</w:t>
       </w:r>
     </w:p>
     <w:p>
@@ -11067,10 +12324,10 @@
         <w:t>Chapitre 3.</w:t>
       </w:r>
       <w:r>
-        <w:t xml:space="preserve"> Présentation de </w:t>
-      </w:r>
-      <w:r>
-        <w:t>Pivot Madagascar</w:t>
+        <w:t xml:space="preserve"> Présentation </w:t>
+      </w:r>
+      <w:r>
+        <w:t>et cadrage du projet</w:t>
       </w:r>
     </w:p>
     <w:p>
@@ -11089,6 +12346,7 @@
       <w:pPr>
         <w:pStyle w:val="Default"/>
         <w:spacing w:line="360" w:lineRule="auto"/>
+        <w:ind w:firstLine="360"/>
       </w:pPr>
       <w:r>
         <w:t xml:space="preserve">ONG Pivot s’appuyait principalement sur des méthodes de gestion traditionnelles et des processus manuels pour assurer le suivi de ses équipements, de ses matériels et de ses ressources informatiques. Cette organisation, bien que fonctionnelle à ses débuts, présentait des limites importantes : absence de centralisation des données de parc, risques élevés d’erreurs de saisie, faible traçabilité du matériel attribué, manque de visibilité globale et processus de mise à jour lourds et complexes. Face à ces contraintes opérationnelles, l’organisation a exprimé la volonté de moderniser son fonctionnement en se dotant d’une application de </w:t>
@@ -11129,8 +12387,25 @@
         <w:t>(ou stage)</w:t>
       </w:r>
       <w:r>
-        <w:t xml:space="preserve">, axé sur la mise en œuvre et l’industrialisation de cette solution de GPI à travers une démarche DevOps. Développée sur le framework </w:t>
-      </w:r>
+        <w:t xml:space="preserve">, axé sur la mise en œuvre et l’industrialisation de cette solution de GPI à travers une démarche </w:t>
+      </w:r>
+      <w:proofErr w:type="spellStart"/>
+      <w:r>
+        <w:t>DevOps</w:t>
+      </w:r>
+      <w:proofErr w:type="spellEnd"/>
+      <w:r>
+        <w:t xml:space="preserve">. Développée sur le </w:t>
+      </w:r>
+      <w:proofErr w:type="spellStart"/>
+      <w:r>
+        <w:t>framework</w:t>
+      </w:r>
+      <w:proofErr w:type="spellEnd"/>
+      <w:r>
+        <w:t xml:space="preserve"> </w:t>
+      </w:r>
+      <w:proofErr w:type="spellStart"/>
       <w:r>
         <w:rPr>
           <w:b/>
@@ -11138,6 +12413,7 @@
         </w:rPr>
         <w:t>Laravel</w:t>
       </w:r>
+      <w:proofErr w:type="spellEnd"/>
       <w:r>
         <w:t>, l'application nécessitait la mise en place d'une infrastructure moderne et automatisée pour garantir sa stabilité et sa rapidité d'évolution. Mon rôle a consisté à analyser l’existant technique, structurer les environnements de livraison et concevoir une chaîne d’intégration et de déploiement continus (CI/CD). L’objectif global était de remplacer les méthodes manuelles par une plateforme centralisée et automatisée, d'éliminer les erreurs lors des mises en production et d'assurer un pipeline de déploiement fluide, sécurisé et performant.</w:t>
       </w:r>
@@ -11165,7 +12441,23 @@
         <w:spacing w:line="360" w:lineRule="auto"/>
       </w:pPr>
       <w:r>
-        <w:t>L’objectif principal du projet est de fournir aux équipes informatiques et aux utilisateurs un système d’information intégré, fiable et entièrement automatisé, appuyé par un pipeline DevOps performant. Concrètement, la solution Laravel développée vise à :</w:t>
+        <w:t xml:space="preserve">L’objectif principal du projet est de fournir aux équipes informatiques et aux utilisateurs un système d’information intégré, fiable et entièrement automatisé, appuyé par un pipeline </w:t>
+      </w:r>
+      <w:proofErr w:type="spellStart"/>
+      <w:r>
+        <w:t>DevOps</w:t>
+      </w:r>
+      <w:proofErr w:type="spellEnd"/>
+      <w:r>
+        <w:t xml:space="preserve"> performant. Concrètement, la solution </w:t>
+      </w:r>
+      <w:proofErr w:type="spellStart"/>
+      <w:r>
+        <w:t>Laravel</w:t>
+      </w:r>
+      <w:proofErr w:type="spellEnd"/>
+      <w:r>
+        <w:t xml:space="preserve"> développée vise à :</w:t>
       </w:r>
     </w:p>
     <w:p>
@@ -11206,7 +12498,23 @@
           <w:b/>
           <w:bCs/>
         </w:rPr>
-        <w:t>Fluidifier les mouvements de matériel (Check-in / Check-out) et les réservations :</w:t>
+        <w:t xml:space="preserve">Fluidifier les mouvements de matériel (Check-in / </w:t>
+      </w:r>
+      <w:proofErr w:type="spellStart"/>
+      <w:r>
+        <w:rPr>
+          <w:b/>
+          <w:bCs/>
+        </w:rPr>
+        <w:t>Check-out</w:t>
+      </w:r>
+      <w:proofErr w:type="spellEnd"/>
+      <w:r>
+        <w:rPr>
+          <w:b/>
+          <w:bCs/>
+        </w:rPr>
+        <w:t>) et les réservations :</w:t>
       </w:r>
       <w:r>
         <w:t xml:space="preserve"> Structurer les flux d'attribution et de restitution du matériel, tout en permettant aux utilisateurs de réserver des équipements pour des besoins ponctuels de manière claire et organisée.</w:t>
@@ -11269,7 +12577,23 @@
         <w:t>Automatiser les processus opérationnels et les déploiements :</w:t>
       </w:r>
       <w:r>
-        <w:t xml:space="preserve"> Réduire les interventions manuelles grâce au framework Laravel et à sa chaîne CI/CD, en automatisant l'exécution des tests, les migrations de base de données et la livraison continue de l'application sans interruption de service.</w:t>
+        <w:t xml:space="preserve"> Réduire les interventions manuelles grâce au </w:t>
+      </w:r>
+      <w:proofErr w:type="spellStart"/>
+      <w:r>
+        <w:t>framework</w:t>
+      </w:r>
+      <w:proofErr w:type="spellEnd"/>
+      <w:r>
+        <w:t xml:space="preserve"> </w:t>
+      </w:r>
+      <w:proofErr w:type="spellStart"/>
+      <w:r>
+        <w:t>Laravel</w:t>
+      </w:r>
+      <w:proofErr w:type="spellEnd"/>
+      <w:r>
+        <w:t xml:space="preserve"> et à sa chaîne CI/CD, en automatisant l'exécution des tests, les migrations de base de données et la livraison continue de l'application sans interruption de service.</w:t>
       </w:r>
     </w:p>
     <w:p>
@@ -11289,7 +12613,15 @@
         <w:t>Garantir la haute disponibilité et la sécurité des données :</w:t>
       </w:r>
       <w:r>
-        <w:t xml:space="preserve"> Sécuriser les accès selon les rôles utilisateurs et appuyer la plateforme sur une infrastructure DevOps résiliente, garantissant la traçabilité complète des opérations et la continuité de service.</w:t>
+        <w:t xml:space="preserve"> Sécuriser les accès selon les rôles utilisateurs et appuyer la plateforme sur une infrastructure </w:t>
+      </w:r>
+      <w:proofErr w:type="spellStart"/>
+      <w:r>
+        <w:t>DevOps</w:t>
+      </w:r>
+      <w:proofErr w:type="spellEnd"/>
+      <w:r>
+        <w:t xml:space="preserve"> résiliente, garantissant la traçabilité complète des opérations et la continuité de service.</w:t>
       </w:r>
     </w:p>
     <w:p>
@@ -11315,7 +12647,15 @@
         <w:spacing w:line="360" w:lineRule="auto"/>
       </w:pPr>
       <w:r>
-        <w:t>La réalisation du projet de modernisation du système de gestion du parc informatique nécessite l’utilisation de moyens techniques, humains et organisationnels adaptés. Ces moyens permettent d’assurer le développement, l’automatisation du pipeline CI/CD, le déploiement conteneurisé et le fonctionnement optimal de l’application sous Laravel, tout en répondant aux exigences opérationnelles et de haute disponibilité des utilisateurs.</w:t>
+        <w:t xml:space="preserve">La réalisation du projet de modernisation du système de gestion du parc informatique nécessite l’utilisation de moyens techniques, humains et organisationnels adaptés. Ces moyens permettent d’assurer le développement, l’automatisation du pipeline CI/CD, le déploiement conteneurisé et le fonctionnement optimal de l’application sous </w:t>
+      </w:r>
+      <w:proofErr w:type="spellStart"/>
+      <w:r>
+        <w:t>Laravel</w:t>
+      </w:r>
+      <w:proofErr w:type="spellEnd"/>
+      <w:r>
+        <w:t>, tout en répondant aux exigences opérationnelles et de haute disponibilité des utilisateurs.</w:t>
       </w:r>
     </w:p>
     <w:p>
@@ -11339,7 +12679,23 @@
       </w:pPr>
       <w:r>
         <w:lastRenderedPageBreak/>
-        <w:t>Pour atteindre les objectifs du projet, plusieurs technologies, frameworks et outils DevOps ont été mobilisés. Leur choix a été guidé par la nécessité d’assurer une application performante, sécurisée, facile à maintenir, évolutive et hautement disponible.</w:t>
+        <w:t xml:space="preserve">Pour atteindre les objectifs du projet, plusieurs technologies, </w:t>
+      </w:r>
+      <w:proofErr w:type="spellStart"/>
+      <w:r>
+        <w:t>frameworks</w:t>
+      </w:r>
+      <w:proofErr w:type="spellEnd"/>
+      <w:r>
+        <w:t xml:space="preserve"> et outils </w:t>
+      </w:r>
+      <w:proofErr w:type="spellStart"/>
+      <w:r>
+        <w:t>DevOps</w:t>
+      </w:r>
+      <w:proofErr w:type="spellEnd"/>
+      <w:r>
+        <w:t xml:space="preserve"> ont été mobilisés. Leur choix a été guidé par la nécessité d’assurer une application performante, sécurisée, facile à maintenir, évolutive et hautement disponible.</w:t>
       </w:r>
     </w:p>
     <w:p>
@@ -11359,25 +12715,84 @@
         </w:numPr>
         <w:spacing w:line="360" w:lineRule="auto"/>
       </w:pPr>
+      <w:proofErr w:type="spellStart"/>
       <w:r>
         <w:rPr>
           <w:b/>
           <w:bCs/>
         </w:rPr>
-        <w:t>Laravel (PHP) &amp; Livewire :</w:t>
-      </w:r>
-      <w:r>
-        <w:t xml:space="preserve"> Framework et stack retenus pour le développement complet de l’application de GPI. Laravel offre une architecture solide (MVC), une gestion native et sécurisée des accès, ainsi qu'un ORM puissant (Eloquent) idéal pour modéliser le parc informatique (équipements, check-in/check-out, tickets d'incidents, réservations). </w:t>
-      </w:r>
+        <w:t>Laravel</w:t>
+      </w:r>
+      <w:proofErr w:type="spellEnd"/>
       <w:r>
         <w:rPr>
           <w:b/>
           <w:bCs/>
         </w:rPr>
+        <w:t xml:space="preserve"> (PHP) &amp; </w:t>
+      </w:r>
+      <w:proofErr w:type="spellStart"/>
+      <w:r>
+        <w:rPr>
+          <w:b/>
+          <w:bCs/>
+        </w:rPr>
         <w:t>Livewire</w:t>
       </w:r>
-      <w:r>
-        <w:t xml:space="preserve"> permet de construire des interfaces dynamiques, réactives et temps réel (statut online/offline des équipements) directement en PHP, éliminant la complexité d'un framework JavaScript externe.</w:t>
+      <w:proofErr w:type="spellEnd"/>
+      <w:r>
+        <w:rPr>
+          <w:b/>
+          <w:bCs/>
+        </w:rPr>
+        <w:t xml:space="preserve"> :</w:t>
+      </w:r>
+      <w:r>
+        <w:t xml:space="preserve"> Framework et </w:t>
+      </w:r>
+      <w:proofErr w:type="spellStart"/>
+      <w:r>
+        <w:t>stack</w:t>
+      </w:r>
+      <w:proofErr w:type="spellEnd"/>
+      <w:r>
+        <w:t xml:space="preserve"> retenus pour le développement complet de l’application de GPI. </w:t>
+      </w:r>
+      <w:proofErr w:type="spellStart"/>
+      <w:r>
+        <w:t>Laravel</w:t>
+      </w:r>
+      <w:proofErr w:type="spellEnd"/>
+      <w:r>
+        <w:t xml:space="preserve"> offre une architecture solide (MVC), une gestion native et sécurisée des accès, ainsi qu'un ORM puissant (Eloquent) idéal pour modéliser le parc informatique (équipements, check-in/</w:t>
+      </w:r>
+      <w:proofErr w:type="spellStart"/>
+      <w:r>
+        <w:t>check-out</w:t>
+      </w:r>
+      <w:proofErr w:type="spellEnd"/>
+      <w:r>
+        <w:t xml:space="preserve">, tickets d'incidents, réservations). </w:t>
+      </w:r>
+      <w:proofErr w:type="spellStart"/>
+      <w:r>
+        <w:rPr>
+          <w:b/>
+          <w:bCs/>
+        </w:rPr>
+        <w:t>Livewire</w:t>
+      </w:r>
+      <w:proofErr w:type="spellEnd"/>
+      <w:r>
+        <w:t xml:space="preserve"> permet de construire des interfaces dynamiques, réactives et temps réel (statut online/offline des équipements) directement en PHP, éliminant la complexité d'un </w:t>
+      </w:r>
+      <w:proofErr w:type="spellStart"/>
+      <w:r>
+        <w:t>framework</w:t>
+      </w:r>
+      <w:proofErr w:type="spellEnd"/>
+      <w:r>
+        <w:t xml:space="preserve"> JavaScript externe.</w:t>
       </w:r>
     </w:p>
     <w:p>
@@ -11422,20 +12837,102 @@
           <w:b/>
           <w:bCs/>
         </w:rPr>
-        <w:t>Docker &amp; Multi-Stage Builds :</w:t>
-      </w:r>
-      <w:r>
-        <w:t xml:space="preserve"> Utilisé pour containeriser l’application Laravel/Livewire et ses dépendances. L'utilisation de </w:t>
-      </w:r>
+        <w:t xml:space="preserve">Docker &amp; </w:t>
+      </w:r>
+      <w:proofErr w:type="spellStart"/>
       <w:r>
         <w:rPr>
           <w:b/>
           <w:bCs/>
         </w:rPr>
-        <w:t>Dockerfiles Multi-Stage</w:t>
-      </w:r>
-      <w:r>
-        <w:t xml:space="preserve"> permet d'optimiser les images finales de production : les étapes de compilation (dépendances Composer, assets Frontend) sont séparées de l'image d'exécution. Cela permet de réduire considérablement la taille des images finales, de minimiser la surface d'attaque et d'accélérer les temps de déploiement.</w:t>
+        <w:t>Multi-Stage</w:t>
+      </w:r>
+      <w:proofErr w:type="spellEnd"/>
+      <w:r>
+        <w:rPr>
+          <w:b/>
+          <w:bCs/>
+        </w:rPr>
+        <w:t xml:space="preserve"> </w:t>
+      </w:r>
+      <w:proofErr w:type="spellStart"/>
+      <w:r>
+        <w:rPr>
+          <w:b/>
+          <w:bCs/>
+        </w:rPr>
+        <w:t>Builds</w:t>
+      </w:r>
+      <w:proofErr w:type="spellEnd"/>
+      <w:r>
+        <w:rPr>
+          <w:b/>
+          <w:bCs/>
+        </w:rPr>
+        <w:t xml:space="preserve"> :</w:t>
+      </w:r>
+      <w:r>
+        <w:t xml:space="preserve"> Utilisé pour containeriser l’application </w:t>
+      </w:r>
+      <w:proofErr w:type="spellStart"/>
+      <w:r>
+        <w:t>Laravel</w:t>
+      </w:r>
+      <w:proofErr w:type="spellEnd"/>
+      <w:r>
+        <w:t>/</w:t>
+      </w:r>
+      <w:proofErr w:type="spellStart"/>
+      <w:r>
+        <w:t>Livewire</w:t>
+      </w:r>
+      <w:proofErr w:type="spellEnd"/>
+      <w:r>
+        <w:t xml:space="preserve"> et ses dépendances. L'utilisation de </w:t>
+      </w:r>
+      <w:proofErr w:type="spellStart"/>
+      <w:r>
+        <w:rPr>
+          <w:b/>
+          <w:bCs/>
+        </w:rPr>
+        <w:t>Dockerfiles</w:t>
+      </w:r>
+      <w:proofErr w:type="spellEnd"/>
+      <w:r>
+        <w:rPr>
+          <w:b/>
+          <w:bCs/>
+        </w:rPr>
+        <w:t xml:space="preserve"> </w:t>
+      </w:r>
+      <w:proofErr w:type="spellStart"/>
+      <w:r>
+        <w:rPr>
+          <w:b/>
+          <w:bCs/>
+        </w:rPr>
+        <w:t>Multi-Stage</w:t>
+      </w:r>
+      <w:proofErr w:type="spellEnd"/>
+      <w:r>
+        <w:t xml:space="preserve"> permet d'optimiser les images finales de production : les étapes de compilation (dépendances Composer, </w:t>
+      </w:r>
+      <w:proofErr w:type="spellStart"/>
+      <w:r>
+        <w:t>assets</w:t>
+      </w:r>
+      <w:proofErr w:type="spellEnd"/>
+      <w:r>
+        <w:t xml:space="preserve"> </w:t>
+      </w:r>
+      <w:proofErr w:type="spellStart"/>
+      <w:r>
+        <w:t>Frontend</w:t>
+      </w:r>
+      <w:proofErr w:type="spellEnd"/>
+      <w:r>
+        <w:t>) sont séparées de l'image d'exécution. Cela permet de réduire considérablement la taille des images finales, de minimiser la surface d'attaque et d'accélérer les temps de déploiement.</w:t>
       </w:r>
     </w:p>
     <w:p>
@@ -11455,7 +12952,23 @@
         <w:t>Docker Compose :</w:t>
       </w:r>
       <w:r>
-        <w:t xml:space="preserve"> Employé en environnement de développement local et de recette pour orchestrer facilement l'ensemble des services interconnectés (Serveur web Nginx, PHP-FPM, MySQL, Redis pour la gestion des sessions Livewire et des queues).</w:t>
+        <w:t xml:space="preserve"> Employé en environnement de développement local et de recette pour orchestrer facilement l'ensemble des services interconnectés (Serveur web </w:t>
+      </w:r>
+      <w:proofErr w:type="spellStart"/>
+      <w:r>
+        <w:t>Nginx</w:t>
+      </w:r>
+      <w:proofErr w:type="spellEnd"/>
+      <w:r>
+        <w:t xml:space="preserve">, PHP-FPM, MySQL, Redis pour la gestion des sessions </w:t>
+      </w:r>
+      <w:proofErr w:type="spellStart"/>
+      <w:r>
+        <w:t>Livewire</w:t>
+      </w:r>
+      <w:proofErr w:type="spellEnd"/>
+      <w:r>
+        <w:t xml:space="preserve"> et des queues).</w:t>
       </w:r>
     </w:p>
     <w:p>
@@ -11472,7 +12985,23 @@
           <w:b/>
           <w:bCs/>
         </w:rPr>
-        <w:t>Docker Hub (Container Registry) :</w:t>
+        <w:t xml:space="preserve">Docker Hub (Container </w:t>
+      </w:r>
+      <w:proofErr w:type="spellStart"/>
+      <w:r>
+        <w:rPr>
+          <w:b/>
+          <w:bCs/>
+        </w:rPr>
+        <w:t>Registry</w:t>
+      </w:r>
+      <w:proofErr w:type="spellEnd"/>
+      <w:r>
+        <w:rPr>
+          <w:b/>
+          <w:bCs/>
+        </w:rPr>
+        <w:t>) :</w:t>
       </w:r>
       <w:r>
         <w:t xml:space="preserve"> Utilisé comme registre centralisé et sécurisé d'images Docker. Lors de chaque mise à jour, les images applicatives compilées par le pipeline CI/CD y sont estampillées (</w:t>
@@ -11487,6 +13016,7 @@
       <w:r>
         <w:t xml:space="preserve"> avec le numéro de version ou le hash du commit Git) puis publiées, garantissant la traçabilité des livrables et la possibilité d'effectuer un retour arrière (</w:t>
       </w:r>
+      <w:proofErr w:type="spellStart"/>
       <w:r>
         <w:rPr>
           <w:i/>
@@ -11494,6 +13024,7 @@
         </w:rPr>
         <w:t>rollback</w:t>
       </w:r>
+      <w:proofErr w:type="spellEnd"/>
       <w:r>
         <w:t>) immédiat en cas d'anomalie.</w:t>
       </w:r>
@@ -11503,7 +13034,15 @@
         <w:pStyle w:val="Styletitre1"/>
       </w:pPr>
       <w:r>
-        <w:t>Orchestration et Haute Disponibilité (Docker Swarm)</w:t>
+        <w:t xml:space="preserve">Orchestration et Haute Disponibilité (Docker </w:t>
+      </w:r>
+      <w:proofErr w:type="spellStart"/>
+      <w:r>
+        <w:t>Swarm</w:t>
+      </w:r>
+      <w:proofErr w:type="spellEnd"/>
+      <w:r>
+        <w:t>)</w:t>
       </w:r>
     </w:p>
     <w:p>
@@ -11521,30 +13060,106 @@
           <w:bCs/>
         </w:rPr>
         <w:lastRenderedPageBreak/>
-        <w:t>Docker Swarm :</w:t>
-      </w:r>
-      <w:r>
-        <w:t xml:space="preserve"> Préféré à Kubernetes pour son empreinte mémoire très faible et sa parfaite adéquation avec une infrastructure légère de 2 serveurs VPS (OVH). Docker Swarm permet d'orchestrer la distribution des conteneurs applicatifs sur les VPS, d'assurer la répartition de charge (</w:t>
-      </w:r>
+        <w:t xml:space="preserve">Docker </w:t>
+      </w:r>
+      <w:proofErr w:type="spellStart"/>
+      <w:r>
+        <w:rPr>
+          <w:b/>
+          <w:bCs/>
+        </w:rPr>
+        <w:t>Swarm</w:t>
+      </w:r>
+      <w:proofErr w:type="spellEnd"/>
+      <w:r>
+        <w:rPr>
+          <w:b/>
+          <w:bCs/>
+        </w:rPr>
+        <w:t xml:space="preserve"> :</w:t>
+      </w:r>
+      <w:r>
+        <w:t xml:space="preserve"> Préféré à </w:t>
+      </w:r>
+      <w:proofErr w:type="spellStart"/>
+      <w:r>
+        <w:t>Kubernetes</w:t>
+      </w:r>
+      <w:proofErr w:type="spellEnd"/>
+      <w:r>
+        <w:t xml:space="preserve"> pour son empreinte mémoire très faible et sa parfaite adéquation avec une infrastructure légère de 2 serveurs VPS (OVH). Docker </w:t>
+      </w:r>
+      <w:proofErr w:type="spellStart"/>
+      <w:r>
+        <w:t>Swarm</w:t>
+      </w:r>
+      <w:proofErr w:type="spellEnd"/>
+      <w:r>
+        <w:t xml:space="preserve"> permet d'orchestrer la distribution des conteneurs applicatifs sur les VPS, d'assurer la répartition de charge (</w:t>
+      </w:r>
+      <w:proofErr w:type="spellStart"/>
       <w:r>
         <w:rPr>
           <w:i/>
           <w:iCs/>
         </w:rPr>
-        <w:t>load balancing</w:t>
-      </w:r>
-      <w:r>
-        <w:t xml:space="preserve"> interne), d'exécuter des mises à jour de service sans interruption (</w:t>
-      </w:r>
+        <w:t>load</w:t>
+      </w:r>
+      <w:proofErr w:type="spellEnd"/>
       <w:r>
         <w:rPr>
           <w:i/>
           <w:iCs/>
         </w:rPr>
-        <w:t>rolling updates / zero-downtime</w:t>
-      </w:r>
-      <w:r>
-        <w:t>) et de garantir la tolérance aux pannes : si un conteneur crash, Swarm le redémarre automatiquement.</w:t>
+        <w:t xml:space="preserve"> </w:t>
+      </w:r>
+      <w:proofErr w:type="spellStart"/>
+      <w:r>
+        <w:rPr>
+          <w:i/>
+          <w:iCs/>
+        </w:rPr>
+        <w:t>balancing</w:t>
+      </w:r>
+      <w:proofErr w:type="spellEnd"/>
+      <w:r>
+        <w:t xml:space="preserve"> interne), d'exécuter des mises à jour de service sans interruption (</w:t>
+      </w:r>
+      <w:proofErr w:type="spellStart"/>
+      <w:r>
+        <w:rPr>
+          <w:i/>
+          <w:iCs/>
+        </w:rPr>
+        <w:t>rolling</w:t>
+      </w:r>
+      <w:proofErr w:type="spellEnd"/>
+      <w:r>
+        <w:rPr>
+          <w:i/>
+          <w:iCs/>
+        </w:rPr>
+        <w:t xml:space="preserve"> updates / </w:t>
+      </w:r>
+      <w:proofErr w:type="spellStart"/>
+      <w:r>
+        <w:rPr>
+          <w:i/>
+          <w:iCs/>
+        </w:rPr>
+        <w:t>zero-downtime</w:t>
+      </w:r>
+      <w:proofErr w:type="spellEnd"/>
+      <w:r>
+        <w:t xml:space="preserve">) et de garantir la tolérance aux pannes : si un conteneur crash, </w:t>
+      </w:r>
+      <w:proofErr w:type="spellStart"/>
+      <w:r>
+        <w:t>Swarm</w:t>
+      </w:r>
+      <w:proofErr w:type="spellEnd"/>
+      <w:r>
+        <w:t xml:space="preserve"> le redémarre automatiquement.</w:t>
       </w:r>
     </w:p>
     <w:p>
@@ -11569,11 +13184,28 @@
           <w:b/>
           <w:bCs/>
         </w:rPr>
-        <w:t>Pipeline CI/CD (GitHub Actions / GitLab CI) :</w:t>
+        <w:t xml:space="preserve">Pipeline CI/CD (GitHub Actions / </w:t>
+      </w:r>
+      <w:proofErr w:type="spellStart"/>
+      <w:r>
+        <w:rPr>
+          <w:b/>
+          <w:bCs/>
+        </w:rPr>
+        <w:t>GitLab</w:t>
+      </w:r>
+      <w:proofErr w:type="spellEnd"/>
+      <w:r>
+        <w:rPr>
+          <w:b/>
+          <w:bCs/>
+        </w:rPr>
+        <w:t xml:space="preserve"> CI) :</w:t>
       </w:r>
       <w:r>
         <w:t xml:space="preserve"> Automatise l'intégralité du cycle de déploiement. À chaque push sur la branche principale, le pipeline exécute les tests (</w:t>
       </w:r>
+      <w:proofErr w:type="spellStart"/>
       <w:r>
         <w:rPr>
           <w:rStyle w:val="CodeHTML"/>
@@ -11581,7 +13213,17 @@
           <w:sz w:val="24"/>
           <w:szCs w:val="24"/>
         </w:rPr>
-        <w:t>php artisan test</w:t>
+        <w:t>php</w:t>
+      </w:r>
+      <w:proofErr w:type="spellEnd"/>
+      <w:r>
+        <w:rPr>
+          <w:rStyle w:val="CodeHTML"/>
+          <w:rFonts w:ascii="Times New Roman" w:hAnsi="Times New Roman" w:cs="Times New Roman"/>
+          <w:sz w:val="24"/>
+          <w:szCs w:val="24"/>
+        </w:rPr>
+        <w:t xml:space="preserve"> artisan test</w:t>
       </w:r>
       <w:r>
         <w:t xml:space="preserve">), construit l'image Docker optimisée, la pousse sur </w:t>
@@ -11601,8 +13243,17 @@
           <w:b/>
           <w:bCs/>
         </w:rPr>
-        <w:t>Docker Swarm</w:t>
-      </w:r>
+        <w:t xml:space="preserve">Docker </w:t>
+      </w:r>
+      <w:proofErr w:type="spellStart"/>
+      <w:r>
+        <w:rPr>
+          <w:b/>
+          <w:bCs/>
+        </w:rPr>
+        <w:t>Swarm</w:t>
+      </w:r>
+      <w:proofErr w:type="spellEnd"/>
       <w:r>
         <w:t xml:space="preserve"> de mettre à jour le service en production de manière transparente.</w:t>
       </w:r>
@@ -11624,7 +13275,47 @@
         <w:t>Infrastructure VPS OVH (2 Serveurs) :</w:t>
       </w:r>
       <w:r>
-        <w:t xml:space="preserve"> L’infrastructure repose sur 2 serveurs VPS hébergés chez OVH. Cette architecture permet de séparer la couche d'accès/applicative (Nginx + Laravel/Livewire gérés par Swarm) de la couche de stockage et de persistence (MySQL avec sauvegardes automatisées sur</w:t>
+        <w:t xml:space="preserve"> L’infrastructure repose sur 2 serveurs VPS hébergés chez OVH. Cette architecture permet de séparer la couche d'accès/applicative (</w:t>
+      </w:r>
+      <w:proofErr w:type="spellStart"/>
+      <w:r>
+        <w:t>Nginx</w:t>
+      </w:r>
+      <w:proofErr w:type="spellEnd"/>
+      <w:r>
+        <w:t xml:space="preserve"> + </w:t>
+      </w:r>
+      <w:proofErr w:type="spellStart"/>
+      <w:r>
+        <w:t>Laravel</w:t>
+      </w:r>
+      <w:proofErr w:type="spellEnd"/>
+      <w:r>
+        <w:t>/</w:t>
+      </w:r>
+      <w:proofErr w:type="spellStart"/>
+      <w:r>
+        <w:t>Livewire</w:t>
+      </w:r>
+      <w:proofErr w:type="spellEnd"/>
+      <w:r>
+        <w:t xml:space="preserve"> gérés par </w:t>
+      </w:r>
+      <w:proofErr w:type="spellStart"/>
+      <w:r>
+        <w:t>Swarm</w:t>
+      </w:r>
+      <w:proofErr w:type="spellEnd"/>
+      <w:r>
+        <w:t xml:space="preserve">) de la couche de stockage et de </w:t>
+      </w:r>
+      <w:proofErr w:type="spellStart"/>
+      <w:r>
+        <w:t>persistence</w:t>
+      </w:r>
+      <w:proofErr w:type="spellEnd"/>
+      <w:r>
+        <w:t xml:space="preserve"> (MySQL avec sauvegardes automatisées sur</w:t>
       </w:r>
       <w:r>
         <w:t xml:space="preserve"> un stockage externe), garantissant un contrôle total sur les performances, la sécurité et les coûts.</w:t>
@@ -11643,7 +13334,15 @@
         <w:pStyle w:val="NormalWeb"/>
       </w:pPr>
       <w:r>
-        <w:t>La réussite du projet de modernisation du système de gestion du parc informatique repose principalement sur les compétences et l’implication directe de l’étudiant, en tant que développeur et ingénieur DevOps principal du projet, ainsi que sur des échanges réguliers avec la direction et les responsables IT de l’entreprise, représentants des besoins utilisateurs et métiers.</w:t>
+        <w:t xml:space="preserve">La réussite du projet de modernisation du système de gestion du parc informatique repose principalement sur les compétences et l’implication directe de l’étudiant, en tant que développeur et ingénieur </w:t>
+      </w:r>
+      <w:proofErr w:type="spellStart"/>
+      <w:r>
+        <w:t>DevOps</w:t>
+      </w:r>
+      <w:proofErr w:type="spellEnd"/>
+      <w:r>
+        <w:t xml:space="preserve"> principal du projet, ainsi que sur des échanges réguliers avec la direction et les responsables IT de l’entreprise, représentants des besoins utilisateurs et métiers.</w:t>
       </w:r>
     </w:p>
     <w:p>
@@ -11655,7 +13354,15 @@
         </w:numPr>
       </w:pPr>
       <w:r>
-        <w:t>Le stagiaire / Ingénieur DevOps principal</w:t>
+        <w:t xml:space="preserve">Le stagiaire / Ingénieur </w:t>
+      </w:r>
+      <w:proofErr w:type="spellStart"/>
+      <w:r>
+        <w:t>DevOps</w:t>
+      </w:r>
+      <w:proofErr w:type="spellEnd"/>
+      <w:r>
+        <w:t xml:space="preserve"> principal</w:t>
       </w:r>
     </w:p>
     <w:p>
@@ -11665,6 +13372,7 @@
       <w:r>
         <w:t xml:space="preserve">Le rôle central dans le projet a été assumé par le stagiaire, chargé de moderniser la gestion du parc informatique en concevant et développant une application web complète sous </w:t>
       </w:r>
+      <w:proofErr w:type="spellStart"/>
       <w:r>
         <w:rPr>
           <w:b/>
@@ -11672,9 +13380,11 @@
         </w:rPr>
         <w:t>Laravel</w:t>
       </w:r>
+      <w:proofErr w:type="spellEnd"/>
       <w:r>
         <w:t xml:space="preserve"> et </w:t>
       </w:r>
+      <w:proofErr w:type="spellStart"/>
       <w:r>
         <w:rPr>
           <w:b/>
@@ -11682,6 +13392,7 @@
         </w:rPr>
         <w:t>Livewire</w:t>
       </w:r>
+      <w:proofErr w:type="spellEnd"/>
       <w:r>
         <w:t>. Ses missions ont couvert l’ensemble du cycle de vie logiciel et système du projet :</w:t>
       </w:r>
@@ -11702,7 +13413,39 @@
         <w:t>Développement applicatif :</w:t>
       </w:r>
       <w:r>
-        <w:t xml:space="preserve"> Conception du backend Laravel, développement des interfaces dynamiques et temps réel avec Livewire (suivi des équipements online/offline, check-in/check-out, gestion des tickets et réservations), et structuration de la base de données relationnelle MySQL.</w:t>
+        <w:t xml:space="preserve"> Conception du </w:t>
+      </w:r>
+      <w:proofErr w:type="spellStart"/>
+      <w:r>
+        <w:t>backend</w:t>
+      </w:r>
+      <w:proofErr w:type="spellEnd"/>
+      <w:r>
+        <w:t xml:space="preserve"> </w:t>
+      </w:r>
+      <w:proofErr w:type="spellStart"/>
+      <w:r>
+        <w:t>Laravel</w:t>
+      </w:r>
+      <w:proofErr w:type="spellEnd"/>
+      <w:r>
+        <w:t xml:space="preserve">, développement des interfaces dynamiques et temps réel avec </w:t>
+      </w:r>
+      <w:proofErr w:type="spellStart"/>
+      <w:r>
+        <w:t>Livewire</w:t>
+      </w:r>
+      <w:proofErr w:type="spellEnd"/>
+      <w:r>
+        <w:t xml:space="preserve"> (suivi des équipements online/offline, check-in/</w:t>
+      </w:r>
+      <w:proofErr w:type="spellStart"/>
+      <w:r>
+        <w:t>check-out</w:t>
+      </w:r>
+      <w:proofErr w:type="spellEnd"/>
+      <w:r>
+        <w:t>, gestion des tickets et réservations), et structuration de la base de données relationnelle MySQL.</w:t>
       </w:r>
     </w:p>
     <w:p>
@@ -11718,11 +13461,36 @@
           <w:b/>
           <w:bCs/>
         </w:rPr>
-        <w:t>Mise en œuvre DevOps et CI/CD :</w:t>
-      </w:r>
-      <w:r>
-        <w:t xml:space="preserve"> Conception de Dockerfiles </w:t>
-      </w:r>
+        <w:t xml:space="preserve">Mise en œuvre </w:t>
+      </w:r>
+      <w:proofErr w:type="spellStart"/>
+      <w:r>
+        <w:rPr>
+          <w:b/>
+          <w:bCs/>
+        </w:rPr>
+        <w:t>DevOps</w:t>
+      </w:r>
+      <w:proofErr w:type="spellEnd"/>
+      <w:r>
+        <w:rPr>
+          <w:b/>
+          <w:bCs/>
+        </w:rPr>
+        <w:t xml:space="preserve"> et CI/CD :</w:t>
+      </w:r>
+      <w:r>
+        <w:t xml:space="preserve"> Conception de </w:t>
+      </w:r>
+      <w:proofErr w:type="spellStart"/>
+      <w:r>
+        <w:t>Dockerfiles</w:t>
+      </w:r>
+      <w:proofErr w:type="spellEnd"/>
+      <w:r>
+        <w:t xml:space="preserve"> </w:t>
+      </w:r>
+      <w:proofErr w:type="spellStart"/>
       <w:r>
         <w:rPr>
           <w:i/>
@@ -11730,6 +13498,7 @@
         </w:rPr>
         <w:t>multi-stage</w:t>
       </w:r>
+      <w:proofErr w:type="spellEnd"/>
       <w:r>
         <w:t xml:space="preserve"> optimisés, configuration du registre d'images sur </w:t>
       </w:r>
@@ -11741,7 +13510,15 @@
         <w:t>Docker Hub</w:t>
       </w:r>
       <w:r>
-        <w:t>, et automatisation complète de la chaîne d'intégration et de livraison continues via un pipeline CI/CD (GitHub Actions / GitLab CI).</w:t>
+        <w:t xml:space="preserve">, et automatisation complète de la chaîne d'intégration et de livraison continues via un pipeline CI/CD (GitHub Actions / </w:t>
+      </w:r>
+      <w:proofErr w:type="spellStart"/>
+      <w:r>
+        <w:t>GitLab</w:t>
+      </w:r>
+      <w:proofErr w:type="spellEnd"/>
+      <w:r>
+        <w:t xml:space="preserve"> CI).</w:t>
       </w:r>
     </w:p>
     <w:p>
@@ -11768,8 +13545,17 @@
           <w:b/>
           <w:bCs/>
         </w:rPr>
-        <w:t>Docker Swarm</w:t>
-      </w:r>
+        <w:t xml:space="preserve">Docker </w:t>
+      </w:r>
+      <w:proofErr w:type="spellStart"/>
+      <w:r>
+        <w:rPr>
+          <w:b/>
+          <w:bCs/>
+        </w:rPr>
+        <w:t>Swarm</w:t>
+      </w:r>
+      <w:proofErr w:type="spellEnd"/>
       <w:r>
         <w:t xml:space="preserve"> réparti sur deux serveurs VPS OVH, gestion des réseaux virtuels, sécurisation des accès et maintien en condition opérationnelle de l’environnement de production sans interruption de service.</w:t>
       </w:r>
@@ -11811,7 +13597,39 @@
         <w:pStyle w:val="NormalWeb"/>
       </w:pPr>
       <w:r>
-        <w:t>L’ensemble de la chaîne technique — de la conception logicielle au déploiement des conteneurs sur l'infrastructure VPS OVH — a été réalisée de manière autonome par le stagiaire. Cette configuration a exigé une maîtrise transversale des concepts de développement web moderne (Laravel/Livewire) et d'ingénierie DevOps (Docker, Swarm, CI/CD), ainsi qu'une capacité à prendre des décisions d'architecture adaptées aux contraintes de performance et de sécurité du projet.</w:t>
+        <w:t>L’ensemble de la chaîne technique — de la conception logicielle au déploiement des conteneurs sur l'infrastructure VPS OVH — a été réalisée de manière autonome par le stagiaire. Cette configuration a exigé une maîtrise transversale des concepts de développement web moderne (</w:t>
+      </w:r>
+      <w:proofErr w:type="spellStart"/>
+      <w:r>
+        <w:t>Laravel</w:t>
+      </w:r>
+      <w:proofErr w:type="spellEnd"/>
+      <w:r>
+        <w:t>/</w:t>
+      </w:r>
+      <w:proofErr w:type="spellStart"/>
+      <w:r>
+        <w:t>Livewire</w:t>
+      </w:r>
+      <w:proofErr w:type="spellEnd"/>
+      <w:r>
+        <w:t xml:space="preserve">) et d'ingénierie </w:t>
+      </w:r>
+      <w:proofErr w:type="spellStart"/>
+      <w:r>
+        <w:t>DevOps</w:t>
+      </w:r>
+      <w:proofErr w:type="spellEnd"/>
+      <w:r>
+        <w:t xml:space="preserve"> (Docker, </w:t>
+      </w:r>
+      <w:proofErr w:type="spellStart"/>
+      <w:r>
+        <w:t>Swarm</w:t>
+      </w:r>
+      <w:proofErr w:type="spellEnd"/>
+      <w:r>
+        <w:t>, CI/CD), ainsi qu'une capacité à prendre des décisions d'architecture adaptées aux contraintes de performance et de sécurité du projet.</w:t>
       </w:r>
     </w:p>
     <w:p>
@@ -11842,7 +13660,23 @@
         <w:pStyle w:val="Default"/>
       </w:pPr>
       <w:r>
-        <w:t>Avant de procéder à la réalisation technique du projet, il a été nécessaire de disposer de moyens matériels fiables et performants. Ces équipements permettent de garantir un environnement stable pour le développement, l'automatisation du pipeline CI/CD, l'orchestration des conteneurs Docker Swarm, ainsi que pour l’administration des serveurs et la sécurisation des données du parc informatique. Le choix de ces matériels a été guidé par la nécessité d’assurer la performance, la haute disponibilité et la sécurité de l’application, tout en facilitant le travail quotidien du développeur DevOps.</w:t>
+        <w:t xml:space="preserve">Avant de procéder à la réalisation technique du projet, il a été nécessaire de disposer de moyens matériels fiables et performants. Ces équipements permettent de garantir un environnement stable pour le développement, l'automatisation du pipeline CI/CD, l'orchestration des conteneurs Docker </w:t>
+      </w:r>
+      <w:proofErr w:type="spellStart"/>
+      <w:r>
+        <w:t>Swarm</w:t>
+      </w:r>
+      <w:proofErr w:type="spellEnd"/>
+      <w:r>
+        <w:t xml:space="preserve">, ainsi que pour l’administration des serveurs et la sécurisation des données du parc informatique. Le choix de ces matériels a été guidé par la nécessité d’assurer la performance, la haute disponibilité et la sécurité de l’application, tout en facilitant le travail quotidien du développeur </w:t>
+      </w:r>
+      <w:proofErr w:type="spellStart"/>
+      <w:r>
+        <w:t>DevOps</w:t>
+      </w:r>
+      <w:proofErr w:type="spellEnd"/>
+      <w:r>
+        <w:t>.</w:t>
       </w:r>
     </w:p>
     <w:p>
@@ -12087,7 +13921,25 @@
                 <w:sz w:val="24"/>
                 <w:szCs w:val="24"/>
               </w:rPr>
-              <w:t>• Processeur : Intel Core i5 (7ᵉ génération)</w:t>
+              <w:t xml:space="preserve">• Processeur : Intel </w:t>
+            </w:r>
+            <w:proofErr w:type="spellStart"/>
+            <w:r>
+              <w:rPr>
+                <w:rFonts w:ascii="Times New Roman" w:eastAsia="Times New Roman" w:hAnsi="Times New Roman" w:cs="Times New Roman"/>
+                <w:sz w:val="24"/>
+                <w:szCs w:val="24"/>
+              </w:rPr>
+              <w:t>Core</w:t>
+            </w:r>
+            <w:proofErr w:type="spellEnd"/>
+            <w:r>
+              <w:rPr>
+                <w:rFonts w:ascii="Times New Roman" w:eastAsia="Times New Roman" w:hAnsi="Times New Roman" w:cs="Times New Roman"/>
+                <w:sz w:val="24"/>
+                <w:szCs w:val="24"/>
+              </w:rPr>
+              <w:t xml:space="preserve"> i5 (7ᵉ génération)</w:t>
             </w:r>
           </w:p>
           <w:p>
@@ -12165,7 +14017,27 @@
                 <w:szCs w:val="24"/>
                 <w:lang w:val="en-US"/>
               </w:rPr>
-              <w:t>• Stockage : SSD 128 Go + HDD 500 Go</w:t>
+              <w:t xml:space="preserve">• </w:t>
+            </w:r>
+            <w:proofErr w:type="spellStart"/>
+            <w:r>
+              <w:rPr>
+                <w:rFonts w:ascii="Times New Roman" w:eastAsia="Times New Roman" w:hAnsi="Times New Roman" w:cs="Times New Roman"/>
+                <w:sz w:val="24"/>
+                <w:szCs w:val="24"/>
+                <w:lang w:val="en-US"/>
+              </w:rPr>
+              <w:t>Stockage</w:t>
+            </w:r>
+            <w:proofErr w:type="spellEnd"/>
+            <w:r>
+              <w:rPr>
+                <w:rFonts w:ascii="Times New Roman" w:eastAsia="Times New Roman" w:hAnsi="Times New Roman" w:cs="Times New Roman"/>
+                <w:sz w:val="24"/>
+                <w:szCs w:val="24"/>
+                <w:lang w:val="en-US"/>
+              </w:rPr>
+              <w:t xml:space="preserve"> : SSD 128 Go + HDD 500 Go</w:t>
             </w:r>
           </w:p>
           <w:p>
@@ -12205,7 +14077,27 @@
                 <w:szCs w:val="24"/>
                 <w:lang w:val="en-US"/>
               </w:rPr>
-              <w:t>• Système : Dual Boot Windows 11 / Linux (Ubuntu/Kali)</w:t>
+              <w:t xml:space="preserve">• </w:t>
+            </w:r>
+            <w:proofErr w:type="spellStart"/>
+            <w:r>
+              <w:rPr>
+                <w:rFonts w:ascii="Times New Roman" w:eastAsia="Times New Roman" w:hAnsi="Times New Roman" w:cs="Times New Roman"/>
+                <w:sz w:val="24"/>
+                <w:szCs w:val="24"/>
+                <w:lang w:val="en-US"/>
+              </w:rPr>
+              <w:t>Système</w:t>
+            </w:r>
+            <w:proofErr w:type="spellEnd"/>
+            <w:r>
+              <w:rPr>
+                <w:rFonts w:ascii="Times New Roman" w:eastAsia="Times New Roman" w:hAnsi="Times New Roman" w:cs="Times New Roman"/>
+                <w:sz w:val="24"/>
+                <w:szCs w:val="24"/>
+                <w:lang w:val="en-US"/>
+              </w:rPr>
+              <w:t xml:space="preserve"> : Dual Boot Windows 11 / Linux (Ubuntu/Kali)</w:t>
             </w:r>
           </w:p>
         </w:tc>
@@ -12242,7 +14134,97 @@
                 <w:sz w:val="24"/>
                 <w:szCs w:val="24"/>
               </w:rPr>
-              <w:t>Développement backend (Laravel) et frontend (Livewire), tests unitaires et d'intégration, conteneurisation locale avec Docker Compose, écriture du pipeline CI/CD et administration à distance des clusters Swarm.</w:t>
+              <w:t xml:space="preserve">Développement </w:t>
+            </w:r>
+            <w:proofErr w:type="spellStart"/>
+            <w:r>
+              <w:rPr>
+                <w:rFonts w:ascii="Times New Roman" w:eastAsia="Times New Roman" w:hAnsi="Times New Roman" w:cs="Times New Roman"/>
+                <w:sz w:val="24"/>
+                <w:szCs w:val="24"/>
+              </w:rPr>
+              <w:t>backend</w:t>
+            </w:r>
+            <w:proofErr w:type="spellEnd"/>
+            <w:r>
+              <w:rPr>
+                <w:rFonts w:ascii="Times New Roman" w:eastAsia="Times New Roman" w:hAnsi="Times New Roman" w:cs="Times New Roman"/>
+                <w:sz w:val="24"/>
+                <w:szCs w:val="24"/>
+              </w:rPr>
+              <w:t xml:space="preserve"> (</w:t>
+            </w:r>
+            <w:proofErr w:type="spellStart"/>
+            <w:r>
+              <w:rPr>
+                <w:rFonts w:ascii="Times New Roman" w:eastAsia="Times New Roman" w:hAnsi="Times New Roman" w:cs="Times New Roman"/>
+                <w:sz w:val="24"/>
+                <w:szCs w:val="24"/>
+              </w:rPr>
+              <w:t>Laravel</w:t>
+            </w:r>
+            <w:proofErr w:type="spellEnd"/>
+            <w:r>
+              <w:rPr>
+                <w:rFonts w:ascii="Times New Roman" w:eastAsia="Times New Roman" w:hAnsi="Times New Roman" w:cs="Times New Roman"/>
+                <w:sz w:val="24"/>
+                <w:szCs w:val="24"/>
+              </w:rPr>
+              <w:t xml:space="preserve">) et </w:t>
+            </w:r>
+            <w:proofErr w:type="spellStart"/>
+            <w:r>
+              <w:rPr>
+                <w:rFonts w:ascii="Times New Roman" w:eastAsia="Times New Roman" w:hAnsi="Times New Roman" w:cs="Times New Roman"/>
+                <w:sz w:val="24"/>
+                <w:szCs w:val="24"/>
+              </w:rPr>
+              <w:t>frontend</w:t>
+            </w:r>
+            <w:proofErr w:type="spellEnd"/>
+            <w:r>
+              <w:rPr>
+                <w:rFonts w:ascii="Times New Roman" w:eastAsia="Times New Roman" w:hAnsi="Times New Roman" w:cs="Times New Roman"/>
+                <w:sz w:val="24"/>
+                <w:szCs w:val="24"/>
+              </w:rPr>
+              <w:t xml:space="preserve"> (</w:t>
+            </w:r>
+            <w:proofErr w:type="spellStart"/>
+            <w:r>
+              <w:rPr>
+                <w:rFonts w:ascii="Times New Roman" w:eastAsia="Times New Roman" w:hAnsi="Times New Roman" w:cs="Times New Roman"/>
+                <w:sz w:val="24"/>
+                <w:szCs w:val="24"/>
+              </w:rPr>
+              <w:t>Livewire</w:t>
+            </w:r>
+            <w:proofErr w:type="spellEnd"/>
+            <w:r>
+              <w:rPr>
+                <w:rFonts w:ascii="Times New Roman" w:eastAsia="Times New Roman" w:hAnsi="Times New Roman" w:cs="Times New Roman"/>
+                <w:sz w:val="24"/>
+                <w:szCs w:val="24"/>
+              </w:rPr>
+              <w:t xml:space="preserve">), tests unitaires et d'intégration, conteneurisation locale avec Docker Compose, écriture du pipeline CI/CD et administration à distance des clusters </w:t>
+            </w:r>
+            <w:proofErr w:type="spellStart"/>
+            <w:r>
+              <w:rPr>
+                <w:rFonts w:ascii="Times New Roman" w:eastAsia="Times New Roman" w:hAnsi="Times New Roman" w:cs="Times New Roman"/>
+                <w:sz w:val="24"/>
+                <w:szCs w:val="24"/>
+              </w:rPr>
+              <w:t>Swarm</w:t>
+            </w:r>
+            <w:proofErr w:type="spellEnd"/>
+            <w:r>
+              <w:rPr>
+                <w:rFonts w:ascii="Times New Roman" w:eastAsia="Times New Roman" w:hAnsi="Times New Roman" w:cs="Times New Roman"/>
+                <w:sz w:val="24"/>
+                <w:szCs w:val="24"/>
+              </w:rPr>
+              <w:t>.</w:t>
             </w:r>
           </w:p>
         </w:tc>
@@ -12335,7 +14317,67 @@
                 <w:szCs w:val="24"/>
                 <w:lang w:val="en-US"/>
               </w:rPr>
-              <w:t>• Serveur 1 (Applicatif &amp; Swarm) : 6 vCPU, 12 Go RAM, NVMe 100 Go</w:t>
+              <w:t xml:space="preserve">• </w:t>
+            </w:r>
+            <w:proofErr w:type="spellStart"/>
+            <w:r>
+              <w:rPr>
+                <w:rFonts w:ascii="Times New Roman" w:eastAsia="Times New Roman" w:hAnsi="Times New Roman" w:cs="Times New Roman"/>
+                <w:sz w:val="24"/>
+                <w:szCs w:val="24"/>
+                <w:lang w:val="en-US"/>
+              </w:rPr>
+              <w:t>Serveur</w:t>
+            </w:r>
+            <w:proofErr w:type="spellEnd"/>
+            <w:r>
+              <w:rPr>
+                <w:rFonts w:ascii="Times New Roman" w:eastAsia="Times New Roman" w:hAnsi="Times New Roman" w:cs="Times New Roman"/>
+                <w:sz w:val="24"/>
+                <w:szCs w:val="24"/>
+                <w:lang w:val="en-US"/>
+              </w:rPr>
+              <w:t xml:space="preserve"> 1 (</w:t>
+            </w:r>
+            <w:proofErr w:type="spellStart"/>
+            <w:r>
+              <w:rPr>
+                <w:rFonts w:ascii="Times New Roman" w:eastAsia="Times New Roman" w:hAnsi="Times New Roman" w:cs="Times New Roman"/>
+                <w:sz w:val="24"/>
+                <w:szCs w:val="24"/>
+                <w:lang w:val="en-US"/>
+              </w:rPr>
+              <w:t>Applicatif</w:t>
+            </w:r>
+            <w:proofErr w:type="spellEnd"/>
+            <w:r>
+              <w:rPr>
+                <w:rFonts w:ascii="Times New Roman" w:eastAsia="Times New Roman" w:hAnsi="Times New Roman" w:cs="Times New Roman"/>
+                <w:sz w:val="24"/>
+                <w:szCs w:val="24"/>
+                <w:lang w:val="en-US"/>
+              </w:rPr>
+              <w:t xml:space="preserve"> &amp; Swarm) : 6 vCPU, 12 Go RAM, </w:t>
+            </w:r>
+            <w:proofErr w:type="spellStart"/>
+            <w:r>
+              <w:rPr>
+                <w:rFonts w:ascii="Times New Roman" w:eastAsia="Times New Roman" w:hAnsi="Times New Roman" w:cs="Times New Roman"/>
+                <w:sz w:val="24"/>
+                <w:szCs w:val="24"/>
+                <w:lang w:val="en-US"/>
+              </w:rPr>
+              <w:t>NVMe</w:t>
+            </w:r>
+            <w:proofErr w:type="spellEnd"/>
+            <w:r>
+              <w:rPr>
+                <w:rFonts w:ascii="Times New Roman" w:eastAsia="Times New Roman" w:hAnsi="Times New Roman" w:cs="Times New Roman"/>
+                <w:sz w:val="24"/>
+                <w:szCs w:val="24"/>
+                <w:lang w:val="en-US"/>
+              </w:rPr>
+              <w:t xml:space="preserve"> 100 Go</w:t>
             </w:r>
           </w:p>
           <w:p>
@@ -12353,7 +14395,79 @@
                 <w:sz w:val="24"/>
                 <w:szCs w:val="24"/>
               </w:rPr>
-              <w:t>• Serveur 2 (Base de données &amp; Node Swarm) : 6 vCPU, 12 Go RAM, NVMe 100 Go</w:t>
+              <w:t xml:space="preserve">• Serveur 2 (Base de données &amp; </w:t>
+            </w:r>
+            <w:proofErr w:type="spellStart"/>
+            <w:r>
+              <w:rPr>
+                <w:rFonts w:ascii="Times New Roman" w:eastAsia="Times New Roman" w:hAnsi="Times New Roman" w:cs="Times New Roman"/>
+                <w:sz w:val="24"/>
+                <w:szCs w:val="24"/>
+              </w:rPr>
+              <w:t>Node</w:t>
+            </w:r>
+            <w:proofErr w:type="spellEnd"/>
+            <w:r>
+              <w:rPr>
+                <w:rFonts w:ascii="Times New Roman" w:eastAsia="Times New Roman" w:hAnsi="Times New Roman" w:cs="Times New Roman"/>
+                <w:sz w:val="24"/>
+                <w:szCs w:val="24"/>
+              </w:rPr>
+              <w:t xml:space="preserve"> </w:t>
+            </w:r>
+            <w:proofErr w:type="spellStart"/>
+            <w:r>
+              <w:rPr>
+                <w:rFonts w:ascii="Times New Roman" w:eastAsia="Times New Roman" w:hAnsi="Times New Roman" w:cs="Times New Roman"/>
+                <w:sz w:val="24"/>
+                <w:szCs w:val="24"/>
+              </w:rPr>
+              <w:t>Swarm</w:t>
+            </w:r>
+            <w:proofErr w:type="spellEnd"/>
+            <w:r>
+              <w:rPr>
+                <w:rFonts w:ascii="Times New Roman" w:eastAsia="Times New Roman" w:hAnsi="Times New Roman" w:cs="Times New Roman"/>
+                <w:sz w:val="24"/>
+                <w:szCs w:val="24"/>
+              </w:rPr>
+              <w:t xml:space="preserve">) : 6 </w:t>
+            </w:r>
+            <w:proofErr w:type="spellStart"/>
+            <w:r>
+              <w:rPr>
+                <w:rFonts w:ascii="Times New Roman" w:eastAsia="Times New Roman" w:hAnsi="Times New Roman" w:cs="Times New Roman"/>
+                <w:sz w:val="24"/>
+                <w:szCs w:val="24"/>
+              </w:rPr>
+              <w:t>vCPU</w:t>
+            </w:r>
+            <w:proofErr w:type="spellEnd"/>
+            <w:r>
+              <w:rPr>
+                <w:rFonts w:ascii="Times New Roman" w:eastAsia="Times New Roman" w:hAnsi="Times New Roman" w:cs="Times New Roman"/>
+                <w:sz w:val="24"/>
+                <w:szCs w:val="24"/>
+              </w:rPr>
+              <w:t xml:space="preserve">, 12 Go RAM, </w:t>
+            </w:r>
+            <w:proofErr w:type="spellStart"/>
+            <w:r>
+              <w:rPr>
+                <w:rFonts w:ascii="Times New Roman" w:eastAsia="Times New Roman" w:hAnsi="Times New Roman" w:cs="Times New Roman"/>
+                <w:sz w:val="24"/>
+                <w:szCs w:val="24"/>
+              </w:rPr>
+              <w:t>NVMe</w:t>
+            </w:r>
+            <w:proofErr w:type="spellEnd"/>
+            <w:r>
+              <w:rPr>
+                <w:rFonts w:ascii="Times New Roman" w:eastAsia="Times New Roman" w:hAnsi="Times New Roman" w:cs="Times New Roman"/>
+                <w:sz w:val="24"/>
+                <w:szCs w:val="24"/>
+              </w:rPr>
+              <w:t xml:space="preserve"> 100 Go</w:t>
             </w:r>
           </w:p>
           <w:p>
@@ -12401,7 +14515,43 @@
                 <w:szCs w:val="24"/>
               </w:rPr>
               <w:lastRenderedPageBreak/>
-              <w:t>Hébergement de l'application en haute disponibilité, exécution du cluster Docker Swarm, hébergement de la base de données MySQL, gestion des conteneurs Nginx/PHP-FPM et exécution du déploiement continu.</w:t>
+              <w:t xml:space="preserve">Hébergement de l'application en haute disponibilité, exécution du cluster Docker </w:t>
+            </w:r>
+            <w:proofErr w:type="spellStart"/>
+            <w:r>
+              <w:rPr>
+                <w:rFonts w:ascii="Times New Roman" w:eastAsia="Times New Roman" w:hAnsi="Times New Roman" w:cs="Times New Roman"/>
+                <w:sz w:val="24"/>
+                <w:szCs w:val="24"/>
+              </w:rPr>
+              <w:t>Swarm</w:t>
+            </w:r>
+            <w:proofErr w:type="spellEnd"/>
+            <w:r>
+              <w:rPr>
+                <w:rFonts w:ascii="Times New Roman" w:eastAsia="Times New Roman" w:hAnsi="Times New Roman" w:cs="Times New Roman"/>
+                <w:sz w:val="24"/>
+                <w:szCs w:val="24"/>
+              </w:rPr>
+              <w:t xml:space="preserve">, hébergement de la base de données MySQL, gestion des conteneurs </w:t>
+            </w:r>
+            <w:proofErr w:type="spellStart"/>
+            <w:r>
+              <w:rPr>
+                <w:rFonts w:ascii="Times New Roman" w:eastAsia="Times New Roman" w:hAnsi="Times New Roman" w:cs="Times New Roman"/>
+                <w:sz w:val="24"/>
+                <w:szCs w:val="24"/>
+              </w:rPr>
+              <w:t>Nginx</w:t>
+            </w:r>
+            <w:proofErr w:type="spellEnd"/>
+            <w:r>
+              <w:rPr>
+                <w:rFonts w:ascii="Times New Roman" w:eastAsia="Times New Roman" w:hAnsi="Times New Roman" w:cs="Times New Roman"/>
+                <w:sz w:val="24"/>
+                <w:szCs w:val="24"/>
+              </w:rPr>
+              <w:t>/PHP-FPM et exécution du déploiement continu.</w:t>
             </w:r>
           </w:p>
         </w:tc>
@@ -12623,7 +14773,39 @@
         <w:t>VS Code (Visual Studio Code) :</w:t>
       </w:r>
       <w:r>
-        <w:t xml:space="preserve"> Éditeur de code principal, enrichi d'extensions adaptées au développement en PHP/Laravel et Livewire, facilitant l'analyse statique du code, le débuggage et l'autoplétion.</w:t>
+        <w:t xml:space="preserve"> Éditeur de code principal, enrichi d'extensions adaptées au développement en PHP/</w:t>
+      </w:r>
+      <w:proofErr w:type="spellStart"/>
+      <w:r>
+        <w:t>Laravel</w:t>
+      </w:r>
+      <w:proofErr w:type="spellEnd"/>
+      <w:r>
+        <w:t xml:space="preserve"> et </w:t>
+      </w:r>
+      <w:proofErr w:type="spellStart"/>
+      <w:r>
+        <w:t>Livewire</w:t>
+      </w:r>
+      <w:proofErr w:type="spellEnd"/>
+      <w:r>
+        <w:t xml:space="preserve">, facilitant l'analyse statique du code, le </w:t>
+      </w:r>
+      <w:proofErr w:type="spellStart"/>
+      <w:r>
+        <w:t>débuggage</w:t>
+      </w:r>
+      <w:proofErr w:type="spellEnd"/>
+      <w:r>
+        <w:t xml:space="preserve"> et l'</w:t>
+      </w:r>
+      <w:proofErr w:type="spellStart"/>
+      <w:r>
+        <w:t>autoplétion</w:t>
+      </w:r>
+      <w:proofErr w:type="spellEnd"/>
+      <w:r>
+        <w:t>.</w:t>
       </w:r>
     </w:p>
     <w:p>
@@ -12640,17 +14822,50 @@
           <w:b/>
           <w:bCs/>
         </w:rPr>
-        <w:t>Git et GitHub / GitLab :</w:t>
-      </w:r>
-      <w:r>
-        <w:t xml:space="preserve"> Système de contrôle de version utilisé pour la gestion du code source, la traçabilité des commits, la gestion des branches de fonctionnalités (</w:t>
-      </w:r>
+        <w:t xml:space="preserve">Git et GitHub / </w:t>
+      </w:r>
+      <w:proofErr w:type="spellStart"/>
+      <w:r>
+        <w:rPr>
+          <w:b/>
+          <w:bCs/>
+        </w:rPr>
+        <w:t>GitLab</w:t>
+      </w:r>
+      <w:proofErr w:type="spellEnd"/>
+      <w:r>
+        <w:rPr>
+          <w:b/>
+          <w:bCs/>
+        </w:rPr>
+        <w:t xml:space="preserve"> :</w:t>
+      </w:r>
+      <w:r>
+        <w:t xml:space="preserve"> Système de contrôle de version utilisé pour la gestion du code source, la traçabilité des </w:t>
+      </w:r>
+      <w:proofErr w:type="spellStart"/>
+      <w:r>
+        <w:t>commits</w:t>
+      </w:r>
+      <w:proofErr w:type="spellEnd"/>
+      <w:r>
+        <w:t>, la gestion des branches de fonctionnalités (</w:t>
+      </w:r>
+      <w:proofErr w:type="spellStart"/>
       <w:r>
         <w:rPr>
           <w:i/>
           <w:iCs/>
         </w:rPr>
-        <w:t>feature branches</w:t>
+        <w:t>feature</w:t>
+      </w:r>
+      <w:proofErr w:type="spellEnd"/>
+      <w:r>
+        <w:rPr>
+          <w:i/>
+          <w:iCs/>
+        </w:rPr>
+        <w:t xml:space="preserve"> branches</w:t>
       </w:r>
       <w:r>
         <w:t>) et la centralisation des dépôts.</w:t>
@@ -12699,12 +14914,37 @@
         </w:numPr>
         <w:spacing w:line="360" w:lineRule="auto"/>
       </w:pPr>
+      <w:proofErr w:type="spellStart"/>
       <w:r>
         <w:rPr>
           <w:b/>
           <w:bCs/>
         </w:rPr>
-        <w:t>Laravel Herd (ou Artisan CLI) :</w:t>
+        <w:t>Laravel</w:t>
+      </w:r>
+      <w:proofErr w:type="spellEnd"/>
+      <w:r>
+        <w:rPr>
+          <w:b/>
+          <w:bCs/>
+        </w:rPr>
+        <w:t xml:space="preserve"> </w:t>
+      </w:r>
+      <w:proofErr w:type="spellStart"/>
+      <w:r>
+        <w:rPr>
+          <w:b/>
+          <w:bCs/>
+        </w:rPr>
+        <w:t>Herd</w:t>
+      </w:r>
+      <w:proofErr w:type="spellEnd"/>
+      <w:r>
+        <w:rPr>
+          <w:b/>
+          <w:bCs/>
+        </w:rPr>
+        <w:t xml:space="preserve"> (ou Artisan CLI) :</w:t>
       </w:r>
       <w:r>
         <w:t xml:space="preserve"> Outils d'administration graphique et en ligne de commande permettant la conception des schémas de tables, la gestion des requêtes et la vérification des migrations de base de données.</w:t>
@@ -12720,7 +14960,23 @@
           <w:b/>
           <w:bCs/>
         </w:rPr>
-        <w:t>Outils de conteneurisation, orchestration et déploiement (DevOps) :</w:t>
+        <w:t>Outils de conteneurisation, orchestration et déploiement (</w:t>
+      </w:r>
+      <w:proofErr w:type="spellStart"/>
+      <w:r>
+        <w:rPr>
+          <w:b/>
+          <w:bCs/>
+        </w:rPr>
+        <w:t>DevOps</w:t>
+      </w:r>
+      <w:proofErr w:type="spellEnd"/>
+      <w:r>
+        <w:rPr>
+          <w:b/>
+          <w:bCs/>
+        </w:rPr>
+        <w:t>) :</w:t>
       </w:r>
     </w:p>
     <w:p>
@@ -12740,7 +14996,15 @@
         <w:t>Docker &amp; Docker Compose :</w:t>
       </w:r>
       <w:r>
-        <w:t xml:space="preserve"> Outils de conteneurisation utilisés pour créer et isoler les environnements (PHP-FPM, Nginx, MySQL, Redis) garantissant la parfaite parité entre l'environnement de développement local et la production.</w:t>
+        <w:t xml:space="preserve"> Outils de conteneurisation utilisés pour créer et isoler les environnements (PHP-FPM, </w:t>
+      </w:r>
+      <w:proofErr w:type="spellStart"/>
+      <w:r>
+        <w:t>Nginx</w:t>
+      </w:r>
+      <w:proofErr w:type="spellEnd"/>
+      <w:r>
+        <w:t>, MySQL, Redis) garantissant la parfaite parité entre l'environnement de développement local et la production.</w:t>
       </w:r>
     </w:p>
     <w:p>
@@ -12777,28 +15041,96 @@
           <w:b/>
           <w:bCs/>
         </w:rPr>
-        <w:t>Docker Swarm :</w:t>
+        <w:t xml:space="preserve">Docker </w:t>
+      </w:r>
+      <w:proofErr w:type="spellStart"/>
+      <w:r>
+        <w:rPr>
+          <w:b/>
+          <w:bCs/>
+        </w:rPr>
+        <w:t>Swarm</w:t>
+      </w:r>
+      <w:proofErr w:type="spellEnd"/>
+      <w:r>
+        <w:rPr>
+          <w:b/>
+          <w:bCs/>
+        </w:rPr>
+        <w:t xml:space="preserve"> :</w:t>
       </w:r>
       <w:r>
         <w:t xml:space="preserve"> Orchestrateur léger déployé sur les deux serveurs VPS OVH pour assurer la haute disponibilité, la répartition de charge (</w:t>
       </w:r>
+      <w:proofErr w:type="spellStart"/>
       <w:r>
         <w:rPr>
           <w:i/>
           <w:iCs/>
         </w:rPr>
-        <w:t>load balancing</w:t>
-      </w:r>
-      <w:r>
-        <w:t>) et le déploiement sans interruption de service (</w:t>
-      </w:r>
+        <w:t>load</w:t>
+      </w:r>
+      <w:proofErr w:type="spellEnd"/>
       <w:r>
         <w:rPr>
           <w:i/>
           <w:iCs/>
         </w:rPr>
-        <w:t>rolling update / zero-downtime deployment</w:t>
-      </w:r>
+        <w:t xml:space="preserve"> </w:t>
+      </w:r>
+      <w:proofErr w:type="spellStart"/>
+      <w:r>
+        <w:rPr>
+          <w:i/>
+          <w:iCs/>
+        </w:rPr>
+        <w:t>balancing</w:t>
+      </w:r>
+      <w:proofErr w:type="spellEnd"/>
+      <w:r>
+        <w:t>) et le déploiement sans interruption de service (</w:t>
+      </w:r>
+      <w:proofErr w:type="spellStart"/>
+      <w:r>
+        <w:rPr>
+          <w:i/>
+          <w:iCs/>
+        </w:rPr>
+        <w:t>rolling</w:t>
+      </w:r>
+      <w:proofErr w:type="spellEnd"/>
+      <w:r>
+        <w:rPr>
+          <w:i/>
+          <w:iCs/>
+        </w:rPr>
+        <w:t xml:space="preserve"> update / </w:t>
+      </w:r>
+      <w:proofErr w:type="spellStart"/>
+      <w:r>
+        <w:rPr>
+          <w:i/>
+          <w:iCs/>
+        </w:rPr>
+        <w:t>zero-downtime</w:t>
+      </w:r>
+      <w:proofErr w:type="spellEnd"/>
+      <w:r>
+        <w:rPr>
+          <w:i/>
+          <w:iCs/>
+        </w:rPr>
+        <w:t xml:space="preserve"> </w:t>
+      </w:r>
+      <w:proofErr w:type="spellStart"/>
+      <w:r>
+        <w:rPr>
+          <w:i/>
+          <w:iCs/>
+        </w:rPr>
+        <w:t>deployment</w:t>
+      </w:r>
+      <w:proofErr w:type="spellEnd"/>
       <w:r>
         <w:t>).</w:t>
       </w:r>
@@ -12820,7 +15152,52 @@
         <w:t>GitHub Actions:</w:t>
       </w:r>
       <w:r>
-        <w:t xml:space="preserve"> Orchestrateur CI/CD configuré pour automatiser la chaîne de livraison : exécution des tests, analyse du code, construction de l'image Docker, publication sur Docker Hub et mise à jour automatique des services sur le cluster Docker Swarm.</w:t>
+        <w:t xml:space="preserve"> Orchestrateur CI/CD configuré pour automatiser la chaîne de livraison : exécution des tests, analyse du code, construction de l'image Docker, publication sur Docker Hub et mise à jour automatique des services sur le cluster Docker </w:t>
+      </w:r>
+      <w:proofErr w:type="spellStart"/>
+      <w:r>
+        <w:t>Swarm</w:t>
+      </w:r>
+      <w:proofErr w:type="spellEnd"/>
+      <w:r>
+        <w:t>.</w:t>
+      </w:r>
+    </w:p>
+    <w:p>
+      <w:pPr>
+        <w:pStyle w:val="NormalWeb"/>
+        <w:numPr>
+          <w:ilvl w:val="0"/>
+          <w:numId w:val="26"/>
+        </w:numPr>
+        <w:spacing w:line="360" w:lineRule="auto"/>
+        <w:rPr>
+          <w:color w:val="FF0000"/>
+        </w:rPr>
+      </w:pPr>
+      <w:proofErr w:type="spellStart"/>
+      <w:r>
+        <w:rPr>
+          <w:b/>
+          <w:bCs/>
+          <w:color w:val="FF0000"/>
+        </w:rPr>
+        <w:t>Kubernetes</w:t>
+      </w:r>
+      <w:proofErr w:type="spellEnd"/>
+      <w:r>
+        <w:rPr>
+          <w:b/>
+          <w:bCs/>
+          <w:color w:val="FF0000"/>
+        </w:rPr>
+        <w:t>:</w:t>
+      </w:r>
+      <w:r>
+        <w:rPr>
+          <w:color w:val="FF0000"/>
+        </w:rPr>
+        <w:t xml:space="preserve"> </w:t>
       </w:r>
     </w:p>
     <w:p>
@@ -12850,10 +15227,42 @@
           <w:b/>
           <w:bCs/>
         </w:rPr>
-        <w:t>Pest PHP / PHPUnit :</w:t>
-      </w:r>
-      <w:r>
-        <w:t xml:space="preserve"> Frameworks de tests automatisés utilisés pour exécuter les tests unitaires et d'intégration de l'application Laravel, vérifiant le fonctionnement des flux métiers (attribution de matériel, création de tickets).</w:t>
+        <w:t xml:space="preserve">Pest PHP / </w:t>
+      </w:r>
+      <w:proofErr w:type="spellStart"/>
+      <w:r>
+        <w:rPr>
+          <w:b/>
+          <w:bCs/>
+        </w:rPr>
+        <w:t>PHPUnit</w:t>
+      </w:r>
+      <w:proofErr w:type="spellEnd"/>
+      <w:r>
+        <w:rPr>
+          <w:b/>
+          <w:bCs/>
+        </w:rPr>
+        <w:t xml:space="preserve"> :</w:t>
+      </w:r>
+      <w:r>
+        <w:t xml:space="preserve"> </w:t>
+      </w:r>
+      <w:proofErr w:type="spellStart"/>
+      <w:r>
+        <w:t>Frameworks</w:t>
+      </w:r>
+      <w:proofErr w:type="spellEnd"/>
+      <w:r>
+        <w:t xml:space="preserve"> de tests automatisés utilisés pour exécuter les tests unitaires et d'intégration de l'application </w:t>
+      </w:r>
+      <w:proofErr w:type="spellStart"/>
+      <w:r>
+        <w:t>Laravel</w:t>
+      </w:r>
+      <w:proofErr w:type="spellEnd"/>
+      <w:r>
+        <w:t>, vérifiant le fonctionnement des flux métiers (attribution de matériel, création de tickets).</w:t>
       </w:r>
     </w:p>
     <w:p>
@@ -12865,12 +15274,53 @@
         </w:numPr>
         <w:spacing w:line="360" w:lineRule="auto"/>
       </w:pPr>
+      <w:proofErr w:type="spellStart"/>
       <w:r>
         <w:rPr>
           <w:b/>
           <w:bCs/>
         </w:rPr>
-        <w:t>PHPStan / Laravel Pint :</w:t>
+        <w:t>PHPStan</w:t>
+      </w:r>
+      <w:proofErr w:type="spellEnd"/>
+      <w:r>
+        <w:rPr>
+          <w:b/>
+          <w:bCs/>
+        </w:rPr>
+        <w:t xml:space="preserve"> / </w:t>
+      </w:r>
+      <w:proofErr w:type="spellStart"/>
+      <w:r>
+        <w:rPr>
+          <w:b/>
+          <w:bCs/>
+        </w:rPr>
+        <w:t>Laravel</w:t>
+      </w:r>
+      <w:proofErr w:type="spellEnd"/>
+      <w:r>
+        <w:rPr>
+          <w:b/>
+          <w:bCs/>
+        </w:rPr>
+        <w:t xml:space="preserve"> </w:t>
+      </w:r>
+      <w:proofErr w:type="spellStart"/>
+      <w:r>
+        <w:rPr>
+          <w:b/>
+          <w:bCs/>
+        </w:rPr>
+        <w:t>Pint</w:t>
+      </w:r>
+      <w:proofErr w:type="spellEnd"/>
+      <w:r>
+        <w:rPr>
+          <w:b/>
+          <w:bCs/>
+        </w:rPr>
+        <w:t xml:space="preserve"> :</w:t>
       </w:r>
       <w:r>
         <w:t xml:space="preserve"> Outils d'analyse statique du code et de formatage automatique permettant de garantir le respect des normes de codage (PSR-12) et une haute qualité du livrable avant chaque déploiement.</w:t>
@@ -12903,7 +15353,40 @@
           <w:b/>
           <w:bCs/>
         </w:rPr>
-        <w:t>Draw.io / Visual Paradigm :</w:t>
+        <w:lastRenderedPageBreak/>
+        <w:t xml:space="preserve">Draw.io / Visual </w:t>
+      </w:r>
+      <w:proofErr w:type="spellStart"/>
+      <w:r>
+        <w:rPr>
+          <w:b/>
+          <w:bCs/>
+        </w:rPr>
+        <w:t>Paradigm</w:t>
+      </w:r>
+      <w:proofErr w:type="spellEnd"/>
+      <w:r>
+        <w:rPr>
+          <w:b/>
+          <w:bCs/>
+        </w:rPr>
+        <w:t xml:space="preserve">/ </w:t>
+      </w:r>
+      <w:proofErr w:type="spellStart"/>
+      <w:r>
+        <w:rPr>
+          <w:b/>
+          <w:bCs/>
+        </w:rPr>
+        <w:t>mermaid</w:t>
+      </w:r>
+      <w:proofErr w:type="spellEnd"/>
+      <w:r>
+        <w:rPr>
+          <w:b/>
+          <w:bCs/>
+        </w:rPr>
+        <w:t xml:space="preserve"> :</w:t>
       </w:r>
       <w:r>
         <w:t xml:space="preserve"> Outils de modélisation graphique utilisés pour la conception des diagrammes UML (cas d'utilisation, classes, séquence) et des schémas d'architecture réseau / pipeline CI/CD.</w:t>
@@ -12918,13 +15401,53 @@
         </w:numPr>
         <w:spacing w:line="360" w:lineRule="auto"/>
       </w:pPr>
+      <w:proofErr w:type="spellStart"/>
       <w:r>
         <w:rPr>
           <w:b/>
           <w:bCs/>
         </w:rPr>
-        <w:lastRenderedPageBreak/>
-        <w:t>Termius / PuTTY / Bitvise SSH Client :</w:t>
+        <w:t>Termius</w:t>
+      </w:r>
+      <w:proofErr w:type="spellEnd"/>
+      <w:r>
+        <w:rPr>
+          <w:b/>
+          <w:bCs/>
+        </w:rPr>
+        <w:t xml:space="preserve"> / </w:t>
+      </w:r>
+      <w:proofErr w:type="spellStart"/>
+      <w:r>
+        <w:rPr>
+          <w:b/>
+          <w:bCs/>
+        </w:rPr>
+        <w:t>PuTTY</w:t>
+      </w:r>
+      <w:proofErr w:type="spellEnd"/>
+      <w:r>
+        <w:rPr>
+          <w:b/>
+          <w:bCs/>
+        </w:rPr>
+        <w:t xml:space="preserve"> / </w:t>
+      </w:r>
+      <w:proofErr w:type="spellStart"/>
+      <w:r>
+        <w:rPr>
+          <w:b/>
+          <w:bCs/>
+        </w:rPr>
+        <w:t>Bitvise</w:t>
+      </w:r>
+      <w:proofErr w:type="spellEnd"/>
+      <w:r>
+        <w:rPr>
+          <w:b/>
+          <w:bCs/>
+        </w:rPr>
+        <w:t xml:space="preserve"> SSH Client :</w:t>
       </w:r>
       <w:r>
         <w:t xml:space="preserve"> Clients SSH utilisés pour la connexion sécurisée à distance, la configuration et l'administration système des deux serveurs VPS OVH.</w:t>
@@ -13096,8 +15619,20 @@
                 <w:sz w:val="24"/>
                 <w:szCs w:val="24"/>
               </w:rPr>
-              <w:t>Objectif Fonctionnel / DevOps</w:t>
-            </w:r>
+              <w:t xml:space="preserve">Objectif Fonctionnel / </w:t>
+            </w:r>
+            <w:proofErr w:type="spellStart"/>
+            <w:r>
+              <w:rPr>
+                <w:rFonts w:ascii="Times New Roman" w:eastAsia="Times New Roman" w:hAnsi="Times New Roman" w:cs="Times New Roman"/>
+                <w:b/>
+                <w:bCs/>
+                <w:sz w:val="24"/>
+                <w:szCs w:val="24"/>
+              </w:rPr>
+              <w:t>DevOps</w:t>
+            </w:r>
+            <w:proofErr w:type="spellEnd"/>
           </w:p>
         </w:tc>
         <w:tc>
@@ -13197,7 +15732,51 @@
                 <w:sz w:val="24"/>
                 <w:szCs w:val="24"/>
               </w:rPr>
-              <w:t>(Laravel / Livewire)</w:t>
+              <w:t>(</w:t>
+            </w:r>
+            <w:proofErr w:type="spellStart"/>
+            <w:r>
+              <w:rPr>
+                <w:rFonts w:ascii="Times New Roman" w:eastAsia="Times New Roman" w:hAnsi="Times New Roman" w:cs="Times New Roman"/>
+                <w:i/>
+                <w:iCs/>
+                <w:sz w:val="24"/>
+                <w:szCs w:val="24"/>
+              </w:rPr>
+              <w:t>Laravel</w:t>
+            </w:r>
+            <w:proofErr w:type="spellEnd"/>
+            <w:r>
+              <w:rPr>
+                <w:rFonts w:ascii="Times New Roman" w:eastAsia="Times New Roman" w:hAnsi="Times New Roman" w:cs="Times New Roman"/>
+                <w:i/>
+                <w:iCs/>
+                <w:sz w:val="24"/>
+                <w:szCs w:val="24"/>
+              </w:rPr>
+              <w:t xml:space="preserve"> / </w:t>
+            </w:r>
+            <w:proofErr w:type="spellStart"/>
+            <w:r>
+              <w:rPr>
+                <w:rFonts w:ascii="Times New Roman" w:eastAsia="Times New Roman" w:hAnsi="Times New Roman" w:cs="Times New Roman"/>
+                <w:i/>
+                <w:iCs/>
+                <w:sz w:val="24"/>
+                <w:szCs w:val="24"/>
+              </w:rPr>
+              <w:t>Livewire</w:t>
+            </w:r>
+            <w:proofErr w:type="spellEnd"/>
+            <w:r>
+              <w:rPr>
+                <w:rFonts w:ascii="Times New Roman" w:eastAsia="Times New Roman" w:hAnsi="Times New Roman" w:cs="Times New Roman"/>
+                <w:i/>
+                <w:iCs/>
+                <w:sz w:val="24"/>
+                <w:szCs w:val="24"/>
+              </w:rPr>
+              <w:t>)</w:t>
             </w:r>
           </w:p>
         </w:tc>
@@ -13306,6 +15885,7 @@
                 <w:sz w:val="24"/>
                 <w:szCs w:val="24"/>
               </w:rPr>
+              <w:lastRenderedPageBreak/>
               <w:t>• Support &amp; Réparation</w:t>
             </w:r>
           </w:p>
@@ -13343,7 +15923,6 @@
                 <w:sz w:val="24"/>
                 <w:szCs w:val="24"/>
               </w:rPr>
-              <w:lastRenderedPageBreak/>
               <w:t>• Documentation tech</w:t>
             </w:r>
             <w:r>
@@ -13365,6 +15944,7 @@
                 <w:szCs w:val="24"/>
               </w:rPr>
             </w:pPr>
+            <w:proofErr w:type="spellStart"/>
             <w:r>
               <w:rPr>
                 <w:rFonts w:ascii="Times New Roman" w:eastAsia="Times New Roman" w:hAnsi="Times New Roman" w:cs="Times New Roman"/>
@@ -13372,7 +15952,37 @@
                 <w:sz w:val="44"/>
                 <w:szCs w:val="44"/>
               </w:rPr>
-              <w:t>Ameliorer les objctif de l’application</w:t>
+              <w:t>Ameliorer</w:t>
+            </w:r>
+            <w:proofErr w:type="spellEnd"/>
+            <w:r>
+              <w:rPr>
+                <w:rFonts w:ascii="Times New Roman" w:eastAsia="Times New Roman" w:hAnsi="Times New Roman" w:cs="Times New Roman"/>
+                <w:color w:val="FF0000"/>
+                <w:sz w:val="44"/>
+                <w:szCs w:val="44"/>
+              </w:rPr>
+              <w:t xml:space="preserve"> les </w:t>
+            </w:r>
+            <w:proofErr w:type="spellStart"/>
+            <w:r>
+              <w:rPr>
+                <w:rFonts w:ascii="Times New Roman" w:eastAsia="Times New Roman" w:hAnsi="Times New Roman" w:cs="Times New Roman"/>
+                <w:color w:val="FF0000"/>
+                <w:sz w:val="44"/>
+                <w:szCs w:val="44"/>
+              </w:rPr>
+              <w:t>objctif</w:t>
+            </w:r>
+            <w:proofErr w:type="spellEnd"/>
+            <w:r>
+              <w:rPr>
+                <w:rFonts w:ascii="Times New Roman" w:eastAsia="Times New Roman" w:hAnsi="Times New Roman" w:cs="Times New Roman"/>
+                <w:color w:val="FF0000"/>
+                <w:sz w:val="44"/>
+                <w:szCs w:val="44"/>
+              </w:rPr>
+              <w:t xml:space="preserve"> de l’application</w:t>
             </w:r>
           </w:p>
         </w:tc>
@@ -13474,8 +16084,20 @@
                 <w:sz w:val="24"/>
                 <w:szCs w:val="24"/>
               </w:rPr>
-              <w:t>Check-in / Check-out</w:t>
-            </w:r>
+              <w:t xml:space="preserve">Check-in / </w:t>
+            </w:r>
+            <w:proofErr w:type="spellStart"/>
+            <w:r>
+              <w:rPr>
+                <w:rFonts w:ascii="Times New Roman" w:eastAsia="Times New Roman" w:hAnsi="Times New Roman" w:cs="Times New Roman"/>
+                <w:i/>
+                <w:iCs/>
+                <w:sz w:val="24"/>
+                <w:szCs w:val="24"/>
+              </w:rPr>
+              <w:t>Check-out</w:t>
+            </w:r>
+            <w:proofErr w:type="spellEnd"/>
             <w:r>
               <w:rPr>
                 <w:rFonts w:ascii="Times New Roman" w:eastAsia="Times New Roman" w:hAnsi="Times New Roman" w:cs="Times New Roman"/>
@@ -13500,6 +16122,7 @@
                 <w:sz w:val="24"/>
                 <w:szCs w:val="24"/>
               </w:rPr>
+              <w:lastRenderedPageBreak/>
               <w:br/>
             </w:r>
           </w:p>
@@ -13518,7 +16141,6 @@
                 <w:sz w:val="24"/>
                 <w:szCs w:val="24"/>
               </w:rPr>
-              <w:lastRenderedPageBreak/>
               <w:t>• Suivi centralisé de l'historique des tickets et des pannes par équipement.</w:t>
             </w:r>
           </w:p>
@@ -13600,7 +16222,29 @@
                 <w:szCs w:val="24"/>
               </w:rPr>
               <w:lastRenderedPageBreak/>
-              <w:t>2. DevOps &amp; Infrastructure</w:t>
+              <w:t xml:space="preserve">2. </w:t>
+            </w:r>
+            <w:proofErr w:type="spellStart"/>
+            <w:r>
+              <w:rPr>
+                <w:rFonts w:ascii="Times New Roman" w:eastAsia="Times New Roman" w:hAnsi="Times New Roman" w:cs="Times New Roman"/>
+                <w:b/>
+                <w:bCs/>
+                <w:sz w:val="24"/>
+                <w:szCs w:val="24"/>
+              </w:rPr>
+              <w:t>DevOps</w:t>
+            </w:r>
+            <w:proofErr w:type="spellEnd"/>
+            <w:r>
+              <w:rPr>
+                <w:rFonts w:ascii="Times New Roman" w:eastAsia="Times New Roman" w:hAnsi="Times New Roman" w:cs="Times New Roman"/>
+                <w:b/>
+                <w:bCs/>
+                <w:sz w:val="24"/>
+                <w:szCs w:val="24"/>
+              </w:rPr>
+              <w:t xml:space="preserve"> &amp; Infrastructure</w:t>
             </w:r>
             <w:r>
               <w:rPr>
@@ -13618,7 +16262,29 @@
                 <w:sz w:val="24"/>
                 <w:szCs w:val="24"/>
               </w:rPr>
-              <w:t>(Docker / Swarm / CI/CD)</w:t>
+              <w:t xml:space="preserve">(Docker / </w:t>
+            </w:r>
+            <w:proofErr w:type="spellStart"/>
+            <w:r>
+              <w:rPr>
+                <w:rFonts w:ascii="Times New Roman" w:eastAsia="Times New Roman" w:hAnsi="Times New Roman" w:cs="Times New Roman"/>
+                <w:i/>
+                <w:iCs/>
+                <w:sz w:val="24"/>
+                <w:szCs w:val="24"/>
+              </w:rPr>
+              <w:t>Swarm</w:t>
+            </w:r>
+            <w:proofErr w:type="spellEnd"/>
+            <w:r>
+              <w:rPr>
+                <w:rFonts w:ascii="Times New Roman" w:eastAsia="Times New Roman" w:hAnsi="Times New Roman" w:cs="Times New Roman"/>
+                <w:i/>
+                <w:iCs/>
+                <w:sz w:val="24"/>
+                <w:szCs w:val="24"/>
+              </w:rPr>
+              <w:t xml:space="preserve"> / CI/CD)</w:t>
             </w:r>
           </w:p>
         </w:tc>
@@ -13763,8 +16429,18 @@
                 <w:sz w:val="24"/>
                 <w:szCs w:val="24"/>
               </w:rPr>
-              <w:t>• Gestion des versions &amp; Rollback</w:t>
-            </w:r>
+              <w:t xml:space="preserve">• Gestion des versions &amp; </w:t>
+            </w:r>
+            <w:proofErr w:type="spellStart"/>
+            <w:r>
+              <w:rPr>
+                <w:rFonts w:ascii="Times New Roman" w:eastAsia="Times New Roman" w:hAnsi="Times New Roman" w:cs="Times New Roman"/>
+                <w:sz w:val="24"/>
+                <w:szCs w:val="24"/>
+              </w:rPr>
+              <w:t>Rollback</w:t>
+            </w:r>
+            <w:proofErr w:type="spellEnd"/>
           </w:p>
         </w:tc>
         <w:tc>
@@ -13800,7 +16476,25 @@
                 <w:sz w:val="24"/>
                 <w:szCs w:val="24"/>
               </w:rPr>
-              <w:t>• Pipeline CI/CD 100% automatisé (validation, build et déploiement).</w:t>
+              <w:t xml:space="preserve">• Pipeline CI/CD 100% automatisé (validation, </w:t>
+            </w:r>
+            <w:proofErr w:type="spellStart"/>
+            <w:r>
+              <w:rPr>
+                <w:rFonts w:ascii="Times New Roman" w:eastAsia="Times New Roman" w:hAnsi="Times New Roman" w:cs="Times New Roman"/>
+                <w:sz w:val="24"/>
+                <w:szCs w:val="24"/>
+              </w:rPr>
+              <w:t>build</w:t>
+            </w:r>
+            <w:proofErr w:type="spellEnd"/>
+            <w:r>
+              <w:rPr>
+                <w:rFonts w:ascii="Times New Roman" w:eastAsia="Times New Roman" w:hAnsi="Times New Roman" w:cs="Times New Roman"/>
+                <w:sz w:val="24"/>
+                <w:szCs w:val="24"/>
+              </w:rPr>
+              <w:t xml:space="preserve"> et déploiement).</w:t>
             </w:r>
           </w:p>
           <w:p>
@@ -13838,6 +16532,7 @@
               </w:rPr>
               <w:t xml:space="preserve">• Images Docker </w:t>
             </w:r>
+            <w:proofErr w:type="spellStart"/>
             <w:r>
               <w:rPr>
                 <w:rFonts w:ascii="Times New Roman" w:eastAsia="Times New Roman" w:hAnsi="Times New Roman" w:cs="Times New Roman"/>
@@ -13848,6 +16543,7 @@
               </w:rPr>
               <w:t>Multi-Stage</w:t>
             </w:r>
+            <w:proofErr w:type="spellEnd"/>
             <w:r>
               <w:rPr>
                 <w:rFonts w:ascii="Times New Roman" w:eastAsia="Times New Roman" w:hAnsi="Times New Roman" w:cs="Times New Roman"/>
@@ -13892,6 +16588,7 @@
               </w:rPr>
               <w:t xml:space="preserve">• Mises à jour </w:t>
             </w:r>
+            <w:proofErr w:type="spellStart"/>
             <w:r>
               <w:rPr>
                 <w:rFonts w:ascii="Times New Roman" w:eastAsia="Times New Roman" w:hAnsi="Times New Roman" w:cs="Times New Roman"/>
@@ -13902,13 +16599,32 @@
               </w:rPr>
               <w:t>Zero-Downtime</w:t>
             </w:r>
-            <w:r>
-              <w:rPr>
-                <w:rFonts w:ascii="Times New Roman" w:eastAsia="Times New Roman" w:hAnsi="Times New Roman" w:cs="Times New Roman"/>
-                <w:sz w:val="24"/>
-                <w:szCs w:val="24"/>
-              </w:rPr>
-              <w:t xml:space="preserve"> via Docker Swarm sans interruption de service.</w:t>
+            <w:proofErr w:type="spellEnd"/>
+            <w:r>
+              <w:rPr>
+                <w:rFonts w:ascii="Times New Roman" w:eastAsia="Times New Roman" w:hAnsi="Times New Roman" w:cs="Times New Roman"/>
+                <w:sz w:val="24"/>
+                <w:szCs w:val="24"/>
+              </w:rPr>
+              <w:t xml:space="preserve"> via Docker </w:t>
+            </w:r>
+            <w:proofErr w:type="spellStart"/>
+            <w:r>
+              <w:rPr>
+                <w:rFonts w:ascii="Times New Roman" w:eastAsia="Times New Roman" w:hAnsi="Times New Roman" w:cs="Times New Roman"/>
+                <w:sz w:val="24"/>
+                <w:szCs w:val="24"/>
+              </w:rPr>
+              <w:t>Swarm</w:t>
+            </w:r>
+            <w:proofErr w:type="spellEnd"/>
+            <w:r>
+              <w:rPr>
+                <w:rFonts w:ascii="Times New Roman" w:eastAsia="Times New Roman" w:hAnsi="Times New Roman" w:cs="Times New Roman"/>
+                <w:sz w:val="24"/>
+                <w:szCs w:val="24"/>
+              </w:rPr>
+              <w:t xml:space="preserve"> sans interruption de service.</w:t>
             </w:r>
           </w:p>
           <w:p>
@@ -13944,7 +16660,25 @@
                 <w:sz w:val="24"/>
                 <w:szCs w:val="24"/>
               </w:rPr>
-              <w:t>• Registre Docker Hub étiqueté par commit permettant un rollback immédiat.</w:t>
+              <w:t xml:space="preserve">• Registre Docker Hub étiqueté par commit permettant un </w:t>
+            </w:r>
+            <w:proofErr w:type="spellStart"/>
+            <w:r>
+              <w:rPr>
+                <w:rFonts w:ascii="Times New Roman" w:eastAsia="Times New Roman" w:hAnsi="Times New Roman" w:cs="Times New Roman"/>
+                <w:sz w:val="24"/>
+                <w:szCs w:val="24"/>
+              </w:rPr>
+              <w:t>rollback</w:t>
+            </w:r>
+            <w:proofErr w:type="spellEnd"/>
+            <w:r>
+              <w:rPr>
+                <w:rFonts w:ascii="Times New Roman" w:eastAsia="Times New Roman" w:hAnsi="Times New Roman" w:cs="Times New Roman"/>
+                <w:sz w:val="24"/>
+                <w:szCs w:val="24"/>
+              </w:rPr>
+              <w:t xml:space="preserve"> immédiat.</w:t>
             </w:r>
           </w:p>
         </w:tc>
@@ -13986,7 +16720,6 @@
         <w:pStyle w:val="Styletitre1"/>
       </w:pPr>
       <w:r>
-        <w:lastRenderedPageBreak/>
         <w:t>3.5. Chronogramme des activités</w:t>
       </w:r>
     </w:p>
@@ -14379,7 +17112,25 @@
                 <w:sz w:val="24"/>
                 <w:szCs w:val="24"/>
               </w:rPr>
-              <w:t>Définition des objectifs stratégiques du stage, compréhension des enjeux de la Gestion de Parc Informatique (GPI) et validation du périmètre DevOps.</w:t>
+              <w:t xml:space="preserve">Définition des objectifs stratégiques du stage, compréhension des enjeux de la Gestion de Parc Informatique (GPI) et validation du périmètre </w:t>
+            </w:r>
+            <w:proofErr w:type="spellStart"/>
+            <w:r>
+              <w:rPr>
+                <w:rFonts w:ascii="Times New Roman" w:eastAsia="Times New Roman" w:hAnsi="Times New Roman" w:cs="Times New Roman"/>
+                <w:sz w:val="24"/>
+                <w:szCs w:val="24"/>
+              </w:rPr>
+              <w:t>DevOps</w:t>
+            </w:r>
+            <w:proofErr w:type="spellEnd"/>
+            <w:r>
+              <w:rPr>
+                <w:rFonts w:ascii="Times New Roman" w:eastAsia="Times New Roman" w:hAnsi="Times New Roman" w:cs="Times New Roman"/>
+                <w:sz w:val="24"/>
+                <w:szCs w:val="24"/>
+              </w:rPr>
+              <w:t>.</w:t>
             </w:r>
           </w:p>
         </w:tc>
@@ -14733,7 +17484,61 @@
                 <w:sz w:val="24"/>
                 <w:szCs w:val="24"/>
               </w:rPr>
-              <w:t>Étude comparative des architectures modernes applicatives (Laravel vs Node.js) et des stratégies d'orchestration de conteneurs (Docker Swarm vs Kubernetes).</w:t>
+              <w:t>Étude comparative des architectures modernes applicatives (</w:t>
+            </w:r>
+            <w:proofErr w:type="spellStart"/>
+            <w:r>
+              <w:rPr>
+                <w:rFonts w:ascii="Times New Roman" w:eastAsia="Times New Roman" w:hAnsi="Times New Roman" w:cs="Times New Roman"/>
+                <w:sz w:val="24"/>
+                <w:szCs w:val="24"/>
+              </w:rPr>
+              <w:t>Laravel</w:t>
+            </w:r>
+            <w:proofErr w:type="spellEnd"/>
+            <w:r>
+              <w:rPr>
+                <w:rFonts w:ascii="Times New Roman" w:eastAsia="Times New Roman" w:hAnsi="Times New Roman" w:cs="Times New Roman"/>
+                <w:sz w:val="24"/>
+                <w:szCs w:val="24"/>
+              </w:rPr>
+              <w:t xml:space="preserve"> vs Node.js) et des stratégies d'orchestration de conteneurs (Docker </w:t>
+            </w:r>
+            <w:proofErr w:type="spellStart"/>
+            <w:r>
+              <w:rPr>
+                <w:rFonts w:ascii="Times New Roman" w:eastAsia="Times New Roman" w:hAnsi="Times New Roman" w:cs="Times New Roman"/>
+                <w:sz w:val="24"/>
+                <w:szCs w:val="24"/>
+              </w:rPr>
+              <w:t>Swarm</w:t>
+            </w:r>
+            <w:proofErr w:type="spellEnd"/>
+            <w:r>
+              <w:rPr>
+                <w:rFonts w:ascii="Times New Roman" w:eastAsia="Times New Roman" w:hAnsi="Times New Roman" w:cs="Times New Roman"/>
+                <w:sz w:val="24"/>
+                <w:szCs w:val="24"/>
+              </w:rPr>
+              <w:t xml:space="preserve"> vs </w:t>
+            </w:r>
+            <w:proofErr w:type="spellStart"/>
+            <w:r>
+              <w:rPr>
+                <w:rFonts w:ascii="Times New Roman" w:eastAsia="Times New Roman" w:hAnsi="Times New Roman" w:cs="Times New Roman"/>
+                <w:sz w:val="24"/>
+                <w:szCs w:val="24"/>
+              </w:rPr>
+              <w:t>Kubernetes</w:t>
+            </w:r>
+            <w:proofErr w:type="spellEnd"/>
+            <w:r>
+              <w:rPr>
+                <w:rFonts w:ascii="Times New Roman" w:eastAsia="Times New Roman" w:hAnsi="Times New Roman" w:cs="Times New Roman"/>
+                <w:sz w:val="24"/>
+                <w:szCs w:val="24"/>
+              </w:rPr>
+              <w:t>).</w:t>
             </w:r>
           </w:p>
         </w:tc>
@@ -14777,6 +17582,7 @@
                 <w:sz w:val="24"/>
                 <w:szCs w:val="24"/>
               </w:rPr>
+              <w:lastRenderedPageBreak/>
               <w:t>06 – 10 juillet 2026</w:t>
             </w:r>
           </w:p>
@@ -14861,8 +17667,20 @@
                 <w:sz w:val="24"/>
                 <w:szCs w:val="24"/>
               </w:rPr>
-              <w:t>Check-in / Check-out</w:t>
-            </w:r>
+              <w:t xml:space="preserve">Check-in / </w:t>
+            </w:r>
+            <w:proofErr w:type="spellStart"/>
+            <w:r>
+              <w:rPr>
+                <w:rFonts w:ascii="Times New Roman" w:eastAsia="Times New Roman" w:hAnsi="Times New Roman" w:cs="Times New Roman"/>
+                <w:i/>
+                <w:iCs/>
+                <w:sz w:val="24"/>
+                <w:szCs w:val="24"/>
+              </w:rPr>
+              <w:t>Check-out</w:t>
+            </w:r>
+            <w:proofErr w:type="spellEnd"/>
             <w:r>
               <w:rPr>
                 <w:rFonts w:ascii="Times New Roman" w:eastAsia="Times New Roman" w:hAnsi="Times New Roman" w:cs="Times New Roman"/>
@@ -14913,7 +17731,6 @@
                 <w:sz w:val="24"/>
                 <w:szCs w:val="24"/>
               </w:rPr>
-              <w:lastRenderedPageBreak/>
               <w:t>13 – 17 juillet 2026</w:t>
             </w:r>
           </w:p>
@@ -14951,7 +17768,25 @@
                 <w:sz w:val="24"/>
                 <w:szCs w:val="24"/>
               </w:rPr>
-              <w:t>Choix de la Stack Technique &amp; de l'Infra</w:t>
+              <w:t xml:space="preserve">Choix de la </w:t>
+            </w:r>
+            <w:proofErr w:type="spellStart"/>
+            <w:r>
+              <w:rPr>
+                <w:rFonts w:ascii="Times New Roman" w:eastAsia="Times New Roman" w:hAnsi="Times New Roman" w:cs="Times New Roman"/>
+                <w:sz w:val="24"/>
+                <w:szCs w:val="24"/>
+              </w:rPr>
+              <w:t>Stack</w:t>
+            </w:r>
+            <w:proofErr w:type="spellEnd"/>
+            <w:r>
+              <w:rPr>
+                <w:rFonts w:ascii="Times New Roman" w:eastAsia="Times New Roman" w:hAnsi="Times New Roman" w:cs="Times New Roman"/>
+                <w:sz w:val="24"/>
+                <w:szCs w:val="24"/>
+              </w:rPr>
+              <w:t xml:space="preserve"> Technique &amp; de l'Infra</w:t>
             </w:r>
           </w:p>
         </w:tc>
@@ -14990,6 +17825,7 @@
               </w:rPr>
               <w:t xml:space="preserve">Sélection officielle des technologies : </w:t>
             </w:r>
+            <w:proofErr w:type="spellStart"/>
             <w:r>
               <w:rPr>
                 <w:rFonts w:ascii="Times New Roman" w:eastAsia="Times New Roman" w:hAnsi="Times New Roman" w:cs="Times New Roman"/>
@@ -15000,6 +17836,7 @@
               </w:rPr>
               <w:t>Laravel</w:t>
             </w:r>
+            <w:proofErr w:type="spellEnd"/>
             <w:r>
               <w:rPr>
                 <w:rFonts w:ascii="Times New Roman" w:eastAsia="Times New Roman" w:hAnsi="Times New Roman" w:cs="Times New Roman"/>
@@ -15008,6 +17845,7 @@
               </w:rPr>
               <w:t xml:space="preserve">, </w:t>
             </w:r>
+            <w:proofErr w:type="spellStart"/>
             <w:r>
               <w:rPr>
                 <w:rFonts w:ascii="Times New Roman" w:eastAsia="Times New Roman" w:hAnsi="Times New Roman" w:cs="Times New Roman"/>
@@ -15018,6 +17856,7 @@
               </w:rPr>
               <w:t>Livewire</w:t>
             </w:r>
+            <w:proofErr w:type="spellEnd"/>
             <w:r>
               <w:rPr>
                 <w:rFonts w:ascii="Times New Roman" w:eastAsia="Times New Roman" w:hAnsi="Times New Roman" w:cs="Times New Roman"/>
@@ -15070,16 +17909,9 @@
                 <w:sz w:val="24"/>
                 <w:szCs w:val="24"/>
               </w:rPr>
-              <w:t>Docker Multi-Stage</w:t>
-            </w:r>
-            <w:r>
-              <w:rPr>
-                <w:rFonts w:ascii="Times New Roman" w:eastAsia="Times New Roman" w:hAnsi="Times New Roman" w:cs="Times New Roman"/>
-                <w:sz w:val="24"/>
-                <w:szCs w:val="24"/>
-              </w:rPr>
-              <w:t xml:space="preserve">, </w:t>
-            </w:r>
+              <w:t xml:space="preserve">Docker </w:t>
+            </w:r>
+            <w:proofErr w:type="spellStart"/>
             <w:r>
               <w:rPr>
                 <w:rFonts w:ascii="Times New Roman" w:eastAsia="Times New Roman" w:hAnsi="Times New Roman" w:cs="Times New Roman"/>
@@ -15088,8 +17920,9 @@
                 <w:sz w:val="24"/>
                 <w:szCs w:val="24"/>
               </w:rPr>
-              <w:t>Docker Hub</w:t>
-            </w:r>
+              <w:t>Multi-Stage</w:t>
+            </w:r>
+            <w:proofErr w:type="spellEnd"/>
             <w:r>
               <w:rPr>
                 <w:rFonts w:ascii="Times New Roman" w:eastAsia="Times New Roman" w:hAnsi="Times New Roman" w:cs="Times New Roman"/>
@@ -15106,8 +17939,38 @@
                 <w:sz w:val="24"/>
                 <w:szCs w:val="24"/>
               </w:rPr>
-              <w:t>Docker Swarm</w:t>
-            </w:r>
+              <w:t>Docker Hub</w:t>
+            </w:r>
+            <w:r>
+              <w:rPr>
+                <w:rFonts w:ascii="Times New Roman" w:eastAsia="Times New Roman" w:hAnsi="Times New Roman" w:cs="Times New Roman"/>
+                <w:sz w:val="24"/>
+                <w:szCs w:val="24"/>
+              </w:rPr>
+              <w:t xml:space="preserve">, </w:t>
+            </w:r>
+            <w:r>
+              <w:rPr>
+                <w:rFonts w:ascii="Times New Roman" w:eastAsia="Times New Roman" w:hAnsi="Times New Roman" w:cs="Times New Roman"/>
+                <w:b/>
+                <w:bCs/>
+                <w:sz w:val="24"/>
+                <w:szCs w:val="24"/>
+              </w:rPr>
+              <w:t xml:space="preserve">Docker </w:t>
+            </w:r>
+            <w:proofErr w:type="spellStart"/>
+            <w:r>
+              <w:rPr>
+                <w:rFonts w:ascii="Times New Roman" w:eastAsia="Times New Roman" w:hAnsi="Times New Roman" w:cs="Times New Roman"/>
+                <w:b/>
+                <w:bCs/>
+                <w:sz w:val="24"/>
+                <w:szCs w:val="24"/>
+              </w:rPr>
+              <w:t>Swarm</w:t>
+            </w:r>
+            <w:proofErr w:type="spellEnd"/>
             <w:r>
               <w:rPr>
                 <w:rFonts w:ascii="Times New Roman" w:eastAsia="Times New Roman" w:hAnsi="Times New Roman" w:cs="Times New Roman"/>
@@ -15331,8 +18194,18 @@
                 <w:sz w:val="24"/>
                 <w:szCs w:val="24"/>
               </w:rPr>
-              <w:t>Découverte &amp; Montage du Cluster Swarm</w:t>
-            </w:r>
+              <w:t xml:space="preserve">Découverte &amp; Montage du Cluster </w:t>
+            </w:r>
+            <w:proofErr w:type="spellStart"/>
+            <w:r>
+              <w:rPr>
+                <w:rFonts w:ascii="Times New Roman" w:eastAsia="Times New Roman" w:hAnsi="Times New Roman" w:cs="Times New Roman"/>
+                <w:sz w:val="24"/>
+                <w:szCs w:val="24"/>
+              </w:rPr>
+              <w:t>Swarm</w:t>
+            </w:r>
+            <w:proofErr w:type="spellEnd"/>
           </w:p>
         </w:tc>
         <w:tc>
@@ -15378,15 +18251,45 @@
                 <w:sz w:val="24"/>
                 <w:szCs w:val="24"/>
               </w:rPr>
-              <w:t>Docker Swarm</w:t>
-            </w:r>
-            <w:r>
-              <w:rPr>
-                <w:rFonts w:ascii="Times New Roman" w:eastAsia="Times New Roman" w:hAnsi="Times New Roman" w:cs="Times New Roman"/>
-                <w:sz w:val="24"/>
-                <w:szCs w:val="24"/>
-              </w:rPr>
-              <w:t xml:space="preserve"> (Master/Worker).</w:t>
+              <w:t xml:space="preserve">Docker </w:t>
+            </w:r>
+            <w:proofErr w:type="spellStart"/>
+            <w:r>
+              <w:rPr>
+                <w:rFonts w:ascii="Times New Roman" w:eastAsia="Times New Roman" w:hAnsi="Times New Roman" w:cs="Times New Roman"/>
+                <w:b/>
+                <w:bCs/>
+                <w:sz w:val="24"/>
+                <w:szCs w:val="24"/>
+              </w:rPr>
+              <w:t>Swarm</w:t>
+            </w:r>
+            <w:proofErr w:type="spellEnd"/>
+            <w:r>
+              <w:rPr>
+                <w:rFonts w:ascii="Times New Roman" w:eastAsia="Times New Roman" w:hAnsi="Times New Roman" w:cs="Times New Roman"/>
+                <w:sz w:val="24"/>
+                <w:szCs w:val="24"/>
+              </w:rPr>
+              <w:t xml:space="preserve"> (Master/</w:t>
+            </w:r>
+            <w:proofErr w:type="spellStart"/>
+            <w:r>
+              <w:rPr>
+                <w:rFonts w:ascii="Times New Roman" w:eastAsia="Times New Roman" w:hAnsi="Times New Roman" w:cs="Times New Roman"/>
+                <w:sz w:val="24"/>
+                <w:szCs w:val="24"/>
+              </w:rPr>
+              <w:t>Worker</w:t>
+            </w:r>
+            <w:proofErr w:type="spellEnd"/>
+            <w:r>
+              <w:rPr>
+                <w:rFonts w:ascii="Times New Roman" w:eastAsia="Times New Roman" w:hAnsi="Times New Roman" w:cs="Times New Roman"/>
+                <w:sz w:val="24"/>
+                <w:szCs w:val="24"/>
+              </w:rPr>
+              <w:t>).</w:t>
             </w:r>
           </w:p>
         </w:tc>
@@ -15467,8 +18370,54 @@
                 <w:sz w:val="24"/>
                 <w:szCs w:val="24"/>
               </w:rPr>
-              <w:t>Développement du Backend &amp; Core Laravel</w:t>
-            </w:r>
+              <w:t xml:space="preserve">Développement du </w:t>
+            </w:r>
+            <w:proofErr w:type="spellStart"/>
+            <w:r>
+              <w:rPr>
+                <w:rFonts w:ascii="Times New Roman" w:eastAsia="Times New Roman" w:hAnsi="Times New Roman" w:cs="Times New Roman"/>
+                <w:sz w:val="24"/>
+                <w:szCs w:val="24"/>
+              </w:rPr>
+              <w:t>Backend</w:t>
+            </w:r>
+            <w:proofErr w:type="spellEnd"/>
+            <w:r>
+              <w:rPr>
+                <w:rFonts w:ascii="Times New Roman" w:eastAsia="Times New Roman" w:hAnsi="Times New Roman" w:cs="Times New Roman"/>
+                <w:sz w:val="24"/>
+                <w:szCs w:val="24"/>
+              </w:rPr>
+              <w:t xml:space="preserve"> &amp; </w:t>
+            </w:r>
+            <w:proofErr w:type="spellStart"/>
+            <w:r>
+              <w:rPr>
+                <w:rFonts w:ascii="Times New Roman" w:eastAsia="Times New Roman" w:hAnsi="Times New Roman" w:cs="Times New Roman"/>
+                <w:sz w:val="24"/>
+                <w:szCs w:val="24"/>
+              </w:rPr>
+              <w:t>Core</w:t>
+            </w:r>
+            <w:proofErr w:type="spellEnd"/>
+            <w:r>
+              <w:rPr>
+                <w:rFonts w:ascii="Times New Roman" w:eastAsia="Times New Roman" w:hAnsi="Times New Roman" w:cs="Times New Roman"/>
+                <w:sz w:val="24"/>
+                <w:szCs w:val="24"/>
+              </w:rPr>
+              <w:t xml:space="preserve"> </w:t>
+            </w:r>
+            <w:proofErr w:type="spellStart"/>
+            <w:r>
+              <w:rPr>
+                <w:rFonts w:ascii="Times New Roman" w:eastAsia="Times New Roman" w:hAnsi="Times New Roman" w:cs="Times New Roman"/>
+                <w:sz w:val="24"/>
+                <w:szCs w:val="24"/>
+              </w:rPr>
+              <w:t>Laravel</w:t>
+            </w:r>
+            <w:proofErr w:type="spellEnd"/>
           </w:p>
         </w:tc>
         <w:tc>
@@ -15585,8 +18534,36 @@
                 <w:sz w:val="24"/>
                 <w:szCs w:val="24"/>
               </w:rPr>
-              <w:t>Développement Frontend avec Livewire</w:t>
-            </w:r>
+              <w:t xml:space="preserve">Développement </w:t>
+            </w:r>
+            <w:proofErr w:type="spellStart"/>
+            <w:r>
+              <w:rPr>
+                <w:rFonts w:ascii="Times New Roman" w:eastAsia="Times New Roman" w:hAnsi="Times New Roman" w:cs="Times New Roman"/>
+                <w:sz w:val="24"/>
+                <w:szCs w:val="24"/>
+              </w:rPr>
+              <w:t>Frontend</w:t>
+            </w:r>
+            <w:proofErr w:type="spellEnd"/>
+            <w:r>
+              <w:rPr>
+                <w:rFonts w:ascii="Times New Roman" w:eastAsia="Times New Roman" w:hAnsi="Times New Roman" w:cs="Times New Roman"/>
+                <w:sz w:val="24"/>
+                <w:szCs w:val="24"/>
+              </w:rPr>
+              <w:t xml:space="preserve"> avec </w:t>
+            </w:r>
+            <w:proofErr w:type="spellStart"/>
+            <w:r>
+              <w:rPr>
+                <w:rFonts w:ascii="Times New Roman" w:eastAsia="Times New Roman" w:hAnsi="Times New Roman" w:cs="Times New Roman"/>
+                <w:sz w:val="24"/>
+                <w:szCs w:val="24"/>
+              </w:rPr>
+              <w:t>Livewire</w:t>
+            </w:r>
+            <w:proofErr w:type="spellEnd"/>
           </w:p>
         </w:tc>
         <w:tc>
@@ -15640,7 +18617,25 @@
                 <w:sz w:val="24"/>
                 <w:szCs w:val="24"/>
               </w:rPr>
-              <w:t xml:space="preserve"> et module de ticketing.</w:t>
+              <w:t xml:space="preserve"> et module de </w:t>
+            </w:r>
+            <w:proofErr w:type="spellStart"/>
+            <w:r>
+              <w:rPr>
+                <w:rFonts w:ascii="Times New Roman" w:eastAsia="Times New Roman" w:hAnsi="Times New Roman" w:cs="Times New Roman"/>
+                <w:sz w:val="24"/>
+                <w:szCs w:val="24"/>
+              </w:rPr>
+              <w:t>ticketing</w:t>
+            </w:r>
+            <w:proofErr w:type="spellEnd"/>
+            <w:r>
+              <w:rPr>
+                <w:rFonts w:ascii="Times New Roman" w:eastAsia="Times New Roman" w:hAnsi="Times New Roman" w:cs="Times New Roman"/>
+                <w:sz w:val="24"/>
+                <w:szCs w:val="24"/>
+              </w:rPr>
+              <w:t>.</w:t>
             </w:r>
           </w:p>
         </w:tc>
@@ -15721,8 +18716,36 @@
                 <w:sz w:val="24"/>
                 <w:szCs w:val="24"/>
               </w:rPr>
-              <w:t>Conteneurisation &amp; Multi-Stage Build</w:t>
-            </w:r>
+              <w:t xml:space="preserve">Conteneurisation &amp; </w:t>
+            </w:r>
+            <w:proofErr w:type="spellStart"/>
+            <w:r>
+              <w:rPr>
+                <w:rFonts w:ascii="Times New Roman" w:eastAsia="Times New Roman" w:hAnsi="Times New Roman" w:cs="Times New Roman"/>
+                <w:sz w:val="24"/>
+                <w:szCs w:val="24"/>
+              </w:rPr>
+              <w:t>Multi-Stage</w:t>
+            </w:r>
+            <w:proofErr w:type="spellEnd"/>
+            <w:r>
+              <w:rPr>
+                <w:rFonts w:ascii="Times New Roman" w:eastAsia="Times New Roman" w:hAnsi="Times New Roman" w:cs="Times New Roman"/>
+                <w:sz w:val="24"/>
+                <w:szCs w:val="24"/>
+              </w:rPr>
+              <w:t xml:space="preserve"> </w:t>
+            </w:r>
+            <w:proofErr w:type="spellStart"/>
+            <w:r>
+              <w:rPr>
+                <w:rFonts w:ascii="Times New Roman" w:eastAsia="Times New Roman" w:hAnsi="Times New Roman" w:cs="Times New Roman"/>
+                <w:sz w:val="24"/>
+                <w:szCs w:val="24"/>
+              </w:rPr>
+              <w:t>Build</w:t>
+            </w:r>
+            <w:proofErr w:type="spellEnd"/>
           </w:p>
         </w:tc>
         <w:tc>
@@ -15758,8 +18781,27 @@
                 <w:sz w:val="24"/>
                 <w:szCs w:val="24"/>
               </w:rPr>
-              <w:t>Écriture des Dockerfiles optimisés (</w:t>
-            </w:r>
+              <w:t xml:space="preserve">Écriture des </w:t>
+            </w:r>
+            <w:proofErr w:type="spellStart"/>
+            <w:r>
+              <w:rPr>
+                <w:rFonts w:ascii="Times New Roman" w:eastAsia="Times New Roman" w:hAnsi="Times New Roman" w:cs="Times New Roman"/>
+                <w:sz w:val="24"/>
+                <w:szCs w:val="24"/>
+              </w:rPr>
+              <w:t>Dockerfiles</w:t>
+            </w:r>
+            <w:proofErr w:type="spellEnd"/>
+            <w:r>
+              <w:rPr>
+                <w:rFonts w:ascii="Times New Roman" w:eastAsia="Times New Roman" w:hAnsi="Times New Roman" w:cs="Times New Roman"/>
+                <w:sz w:val="24"/>
+                <w:szCs w:val="24"/>
+              </w:rPr>
+              <w:t xml:space="preserve"> optimisés (</w:t>
+            </w:r>
+            <w:proofErr w:type="spellStart"/>
             <w:r>
               <w:rPr>
                 <w:rFonts w:ascii="Times New Roman" w:eastAsia="Times New Roman" w:hAnsi="Times New Roman" w:cs="Times New Roman"/>
@@ -15770,13 +18812,59 @@
               </w:rPr>
               <w:t>multi-stage</w:t>
             </w:r>
-            <w:r>
-              <w:rPr>
-                <w:rFonts w:ascii="Times New Roman" w:eastAsia="Times New Roman" w:hAnsi="Times New Roman" w:cs="Times New Roman"/>
-                <w:sz w:val="24"/>
-                <w:szCs w:val="24"/>
-              </w:rPr>
-              <w:t>) pour séparer le build Composer/NPM de l'image de production Nginx/PHP-FPM.</w:t>
+            <w:proofErr w:type="spellEnd"/>
+            <w:r>
+              <w:rPr>
+                <w:rFonts w:ascii="Times New Roman" w:eastAsia="Times New Roman" w:hAnsi="Times New Roman" w:cs="Times New Roman"/>
+                <w:sz w:val="24"/>
+                <w:szCs w:val="24"/>
+              </w:rPr>
+              <w:t xml:space="preserve">) pour séparer le </w:t>
+            </w:r>
+            <w:proofErr w:type="spellStart"/>
+            <w:r>
+              <w:rPr>
+                <w:rFonts w:ascii="Times New Roman" w:eastAsia="Times New Roman" w:hAnsi="Times New Roman" w:cs="Times New Roman"/>
+                <w:sz w:val="24"/>
+                <w:szCs w:val="24"/>
+              </w:rPr>
+              <w:t>build</w:t>
+            </w:r>
+            <w:proofErr w:type="spellEnd"/>
+            <w:r>
+              <w:rPr>
+                <w:rFonts w:ascii="Times New Roman" w:eastAsia="Times New Roman" w:hAnsi="Times New Roman" w:cs="Times New Roman"/>
+                <w:sz w:val="24"/>
+                <w:szCs w:val="24"/>
+              </w:rPr>
+              <w:t xml:space="preserve"> </w:t>
+            </w:r>
+            <w:r>
+              <w:rPr>
+                <w:rFonts w:ascii="Times New Roman" w:eastAsia="Times New Roman" w:hAnsi="Times New Roman" w:cs="Times New Roman"/>
+                <w:sz w:val="24"/>
+                <w:szCs w:val="24"/>
+              </w:rPr>
+              <w:lastRenderedPageBreak/>
+              <w:t xml:space="preserve">Composer/NPM de l'image de production </w:t>
+            </w:r>
+            <w:proofErr w:type="spellStart"/>
+            <w:r>
+              <w:rPr>
+                <w:rFonts w:ascii="Times New Roman" w:eastAsia="Times New Roman" w:hAnsi="Times New Roman" w:cs="Times New Roman"/>
+                <w:sz w:val="24"/>
+                <w:szCs w:val="24"/>
+              </w:rPr>
+              <w:t>Nginx</w:t>
+            </w:r>
+            <w:proofErr w:type="spellEnd"/>
+            <w:r>
+              <w:rPr>
+                <w:rFonts w:ascii="Times New Roman" w:eastAsia="Times New Roman" w:hAnsi="Times New Roman" w:cs="Times New Roman"/>
+                <w:sz w:val="24"/>
+                <w:szCs w:val="24"/>
+              </w:rPr>
+              <w:t>/PHP-FPM.</w:t>
             </w:r>
           </w:p>
         </w:tc>
@@ -15820,6 +18908,7 @@
                 <w:sz w:val="24"/>
                 <w:szCs w:val="24"/>
               </w:rPr>
+              <w:lastRenderedPageBreak/>
               <w:t>21 – 25 septembre 2026</w:t>
             </w:r>
           </w:p>
@@ -15912,32 +19001,69 @@
                 <w:sz w:val="24"/>
                 <w:szCs w:val="24"/>
               </w:rPr>
-              <w:t xml:space="preserve"> (ou GitLab CI) : exécution des tests unitaires (</w:t>
-            </w:r>
+              <w:t xml:space="preserve"> (ou </w:t>
+            </w:r>
+            <w:proofErr w:type="spellStart"/>
+            <w:r>
+              <w:rPr>
+                <w:rFonts w:ascii="Times New Roman" w:eastAsia="Times New Roman" w:hAnsi="Times New Roman" w:cs="Times New Roman"/>
+                <w:sz w:val="24"/>
+                <w:szCs w:val="24"/>
+              </w:rPr>
+              <w:t>GitLab</w:t>
+            </w:r>
+            <w:proofErr w:type="spellEnd"/>
+            <w:r>
+              <w:rPr>
+                <w:rFonts w:ascii="Times New Roman" w:eastAsia="Times New Roman" w:hAnsi="Times New Roman" w:cs="Times New Roman"/>
+                <w:sz w:val="24"/>
+                <w:szCs w:val="24"/>
+              </w:rPr>
+              <w:t xml:space="preserve"> CI) : exécution des tests unitaires (</w:t>
+            </w:r>
+            <w:proofErr w:type="spellStart"/>
             <w:r>
               <w:rPr>
                 <w:rFonts w:ascii="Courier New" w:eastAsia="Times New Roman" w:hAnsi="Courier New" w:cs="Courier New"/>
                 <w:sz w:val="20"/>
                 <w:szCs w:val="20"/>
               </w:rPr>
-              <w:t xml:space="preserve">php artisan </w:t>
-            </w:r>
+              <w:t>php</w:t>
+            </w:r>
+            <w:proofErr w:type="spellEnd"/>
             <w:r>
               <w:rPr>
                 <w:rFonts w:ascii="Courier New" w:eastAsia="Times New Roman" w:hAnsi="Courier New" w:cs="Courier New"/>
                 <w:sz w:val="20"/>
                 <w:szCs w:val="20"/>
               </w:rPr>
-              <w:lastRenderedPageBreak/>
-              <w:t>test</w:t>
-            </w:r>
-            <w:r>
-              <w:rPr>
-                <w:rFonts w:ascii="Times New Roman" w:eastAsia="Times New Roman" w:hAnsi="Times New Roman" w:cs="Times New Roman"/>
-                <w:sz w:val="24"/>
-                <w:szCs w:val="24"/>
-              </w:rPr>
-              <w:t>), analyse statique, build et publication Docker Hub.</w:t>
+              <w:t xml:space="preserve"> artisan test</w:t>
+            </w:r>
+            <w:r>
+              <w:rPr>
+                <w:rFonts w:ascii="Times New Roman" w:eastAsia="Times New Roman" w:hAnsi="Times New Roman" w:cs="Times New Roman"/>
+                <w:sz w:val="24"/>
+                <w:szCs w:val="24"/>
+              </w:rPr>
+              <w:t xml:space="preserve">), analyse statique, </w:t>
+            </w:r>
+            <w:proofErr w:type="spellStart"/>
+            <w:r>
+              <w:rPr>
+                <w:rFonts w:ascii="Times New Roman" w:eastAsia="Times New Roman" w:hAnsi="Times New Roman" w:cs="Times New Roman"/>
+                <w:sz w:val="24"/>
+                <w:szCs w:val="24"/>
+              </w:rPr>
+              <w:t>build</w:t>
+            </w:r>
+            <w:proofErr w:type="spellEnd"/>
+            <w:r>
+              <w:rPr>
+                <w:rFonts w:ascii="Times New Roman" w:eastAsia="Times New Roman" w:hAnsi="Times New Roman" w:cs="Times New Roman"/>
+                <w:sz w:val="24"/>
+                <w:szCs w:val="24"/>
+              </w:rPr>
+              <w:t xml:space="preserve"> et publication Docker Hub.</w:t>
             </w:r>
           </w:p>
         </w:tc>
@@ -15981,7 +19107,6 @@
                 <w:sz w:val="24"/>
                 <w:szCs w:val="24"/>
               </w:rPr>
-              <w:lastRenderedPageBreak/>
               <w:t>28 septembre – 09 octobre 2026</w:t>
             </w:r>
           </w:p>
@@ -16019,8 +19144,18 @@
                 <w:sz w:val="24"/>
                 <w:szCs w:val="24"/>
               </w:rPr>
-              <w:t>Orchestration &amp; Mises à jour Zero-Downtime</w:t>
-            </w:r>
+              <w:t xml:space="preserve">Orchestration &amp; Mises à jour </w:t>
+            </w:r>
+            <w:proofErr w:type="spellStart"/>
+            <w:r>
+              <w:rPr>
+                <w:rFonts w:ascii="Times New Roman" w:eastAsia="Times New Roman" w:hAnsi="Times New Roman" w:cs="Times New Roman"/>
+                <w:sz w:val="24"/>
+                <w:szCs w:val="24"/>
+              </w:rPr>
+              <w:t>Zero-Downtime</w:t>
+            </w:r>
+            <w:proofErr w:type="spellEnd"/>
           </w:p>
         </w:tc>
         <w:tc>
@@ -16056,8 +19191,45 @@
                 <w:sz w:val="24"/>
                 <w:szCs w:val="24"/>
               </w:rPr>
-              <w:t xml:space="preserve">Déploiement automatique du stack applicatif sur le cluster Docker Swarm via SSH, gestion des sauvegardes MySQL et configuration du </w:t>
-            </w:r>
+              <w:t xml:space="preserve">Déploiement automatique du </w:t>
+            </w:r>
+            <w:proofErr w:type="spellStart"/>
+            <w:r>
+              <w:rPr>
+                <w:rFonts w:ascii="Times New Roman" w:eastAsia="Times New Roman" w:hAnsi="Times New Roman" w:cs="Times New Roman"/>
+                <w:sz w:val="24"/>
+                <w:szCs w:val="24"/>
+              </w:rPr>
+              <w:t>stack</w:t>
+            </w:r>
+            <w:proofErr w:type="spellEnd"/>
+            <w:r>
+              <w:rPr>
+                <w:rFonts w:ascii="Times New Roman" w:eastAsia="Times New Roman" w:hAnsi="Times New Roman" w:cs="Times New Roman"/>
+                <w:sz w:val="24"/>
+                <w:szCs w:val="24"/>
+              </w:rPr>
+              <w:t xml:space="preserve"> applicatif sur le cluster Docker </w:t>
+            </w:r>
+            <w:proofErr w:type="spellStart"/>
+            <w:r>
+              <w:rPr>
+                <w:rFonts w:ascii="Times New Roman" w:eastAsia="Times New Roman" w:hAnsi="Times New Roman" w:cs="Times New Roman"/>
+                <w:sz w:val="24"/>
+                <w:szCs w:val="24"/>
+              </w:rPr>
+              <w:t>Swarm</w:t>
+            </w:r>
+            <w:proofErr w:type="spellEnd"/>
+            <w:r>
+              <w:rPr>
+                <w:rFonts w:ascii="Times New Roman" w:eastAsia="Times New Roman" w:hAnsi="Times New Roman" w:cs="Times New Roman"/>
+                <w:sz w:val="24"/>
+                <w:szCs w:val="24"/>
+              </w:rPr>
+              <w:t xml:space="preserve"> via SSH, gestion des sauvegardes MySQL et configuration du </w:t>
+            </w:r>
+            <w:proofErr w:type="spellStart"/>
             <w:r>
               <w:rPr>
                 <w:rFonts w:ascii="Times New Roman" w:eastAsia="Times New Roman" w:hAnsi="Times New Roman" w:cs="Times New Roman"/>
@@ -16066,7 +19238,18 @@
                 <w:sz w:val="24"/>
                 <w:szCs w:val="24"/>
               </w:rPr>
-              <w:t>rolling update</w:t>
+              <w:t>rolling</w:t>
+            </w:r>
+            <w:proofErr w:type="spellEnd"/>
+            <w:r>
+              <w:rPr>
+                <w:rFonts w:ascii="Times New Roman" w:eastAsia="Times New Roman" w:hAnsi="Times New Roman" w:cs="Times New Roman"/>
+                <w:i/>
+                <w:iCs/>
+                <w:sz w:val="24"/>
+                <w:szCs w:val="24"/>
+              </w:rPr>
+              <w:t xml:space="preserve"> update</w:t>
             </w:r>
             <w:r>
               <w:rPr>
@@ -16192,7 +19375,61 @@
                 <w:sz w:val="24"/>
                 <w:szCs w:val="24"/>
               </w:rPr>
-              <w:t>Configuration du Reverse Proxy Nginx, mise en place des certificats SSL/TLS (Let's Encrypt), pare-feu (UFW) et isolation du réseau virtuel inter-VPS.</w:t>
+              <w:t xml:space="preserve">Configuration du Reverse Proxy </w:t>
+            </w:r>
+            <w:proofErr w:type="spellStart"/>
+            <w:r>
+              <w:rPr>
+                <w:rFonts w:ascii="Times New Roman" w:eastAsia="Times New Roman" w:hAnsi="Times New Roman" w:cs="Times New Roman"/>
+                <w:sz w:val="24"/>
+                <w:szCs w:val="24"/>
+              </w:rPr>
+              <w:t>Nginx</w:t>
+            </w:r>
+            <w:proofErr w:type="spellEnd"/>
+            <w:r>
+              <w:rPr>
+                <w:rFonts w:ascii="Times New Roman" w:eastAsia="Times New Roman" w:hAnsi="Times New Roman" w:cs="Times New Roman"/>
+                <w:sz w:val="24"/>
+                <w:szCs w:val="24"/>
+              </w:rPr>
+              <w:t>, mise en place des certificats SSL/TLS (</w:t>
+            </w:r>
+            <w:proofErr w:type="spellStart"/>
+            <w:r>
+              <w:rPr>
+                <w:rFonts w:ascii="Times New Roman" w:eastAsia="Times New Roman" w:hAnsi="Times New Roman" w:cs="Times New Roman"/>
+                <w:sz w:val="24"/>
+                <w:szCs w:val="24"/>
+              </w:rPr>
+              <w:t>Let's</w:t>
+            </w:r>
+            <w:proofErr w:type="spellEnd"/>
+            <w:r>
+              <w:rPr>
+                <w:rFonts w:ascii="Times New Roman" w:eastAsia="Times New Roman" w:hAnsi="Times New Roman" w:cs="Times New Roman"/>
+                <w:sz w:val="24"/>
+                <w:szCs w:val="24"/>
+              </w:rPr>
+              <w:t xml:space="preserve"> </w:t>
+            </w:r>
+            <w:proofErr w:type="spellStart"/>
+            <w:r>
+              <w:rPr>
+                <w:rFonts w:ascii="Times New Roman" w:eastAsia="Times New Roman" w:hAnsi="Times New Roman" w:cs="Times New Roman"/>
+                <w:sz w:val="24"/>
+                <w:szCs w:val="24"/>
+              </w:rPr>
+              <w:t>Encrypt</w:t>
+            </w:r>
+            <w:proofErr w:type="spellEnd"/>
+            <w:r>
+              <w:rPr>
+                <w:rFonts w:ascii="Times New Roman" w:eastAsia="Times New Roman" w:hAnsi="Times New Roman" w:cs="Times New Roman"/>
+                <w:sz w:val="24"/>
+                <w:szCs w:val="24"/>
+              </w:rPr>
+              <w:t>), pare-feu (UFW) et isolation du réseau virtuel inter-VPS.</w:t>
             </w:r>
           </w:p>
         </w:tc>
@@ -16338,9 +19575,10 @@
         <w:ind w:left="-851"/>
       </w:pPr>
       <w:r>
+        <w:lastRenderedPageBreak/>
         <w:pict>
-          <v:shape id="_x0000_i1026" type="#_x0000_t75" style="width:477.5pt;height:153.5pt">
-            <v:imagedata r:id="rId12" o:title="diagramm de metier-2026-08-06-122001"/>
+          <v:shape id="_x0000_i1026" type="#_x0000_t75" style="width:477.6pt;height:153.6pt">
+            <v:imagedata r:id="rId14" o:title="diagramm de metier-2026-08-06-122001"/>
           </v:shape>
         </w:pict>
       </w:r>
@@ -16434,7 +19672,23 @@
         <w:spacing w:line="360" w:lineRule="auto"/>
       </w:pPr>
       <w:r>
-        <w:t>Avant d'engager le développement applicatif et de structurer la chaîne d'intégration et de livraison continues (CI/CD), une étude approfondie du fonctionnement existant s'impose. Cette étape analytique est indispensable pour diagnostiquer les faiblesses opérationnelles du système actuel et définir avec précision les axes de modernisation. L'analyse du contexte existant constitue ainsi le socle méthodologique sur lequel reposent l'architecture cible, l'automatisation du déploiement conteneurisé et le développement des fonctionnalités sous Laravel et Livewire.</w:t>
+        <w:t xml:space="preserve">Avant d'engager le développement applicatif et de structurer la chaîne d'intégration et de livraison continues (CI/CD), une étude approfondie du fonctionnement existant s'impose. Cette étape analytique est indispensable pour diagnostiquer les faiblesses opérationnelles du système actuel et définir avec précision les axes de modernisation. L'analyse du contexte existant constitue ainsi le socle méthodologique sur lequel reposent l'architecture cible, l'automatisation du déploiement conteneurisé et le développement des fonctionnalités sous </w:t>
+      </w:r>
+      <w:proofErr w:type="spellStart"/>
+      <w:r>
+        <w:t>Laravel</w:t>
+      </w:r>
+      <w:proofErr w:type="spellEnd"/>
+      <w:r>
+        <w:t xml:space="preserve"> et </w:t>
+      </w:r>
+      <w:proofErr w:type="spellStart"/>
+      <w:r>
+        <w:t>Livewire</w:t>
+      </w:r>
+      <w:proofErr w:type="spellEnd"/>
+      <w:r>
+        <w:t>.</w:t>
       </w:r>
     </w:p>
     <w:p>
@@ -16515,8 +19769,17 @@
           <w:i/>
           <w:iCs/>
         </w:rPr>
-        <w:t>Check-in / Check-out</w:t>
-      </w:r>
+        <w:t xml:space="preserve">Check-in / </w:t>
+      </w:r>
+      <w:proofErr w:type="spellStart"/>
+      <w:r>
+        <w:rPr>
+          <w:i/>
+          <w:iCs/>
+        </w:rPr>
+        <w:t>Check-out</w:t>
+      </w:r>
+      <w:proofErr w:type="spellEnd"/>
       <w:r>
         <w:t>) ou d'affectation de matériel ne faisaient l'objet d'aucun historique fiable, rendant difficile la responsabilisation des utilisateurs et le suivi du cycle de vie des actifs.</w:t>
       </w:r>
@@ -16983,7 +20246,27 @@
                 <w:sz w:val="24"/>
                 <w:szCs w:val="24"/>
               </w:rPr>
-              <w:t>Lenovo ThinkServer RD450</w:t>
+              <w:t xml:space="preserve">Lenovo </w:t>
+            </w:r>
+            <w:proofErr w:type="spellStart"/>
+            <w:r>
+              <w:rPr>
+                <w:rFonts w:ascii="Times New Roman" w:eastAsia="Times New Roman" w:hAnsi="Times New Roman" w:cs="Times New Roman"/>
+                <w:color w:val="000000"/>
+                <w:sz w:val="24"/>
+                <w:szCs w:val="24"/>
+              </w:rPr>
+              <w:t>ThinkServer</w:t>
+            </w:r>
+            <w:proofErr w:type="spellEnd"/>
+            <w:r>
+              <w:rPr>
+                <w:rFonts w:ascii="Times New Roman" w:eastAsia="Times New Roman" w:hAnsi="Times New Roman" w:cs="Times New Roman"/>
+                <w:color w:val="000000"/>
+                <w:sz w:val="24"/>
+                <w:szCs w:val="24"/>
+              </w:rPr>
+              <w:t xml:space="preserve"> RD450</w:t>
             </w:r>
           </w:p>
         </w:tc>
@@ -17181,6 +20464,7 @@
                 <w:szCs w:val="24"/>
               </w:rPr>
             </w:pPr>
+            <w:proofErr w:type="spellStart"/>
             <w:r>
               <w:rPr>
                 <w:rFonts w:ascii="Times New Roman" w:eastAsia="Times New Roman" w:hAnsi="Times New Roman" w:cs="Times New Roman"/>
@@ -17188,7 +20472,17 @@
                 <w:sz w:val="24"/>
                 <w:szCs w:val="24"/>
               </w:rPr>
-              <w:t>Red Hat 9</w:t>
+              <w:t>Red</w:t>
+            </w:r>
+            <w:proofErr w:type="spellEnd"/>
+            <w:r>
+              <w:rPr>
+                <w:rFonts w:ascii="Times New Roman" w:eastAsia="Times New Roman" w:hAnsi="Times New Roman" w:cs="Times New Roman"/>
+                <w:color w:val="000000"/>
+                <w:sz w:val="24"/>
+                <w:szCs w:val="24"/>
+              </w:rPr>
+              <w:t xml:space="preserve"> Hat 9</w:t>
             </w:r>
           </w:p>
         </w:tc>
@@ -17234,7 +20528,29 @@
                 <w:szCs w:val="24"/>
                 <w:shd w:val="clear" w:color="auto" w:fill="FFFFFF"/>
               </w:rPr>
-              <w:t>Lenovo ThinkServer RD450</w:t>
+              <w:t xml:space="preserve">Lenovo </w:t>
+            </w:r>
+            <w:proofErr w:type="spellStart"/>
+            <w:r>
+              <w:rPr>
+                <w:rFonts w:ascii="Times New Roman" w:eastAsia="Times New Roman" w:hAnsi="Times New Roman" w:cs="Times New Roman"/>
+                <w:color w:val="000000"/>
+                <w:sz w:val="24"/>
+                <w:szCs w:val="24"/>
+                <w:shd w:val="clear" w:color="auto" w:fill="FFFFFF"/>
+              </w:rPr>
+              <w:t>ThinkServer</w:t>
+            </w:r>
+            <w:proofErr w:type="spellEnd"/>
+            <w:r>
+              <w:rPr>
+                <w:rFonts w:ascii="Times New Roman" w:eastAsia="Times New Roman" w:hAnsi="Times New Roman" w:cs="Times New Roman"/>
+                <w:color w:val="000000"/>
+                <w:sz w:val="24"/>
+                <w:szCs w:val="24"/>
+                <w:shd w:val="clear" w:color="auto" w:fill="FFFFFF"/>
+              </w:rPr>
+              <w:t xml:space="preserve"> RD450</w:t>
             </w:r>
           </w:p>
         </w:tc>
@@ -17428,6 +20744,7 @@
                 <w:szCs w:val="24"/>
               </w:rPr>
             </w:pPr>
+            <w:proofErr w:type="spellStart"/>
             <w:r>
               <w:rPr>
                 <w:rFonts w:ascii="Times New Roman" w:eastAsia="Times New Roman" w:hAnsi="Times New Roman" w:cs="Times New Roman"/>
@@ -17435,7 +20752,17 @@
                 <w:sz w:val="24"/>
                 <w:szCs w:val="24"/>
               </w:rPr>
-              <w:t>Red Hat 9</w:t>
+              <w:t>Red</w:t>
+            </w:r>
+            <w:proofErr w:type="spellEnd"/>
+            <w:r>
+              <w:rPr>
+                <w:rFonts w:ascii="Times New Roman" w:eastAsia="Times New Roman" w:hAnsi="Times New Roman" w:cs="Times New Roman"/>
+                <w:color w:val="222222"/>
+                <w:sz w:val="24"/>
+                <w:szCs w:val="24"/>
+              </w:rPr>
+              <w:t xml:space="preserve"> Hat 9</w:t>
             </w:r>
           </w:p>
         </w:tc>
@@ -17747,12 +21074,20 @@
                 <w:lang w:val="en-US"/>
               </w:rPr>
             </w:pPr>
+            <w:proofErr w:type="spellStart"/>
             <w:r>
               <w:rPr>
                 <w:lang w:val="en-US"/>
               </w:rPr>
               <w:lastRenderedPageBreak/>
-              <w:t>Imprimante HP Color LaserJet Pro M283fdn</w:t>
+              <w:t>Imprimante</w:t>
+            </w:r>
+            <w:proofErr w:type="spellEnd"/>
+            <w:r>
+              <w:rPr>
+                <w:lang w:val="en-US"/>
+              </w:rPr>
+              <w:t xml:space="preserve"> HP Color LaserJet Pro M283fdn</w:t>
             </w:r>
           </w:p>
         </w:tc>
@@ -18010,6 +21345,7 @@
       <w:r>
         <w:t xml:space="preserve"> Les opérations de prêt et de restitution (</w:t>
       </w:r>
+      <w:proofErr w:type="spellStart"/>
       <w:r>
         <w:rPr>
           <w:i/>
@@ -18017,6 +21353,7 @@
         </w:rPr>
         <w:t>check-out</w:t>
       </w:r>
+      <w:proofErr w:type="spellEnd"/>
       <w:r>
         <w:t>) du matériel sont consignées manuellement sur des cahiers physiques. Ce suivi manuel empêche toute recherche rapide d'historique et élimine toute possibilité de relance automatique.</w:t>
       </w:r>
@@ -18067,8 +21404,13 @@
         <w:spacing w:line="360" w:lineRule="auto"/>
       </w:pPr>
       <w:r>
-        <w:t>L'absence d'une plateforme centralisée pour interconnecter l'inventaire, les mouvements de matériel et la flotte SIM constitue une limite majeure, justifiant la migration vers une application web unifiée sous Laravel</w:t>
-      </w:r>
+        <w:t xml:space="preserve">L'absence d'une plateforme centralisée pour interconnecter l'inventaire, les mouvements de matériel et la flotte SIM constitue une limite majeure, justifiant la migration vers une application web unifiée sous </w:t>
+      </w:r>
+      <w:proofErr w:type="spellStart"/>
+      <w:r>
+        <w:t>Laravel</w:t>
+      </w:r>
+      <w:proofErr w:type="spellEnd"/>
     </w:p>
     <w:p>
       <w:pPr>
@@ -18117,6 +21459,7 @@
       <w:r>
         <w:t xml:space="preserve"> L'accès Internet et l'interconnexion reposent sur des liaisons satellite </w:t>
       </w:r>
+      <w:proofErr w:type="spellStart"/>
       <w:r>
         <w:rPr>
           <w:b/>
@@ -18124,6 +21467,7 @@
         </w:rPr>
         <w:t>Starlink</w:t>
       </w:r>
+      <w:proofErr w:type="spellEnd"/>
       <w:r>
         <w:t xml:space="preserve"> (pour le haut débit et la continuité de service) couplées aux liaisons </w:t>
       </w:r>
@@ -18132,8 +21476,17 @@
           <w:b/>
           <w:bCs/>
         </w:rPr>
-        <w:t>Airtel FastConnect</w:t>
-      </w:r>
+        <w:t xml:space="preserve">Airtel </w:t>
+      </w:r>
+      <w:proofErr w:type="spellStart"/>
+      <w:r>
+        <w:rPr>
+          <w:b/>
+          <w:bCs/>
+        </w:rPr>
+        <w:t>FastConnect</w:t>
+      </w:r>
+      <w:proofErr w:type="spellEnd"/>
       <w:r>
         <w:t xml:space="preserve"> (pour la connectivité fibre/cellulaire dédiée).</w:t>
       </w:r>
@@ -18152,11 +21505,28 @@
           <w:b/>
           <w:bCs/>
         </w:rPr>
-        <w:t>Équipements réseau et Wi-Fi Ubiquiti :</w:t>
+        <w:t xml:space="preserve">Équipements réseau et Wi-Fi </w:t>
+      </w:r>
+      <w:proofErr w:type="spellStart"/>
+      <w:r>
+        <w:rPr>
+          <w:b/>
+          <w:bCs/>
+        </w:rPr>
+        <w:t>Ubiquiti</w:t>
+      </w:r>
+      <w:proofErr w:type="spellEnd"/>
+      <w:r>
+        <w:rPr>
+          <w:b/>
+          <w:bCs/>
+        </w:rPr>
+        <w:t xml:space="preserve"> :</w:t>
       </w:r>
       <w:r>
         <w:t xml:space="preserve"> La couverture et la gestion du réseau sans fil interne sont assurées par des équipements réseau modernes </w:t>
       </w:r>
+      <w:proofErr w:type="spellStart"/>
       <w:r>
         <w:rPr>
           <w:b/>
@@ -18164,8 +21534,17 @@
         </w:rPr>
         <w:t>Ubiquiti</w:t>
       </w:r>
-      <w:r>
-        <w:t xml:space="preserve"> (points d'accès, switchs), garantissant une excellente qualité de service réseau.</w:t>
+      <w:proofErr w:type="spellEnd"/>
+      <w:r>
+        <w:t xml:space="preserve"> (points d'accès, </w:t>
+      </w:r>
+      <w:proofErr w:type="spellStart"/>
+      <w:r>
+        <w:t>switchs</w:t>
+      </w:r>
+      <w:proofErr w:type="spellEnd"/>
+      <w:r>
+        <w:t>), garantissant une excellente qualité de service réseau.</w:t>
       </w:r>
     </w:p>
     <w:p>
@@ -18188,7 +21567,31 @@
         <w:spacing w:line="276" w:lineRule="auto"/>
       </w:pPr>
       <w:r>
-        <w:t xml:space="preserve">Malgré la performance de ce matériel réseau, il existe une déconnexion totale entre l'infrastructure physique et le suivi administratif. L'inventaire de ces équipements (routeurs Starlink, modems Airtel, bornes et switchs Ubiquiti, adresses IP/MAC) reste géré de manière manuelle sur des tableurs isolés. L'entreprise ne dispose d'aucun </w:t>
+        <w:t xml:space="preserve">Malgré la performance de ce matériel réseau, il existe une déconnexion totale entre l'infrastructure physique et le suivi administratif. L'inventaire de ces équipements (routeurs </w:t>
+      </w:r>
+      <w:proofErr w:type="spellStart"/>
+      <w:r>
+        <w:t>Starlink</w:t>
+      </w:r>
+      <w:proofErr w:type="spellEnd"/>
+      <w:r>
+        <w:t xml:space="preserve">, modems Airtel, bornes et </w:t>
+      </w:r>
+      <w:proofErr w:type="spellStart"/>
+      <w:r>
+        <w:t>switchs</w:t>
+      </w:r>
+      <w:proofErr w:type="spellEnd"/>
+      <w:r>
+        <w:t xml:space="preserve"> </w:t>
+      </w:r>
+      <w:proofErr w:type="spellStart"/>
+      <w:r>
+        <w:t>Ubiquiti</w:t>
+      </w:r>
+      <w:proofErr w:type="spellEnd"/>
+      <w:r>
+        <w:t xml:space="preserve">, adresses IP/MAC) reste géré de manière manuelle sur des tableurs isolés. L'entreprise ne dispose d'aucun </w:t>
       </w:r>
       <w:r>
         <w:rPr>
@@ -18229,7 +21632,23 @@
         <w:pStyle w:val="NormalWeb"/>
       </w:pPr>
       <w:r>
-        <w:t xml:space="preserve">L’analyse de l’organisation actuelle chez PIVOT Madagascar révèle que la gestion du parc informatique, des ressources matérielles et des équipements réseau (serveurs, postes de travail, cartes SIM, routeurs Starlink, équipements Ubiquiti) repose majoritairement sur des méthodes traditionnelles, des registres papier et des outils bureautiques décentralisés, principalement </w:t>
+        <w:t xml:space="preserve">L’analyse de l’organisation actuelle chez PIVOT Madagascar révèle que la gestion du parc informatique, des ressources matérielles et des équipements réseau (serveurs, postes de travail, cartes SIM, routeurs </w:t>
+      </w:r>
+      <w:proofErr w:type="spellStart"/>
+      <w:r>
+        <w:t>Starlink</w:t>
+      </w:r>
+      <w:proofErr w:type="spellEnd"/>
+      <w:r>
+        <w:t xml:space="preserve">, équipements </w:t>
+      </w:r>
+      <w:proofErr w:type="spellStart"/>
+      <w:r>
+        <w:t>Ubiquiti</w:t>
+      </w:r>
+      <w:proofErr w:type="spellEnd"/>
+      <w:r>
+        <w:t xml:space="preserve">) repose majoritairement sur des méthodes traditionnelles, des registres papier et des outils bureautiques décentralisés, principalement </w:t>
       </w:r>
       <w:r>
         <w:rPr>
@@ -18271,7 +21690,15 @@
         <w:pStyle w:val="NormalWeb"/>
       </w:pPr>
       <w:r>
-        <w:t>Le suivi des mouvements de matériel (Check-in / Check-out), la gestion des cartes SIM et le suivi des prêts s'effectuent de façon manuelle ou sur des registres papier (</w:t>
+        <w:t xml:space="preserve">Le suivi des mouvements de matériel (Check-in / </w:t>
+      </w:r>
+      <w:proofErr w:type="spellStart"/>
+      <w:r>
+        <w:t>Check-out</w:t>
+      </w:r>
+      <w:proofErr w:type="spellEnd"/>
+      <w:r>
+        <w:t>), la gestion des cartes SIM et le suivi des prêts s'effectuent de façon manuelle ou sur des registres papier (</w:t>
       </w:r>
       <w:r>
         <w:rPr>
@@ -18289,7 +21716,15 @@
         <w:pStyle w:val="Default"/>
       </w:pPr>
       <w:r>
-        <w:t>3. Absence de démarche DevOps et vulnérabilité des déploiements</w:t>
+        <w:t xml:space="preserve">3. Absence de démarche </w:t>
+      </w:r>
+      <w:proofErr w:type="spellStart"/>
+      <w:r>
+        <w:t>DevOps</w:t>
+      </w:r>
+      <w:proofErr w:type="spellEnd"/>
+      <w:r>
+        <w:t xml:space="preserve"> et vulnérabilité des déploiements</w:t>
       </w:r>
     </w:p>
     <w:p>
@@ -18310,6 +21745,7 @@
       <w:r>
         <w:t xml:space="preserve"> rend les mises à jour et les déploiements entièrement manuels, augmentant ainsi les risques d'erreurs humaines, les temps d'arrêt de service (</w:t>
       </w:r>
+      <w:proofErr w:type="spellStart"/>
       <w:r>
         <w:rPr>
           <w:i/>
@@ -18317,6 +21753,7 @@
         </w:rPr>
         <w:t>downtime</w:t>
       </w:r>
+      <w:proofErr w:type="spellEnd"/>
       <w:r>
         <w:t>) et les difficultés d'alignement entre les environnements de développement et de production.</w:t>
       </w:r>
@@ -18336,7 +21773,23 @@
         <w:t>En conclusion</w:t>
       </w:r>
       <w:r>
-        <w:t>, le système existant, fondé sur des outils bureautiques statiques et des processus manuels, montre ses limites face aux exigences modernes de disponibilité, de sécurité et d'agilité. Il apparaît indispensable de moderniser cette gestion en mettant en place une application web centralisée sous Laravel/Livewire, couplée à une infrastructure conteneurisée hautement disponible et une pipeline CI/CD automatisée.</w:t>
+        <w:t xml:space="preserve">, le système existant, fondé sur des outils bureautiques statiques et des processus manuels, montre ses limites face aux exigences modernes de disponibilité, de sécurité et d'agilité. Il apparaît indispensable de moderniser cette gestion en mettant en place une application web centralisée sous </w:t>
+      </w:r>
+      <w:proofErr w:type="spellStart"/>
+      <w:r>
+        <w:t>Laravel</w:t>
+      </w:r>
+      <w:proofErr w:type="spellEnd"/>
+      <w:r>
+        <w:t>/</w:t>
+      </w:r>
+      <w:proofErr w:type="spellStart"/>
+      <w:r>
+        <w:t>Livewire</w:t>
+      </w:r>
+      <w:proofErr w:type="spellEnd"/>
+      <w:r>
+        <w:t>, couplée à une infrastructure conteneurisée hautement disponible et une pipeline CI/CD automatisée.</w:t>
       </w:r>
     </w:p>
     <w:p>
@@ -18353,7 +21806,15 @@
         <w:spacing w:line="360" w:lineRule="auto"/>
       </w:pPr>
       <w:r>
-        <w:t>Suite à l’analyse et à la critique de l’existant, il est apparu nécessaire de mettre en place un système de gestion de parc informatique. L’objectif principal est de passer d’un système manuel, local et non centralisé à une solution automatisée, centralisée et évolutive, permettant d’optimiser la gestion des informations et d’introduire un processus de développement structuré avec DevOps et CI/CD.</w:t>
+        <w:t xml:space="preserve">Suite à l’analyse et à la critique de l’existant, il est apparu nécessaire de mettre en place un système de gestion de parc informatique. L’objectif principal est de passer d’un système manuel, local et non centralisé à une solution automatisée, centralisée et évolutive, permettant d’optimiser la gestion des informations et d’introduire un processus de développement structuré avec </w:t>
+      </w:r>
+      <w:proofErr w:type="spellStart"/>
+      <w:r>
+        <w:t>DevOps</w:t>
+      </w:r>
+      <w:proofErr w:type="spellEnd"/>
+      <w:r>
+        <w:t xml:space="preserve"> et CI/CD.</w:t>
       </w:r>
     </w:p>
     <w:p>
@@ -18426,7 +21887,39 @@
         <w:ind w:firstLine="708"/>
       </w:pPr>
       <w:r>
-        <w:t xml:space="preserve">L’application est développée avec laravel facilinant une gestion de frontend et backend, offrant une interface moderne et réactive. Cette solution permet de : </w:t>
+        <w:t xml:space="preserve">L’application est développée avec </w:t>
+      </w:r>
+      <w:proofErr w:type="spellStart"/>
+      <w:r>
+        <w:t>laravel</w:t>
+      </w:r>
+      <w:proofErr w:type="spellEnd"/>
+      <w:r>
+        <w:t xml:space="preserve"> </w:t>
+      </w:r>
+      <w:proofErr w:type="spellStart"/>
+      <w:r>
+        <w:t>facilinant</w:t>
+      </w:r>
+      <w:proofErr w:type="spellEnd"/>
+      <w:r>
+        <w:t xml:space="preserve"> une gestion de </w:t>
+      </w:r>
+      <w:proofErr w:type="spellStart"/>
+      <w:r>
+        <w:t>frontend</w:t>
+      </w:r>
+      <w:proofErr w:type="spellEnd"/>
+      <w:r>
+        <w:t xml:space="preserve"> et </w:t>
+      </w:r>
+      <w:proofErr w:type="spellStart"/>
+      <w:r>
+        <w:t>backend</w:t>
+      </w:r>
+      <w:proofErr w:type="spellEnd"/>
+      <w:r>
+        <w:t xml:space="preserve">, offrant une interface moderne et réactive. Cette solution permet de : </w:t>
       </w:r>
     </w:p>
     <w:p>
@@ -18448,8 +21941,6 @@
       <w:r>
         <w:t>• Faciliter la maintenance et l’évolution de l’application grâce à un code structuré et standardisé.</w:t>
       </w:r>
-      <w:bookmarkStart w:id="103" w:name="_GoBack"/>
-      <w:bookmarkEnd w:id="103"/>
     </w:p>
     <w:p>
       <w:pPr>
@@ -18482,7 +21973,23 @@
         <w:spacing w:line="360" w:lineRule="auto"/>
       </w:pPr>
       <w:r>
-        <w:t>• Validation automatique du code à chaque modification (lint, tests unitaires avec Jest).</w:t>
+        <w:t>• Validation automatique du code à chaque modification (</w:t>
+      </w:r>
+      <w:proofErr w:type="spellStart"/>
+      <w:r>
+        <w:t>lint</w:t>
+      </w:r>
+      <w:proofErr w:type="spellEnd"/>
+      <w:r>
+        <w:t xml:space="preserve">, tests unitaires avec </w:t>
+      </w:r>
+      <w:proofErr w:type="spellStart"/>
+      <w:r>
+        <w:t>Jest</w:t>
+      </w:r>
+      <w:proofErr w:type="spellEnd"/>
+      <w:r>
+        <w:t>).</w:t>
       </w:r>
     </w:p>
     <w:p>
@@ -18492,7 +21999,23 @@
       </w:pPr>
       <w:r>
         <w:lastRenderedPageBreak/>
-        <w:t xml:space="preserve"> • Construction et déploiement automatique des conteneurs Docker sur docker hub pour faciliter la portabiliter et de versionner les conteneurs.</w:t>
+        <w:t xml:space="preserve"> • Construction et déploiement automatique des conteneurs Docker sur docker hub pour faciliter la </w:t>
+      </w:r>
+      <w:proofErr w:type="spellStart"/>
+      <w:r>
+        <w:t>portabiliter</w:t>
+      </w:r>
+      <w:proofErr w:type="spellEnd"/>
+      <w:r>
+        <w:t xml:space="preserve"> et de </w:t>
+      </w:r>
+      <w:proofErr w:type="spellStart"/>
+      <w:r>
+        <w:t>versionner</w:t>
+      </w:r>
+      <w:proofErr w:type="spellEnd"/>
+      <w:r>
+        <w:t xml:space="preserve"> les conteneurs.</w:t>
       </w:r>
     </w:p>
     <w:p>
@@ -18533,9 +22056,11 @@
       <w:r>
         <w:t xml:space="preserve">L’utilisation de Docker et </w:t>
       </w:r>
+      <w:proofErr w:type="spellStart"/>
       <w:r>
         <w:t>kubernetes</w:t>
       </w:r>
+      <w:proofErr w:type="spellEnd"/>
       <w:r>
         <w:t xml:space="preserve"> assure que l’application soit : </w:t>
       </w:r>
@@ -18555,8 +22080,30 @@
         <w:spacing w:line="360" w:lineRule="auto"/>
       </w:pPr>
       <w:r>
-        <w:t>Une deploiement avec une scalabilite minimal</w:t>
-      </w:r>
+        <w:t xml:space="preserve">Une </w:t>
+      </w:r>
+      <w:proofErr w:type="spellStart"/>
+      <w:r>
+        <w:t>deploiement</w:t>
+      </w:r>
+      <w:proofErr w:type="spellEnd"/>
+      <w:r>
+        <w:t xml:space="preserve"> avec une </w:t>
+      </w:r>
+      <w:proofErr w:type="spellStart"/>
+      <w:r>
+        <w:t>scalabilite</w:t>
+      </w:r>
+      <w:proofErr w:type="spellEnd"/>
+      <w:r>
+        <w:t xml:space="preserve"> minimal</w:t>
+      </w:r>
+    </w:p>
+    <w:p>
+      <w:pPr>
+        <w:pStyle w:val="Default"/>
+        <w:spacing w:line="360" w:lineRule="auto"/>
+      </w:pPr>
       <w:r>
         <w:t xml:space="preserve">• Faciles à déployer et à maintenir, grâce à des conteneurs standardisés. </w:t>
       </w:r>
@@ -18568,7 +22115,15 @@
         <w:ind w:firstLine="708"/>
       </w:pPr>
       <w:r>
-        <w:t>En résumé, la solution proposée combine modernisation des outils, développement structuré, centralisation des données et automatisation DevOps. Cette approche permet non seulement d’améliorer l’efficacité des services médicaux, mais aussi d’assurer un développement et un déploiement continus, fiables et sécurisés.</w:t>
+        <w:t xml:space="preserve">En résumé, la solution proposée combine modernisation des outils, développement structuré, centralisation des données et automatisation </w:t>
+      </w:r>
+      <w:proofErr w:type="spellStart"/>
+      <w:r>
+        <w:t>DevOps</w:t>
+      </w:r>
+      <w:proofErr w:type="spellEnd"/>
+      <w:r>
+        <w:t>. Cette approche permet non seulement d’améliorer l’efficacité des services médicaux, mais aussi d’assurer un développement et un déploiement continus, fiables et sécurisés.</w:t>
       </w:r>
     </w:p>
     <w:p>
@@ -18592,6 +22147,12 @@
       </w:pPr>
     </w:p>
     <w:sectPr>
+      <w:headerReference w:type="even" r:id="rId15"/>
+      <w:headerReference w:type="default" r:id="rId16"/>
+      <w:footerReference w:type="even" r:id="rId17"/>
+      <w:footerReference w:type="default" r:id="rId18"/>
+      <w:headerReference w:type="first" r:id="rId19"/>
+      <w:footerReference w:type="first" r:id="rId20"/>
       <w:pgSz w:w="11906" w:h="16838"/>
       <w:pgMar w:top="1417" w:right="1417" w:bottom="1417" w:left="1417" w:header="708" w:footer="708" w:gutter="0"/>
       <w:cols w:space="708"/>
@@ -18599,6 +22160,118 @@
     </w:sectPr>
   </w:body>
 </w:document>
+</file>
+
+<file path=word/endnotes.xml><?xml version="1.0" encoding="utf-8"?>
+<w:endnotes xmlns:wpc="http://schemas.microsoft.com/office/word/2010/wordprocessingCanvas" xmlns:cx="http://schemas.microsoft.com/office/drawing/2014/chartex" xmlns:cx1="http://schemas.microsoft.com/office/drawing/2015/9/8/chartex" xmlns:mc="http://schemas.openxmlformats.org/markup-compatibility/2006" xmlns:o="urn:schemas-microsoft-com:office:office" xmlns:r="http://schemas.openxmlformats.org/officeDocument/2006/relationships" xmlns:m="http://schemas.openxmlformats.org/officeDocument/2006/math" xmlns:v="urn:schemas-microsoft-com:vml" xmlns:wp14="http://schemas.microsoft.com/office/word/2010/wordprocessingDrawing" xmlns:wp="http://schemas.openxmlformats.org/drawingml/2006/wordprocessingDrawing" xmlns:w10="urn:schemas-microsoft-com:office:word" xmlns:w="http://schemas.openxmlformats.org/wordprocessingml/2006/main" xmlns:w14="http://schemas.microsoft.com/office/word/2010/wordml" xmlns:w15="http://schemas.microsoft.com/office/word/2012/wordml" xmlns:w16se="http://schemas.microsoft.com/office/word/2015/wordml/symex" xmlns:wpg="http://schemas.microsoft.com/office/word/2010/wordprocessingGroup" xmlns:wpi="http://schemas.microsoft.com/office/word/2010/wordprocessingInk" xmlns:wne="http://schemas.microsoft.com/office/word/2006/wordml" xmlns:wps="http://schemas.microsoft.com/office/word/2010/wordprocessingShape" mc:Ignorable="w14 w15 w16se wp14">
+  <w:endnote w:type="separator" w:id="-1">
+    <w:p>
+      <w:pPr>
+        <w:spacing w:after="0" w:line="240" w:lineRule="auto"/>
+      </w:pPr>
+      <w:r>
+        <w:separator/>
+      </w:r>
+    </w:p>
+  </w:endnote>
+  <w:endnote w:type="continuationSeparator" w:id="0">
+    <w:p>
+      <w:pPr>
+        <w:spacing w:after="0" w:line="240" w:lineRule="auto"/>
+      </w:pPr>
+      <w:r>
+        <w:continuationSeparator/>
+      </w:r>
+    </w:p>
+  </w:endnote>
+</w:endnotes>
+</file>
+
+<file path=word/footer1.xml><?xml version="1.0" encoding="utf-8"?>
+<w:ftr xmlns:wpc="http://schemas.microsoft.com/office/word/2010/wordprocessingCanvas" xmlns:cx="http://schemas.microsoft.com/office/drawing/2014/chartex" xmlns:cx1="http://schemas.microsoft.com/office/drawing/2015/9/8/chartex" xmlns:mc="http://schemas.openxmlformats.org/markup-compatibility/2006" xmlns:o="urn:schemas-microsoft-com:office:office" xmlns:r="http://schemas.openxmlformats.org/officeDocument/2006/relationships" xmlns:m="http://schemas.openxmlformats.org/officeDocument/2006/math" xmlns:v="urn:schemas-microsoft-com:vml" xmlns:wp14="http://schemas.microsoft.com/office/word/2010/wordprocessingDrawing" xmlns:wp="http://schemas.openxmlformats.org/drawingml/2006/wordprocessingDrawing" xmlns:w10="urn:schemas-microsoft-com:office:word" xmlns:w="http://schemas.openxmlformats.org/wordprocessingml/2006/main" xmlns:w14="http://schemas.microsoft.com/office/word/2010/wordml" xmlns:w15="http://schemas.microsoft.com/office/word/2012/wordml" xmlns:w16se="http://schemas.microsoft.com/office/word/2015/wordml/symex" xmlns:wpg="http://schemas.microsoft.com/office/word/2010/wordprocessingGroup" xmlns:wpi="http://schemas.microsoft.com/office/word/2010/wordprocessingInk" xmlns:wne="http://schemas.microsoft.com/office/word/2006/wordml" xmlns:wps="http://schemas.microsoft.com/office/word/2010/wordprocessingShape" mc:Ignorable="w14 w15 w16se wp14">
+  <w:p>
+    <w:pPr>
+      <w:pStyle w:val="Pieddepage"/>
+    </w:pPr>
+  </w:p>
+</w:ftr>
+</file>
+
+<file path=word/footer2.xml><?xml version="1.0" encoding="utf-8"?>
+<w:ftr xmlns:wpc="http://schemas.microsoft.com/office/word/2010/wordprocessingCanvas" xmlns:cx="http://schemas.microsoft.com/office/drawing/2014/chartex" xmlns:cx1="http://schemas.microsoft.com/office/drawing/2015/9/8/chartex" xmlns:mc="http://schemas.openxmlformats.org/markup-compatibility/2006" xmlns:o="urn:schemas-microsoft-com:office:office" xmlns:r="http://schemas.openxmlformats.org/officeDocument/2006/relationships" xmlns:m="http://schemas.openxmlformats.org/officeDocument/2006/math" xmlns:v="urn:schemas-microsoft-com:vml" xmlns:wp14="http://schemas.microsoft.com/office/word/2010/wordprocessingDrawing" xmlns:wp="http://schemas.openxmlformats.org/drawingml/2006/wordprocessingDrawing" xmlns:w10="urn:schemas-microsoft-com:office:word" xmlns:w="http://schemas.openxmlformats.org/wordprocessingml/2006/main" xmlns:w14="http://schemas.microsoft.com/office/word/2010/wordml" xmlns:w15="http://schemas.microsoft.com/office/word/2012/wordml" xmlns:w16se="http://schemas.microsoft.com/office/word/2015/wordml/symex" xmlns:wpg="http://schemas.microsoft.com/office/word/2010/wordprocessingGroup" xmlns:wpi="http://schemas.microsoft.com/office/word/2010/wordprocessingInk" xmlns:wne="http://schemas.microsoft.com/office/word/2006/wordml" xmlns:wps="http://schemas.microsoft.com/office/word/2010/wordprocessingShape" mc:Ignorable="w14 w15 w16se wp14">
+  <w:p>
+    <w:pPr>
+      <w:pStyle w:val="Pieddepage"/>
+    </w:pPr>
+  </w:p>
+</w:ftr>
+</file>
+
+<file path=word/footer3.xml><?xml version="1.0" encoding="utf-8"?>
+<w:ftr xmlns:wpc="http://schemas.microsoft.com/office/word/2010/wordprocessingCanvas" xmlns:cx="http://schemas.microsoft.com/office/drawing/2014/chartex" xmlns:cx1="http://schemas.microsoft.com/office/drawing/2015/9/8/chartex" xmlns:mc="http://schemas.openxmlformats.org/markup-compatibility/2006" xmlns:o="urn:schemas-microsoft-com:office:office" xmlns:r="http://schemas.openxmlformats.org/officeDocument/2006/relationships" xmlns:m="http://schemas.openxmlformats.org/officeDocument/2006/math" xmlns:v="urn:schemas-microsoft-com:vml" xmlns:wp14="http://schemas.microsoft.com/office/word/2010/wordprocessingDrawing" xmlns:wp="http://schemas.openxmlformats.org/drawingml/2006/wordprocessingDrawing" xmlns:w10="urn:schemas-microsoft-com:office:word" xmlns:w="http://schemas.openxmlformats.org/wordprocessingml/2006/main" xmlns:w14="http://schemas.microsoft.com/office/word/2010/wordml" xmlns:w15="http://schemas.microsoft.com/office/word/2012/wordml" xmlns:w16se="http://schemas.microsoft.com/office/word/2015/wordml/symex" xmlns:wpg="http://schemas.microsoft.com/office/word/2010/wordprocessingGroup" xmlns:wpi="http://schemas.microsoft.com/office/word/2010/wordprocessingInk" xmlns:wne="http://schemas.microsoft.com/office/word/2006/wordml" xmlns:wps="http://schemas.microsoft.com/office/word/2010/wordprocessingShape" mc:Ignorable="w14 w15 w16se wp14">
+  <w:p>
+    <w:pPr>
+      <w:pStyle w:val="Pieddepage"/>
+    </w:pPr>
+  </w:p>
+</w:ftr>
+</file>
+
+<file path=word/footnotes.xml><?xml version="1.0" encoding="utf-8"?>
+<w:footnotes xmlns:wpc="http://schemas.microsoft.com/office/word/2010/wordprocessingCanvas" xmlns:cx="http://schemas.microsoft.com/office/drawing/2014/chartex" xmlns:cx1="http://schemas.microsoft.com/office/drawing/2015/9/8/chartex" xmlns:mc="http://schemas.openxmlformats.org/markup-compatibility/2006" xmlns:o="urn:schemas-microsoft-com:office:office" xmlns:r="http://schemas.openxmlformats.org/officeDocument/2006/relationships" xmlns:m="http://schemas.openxmlformats.org/officeDocument/2006/math" xmlns:v="urn:schemas-microsoft-com:vml" xmlns:wp14="http://schemas.microsoft.com/office/word/2010/wordprocessingDrawing" xmlns:wp="http://schemas.openxmlformats.org/drawingml/2006/wordprocessingDrawing" xmlns:w10="urn:schemas-microsoft-com:office:word" xmlns:w="http://schemas.openxmlformats.org/wordprocessingml/2006/main" xmlns:w14="http://schemas.microsoft.com/office/word/2010/wordml" xmlns:w15="http://schemas.microsoft.com/office/word/2012/wordml" xmlns:w16se="http://schemas.microsoft.com/office/word/2015/wordml/symex" xmlns:wpg="http://schemas.microsoft.com/office/word/2010/wordprocessingGroup" xmlns:wpi="http://schemas.microsoft.com/office/word/2010/wordprocessingInk" xmlns:wne="http://schemas.microsoft.com/office/word/2006/wordml" xmlns:wps="http://schemas.microsoft.com/office/word/2010/wordprocessingShape" mc:Ignorable="w14 w15 w16se wp14">
+  <w:footnote w:type="separator" w:id="-1">
+    <w:p>
+      <w:pPr>
+        <w:spacing w:after="0" w:line="240" w:lineRule="auto"/>
+      </w:pPr>
+      <w:r>
+        <w:separator/>
+      </w:r>
+    </w:p>
+  </w:footnote>
+  <w:footnote w:type="continuationSeparator" w:id="0">
+    <w:p>
+      <w:pPr>
+        <w:spacing w:after="0" w:line="240" w:lineRule="auto"/>
+      </w:pPr>
+      <w:r>
+        <w:continuationSeparator/>
+      </w:r>
+    </w:p>
+  </w:footnote>
+</w:footnotes>
+</file>
+
+<file path=word/header1.xml><?xml version="1.0" encoding="utf-8"?>
+<w:hdr xmlns:wpc="http://schemas.microsoft.com/office/word/2010/wordprocessingCanvas" xmlns:cx="http://schemas.microsoft.com/office/drawing/2014/chartex" xmlns:cx1="http://schemas.microsoft.com/office/drawing/2015/9/8/chartex" xmlns:mc="http://schemas.openxmlformats.org/markup-compatibility/2006" xmlns:o="urn:schemas-microsoft-com:office:office" xmlns:r="http://schemas.openxmlformats.org/officeDocument/2006/relationships" xmlns:m="http://schemas.openxmlformats.org/officeDocument/2006/math" xmlns:v="urn:schemas-microsoft-com:vml" xmlns:wp14="http://schemas.microsoft.com/office/word/2010/wordprocessingDrawing" xmlns:wp="http://schemas.openxmlformats.org/drawingml/2006/wordprocessingDrawing" xmlns:w10="urn:schemas-microsoft-com:office:word" xmlns:w="http://schemas.openxmlformats.org/wordprocessingml/2006/main" xmlns:w14="http://schemas.microsoft.com/office/word/2010/wordml" xmlns:w15="http://schemas.microsoft.com/office/word/2012/wordml" xmlns:w16se="http://schemas.microsoft.com/office/word/2015/wordml/symex" xmlns:wpg="http://schemas.microsoft.com/office/word/2010/wordprocessingGroup" xmlns:wpi="http://schemas.microsoft.com/office/word/2010/wordprocessingInk" xmlns:wne="http://schemas.microsoft.com/office/word/2006/wordml" xmlns:wps="http://schemas.microsoft.com/office/word/2010/wordprocessingShape" mc:Ignorable="w14 w15 w16se wp14">
+  <w:p>
+    <w:pPr>
+      <w:pStyle w:val="En-tte"/>
+    </w:pPr>
+  </w:p>
+</w:hdr>
+</file>
+
+<file path=word/header2.xml><?xml version="1.0" encoding="utf-8"?>
+<w:hdr xmlns:wpc="http://schemas.microsoft.com/office/word/2010/wordprocessingCanvas" xmlns:cx="http://schemas.microsoft.com/office/drawing/2014/chartex" xmlns:cx1="http://schemas.microsoft.com/office/drawing/2015/9/8/chartex" xmlns:mc="http://schemas.openxmlformats.org/markup-compatibility/2006" xmlns:o="urn:schemas-microsoft-com:office:office" xmlns:r="http://schemas.openxmlformats.org/officeDocument/2006/relationships" xmlns:m="http://schemas.openxmlformats.org/officeDocument/2006/math" xmlns:v="urn:schemas-microsoft-com:vml" xmlns:wp14="http://schemas.microsoft.com/office/word/2010/wordprocessingDrawing" xmlns:wp="http://schemas.openxmlformats.org/drawingml/2006/wordprocessingDrawing" xmlns:w10="urn:schemas-microsoft-com:office:word" xmlns:w="http://schemas.openxmlformats.org/wordprocessingml/2006/main" xmlns:w14="http://schemas.microsoft.com/office/word/2010/wordml" xmlns:w15="http://schemas.microsoft.com/office/word/2012/wordml" xmlns:w16se="http://schemas.microsoft.com/office/word/2015/wordml/symex" xmlns:wpg="http://schemas.microsoft.com/office/word/2010/wordprocessingGroup" xmlns:wpi="http://schemas.microsoft.com/office/word/2010/wordprocessingInk" xmlns:wne="http://schemas.microsoft.com/office/word/2006/wordml" xmlns:wps="http://schemas.microsoft.com/office/word/2010/wordprocessingShape" mc:Ignorable="w14 w15 w16se wp14">
+  <w:p>
+    <w:pPr>
+      <w:pStyle w:val="En-tte"/>
+    </w:pPr>
+    <w:bookmarkStart w:id="103" w:name="_GoBack"/>
+    <w:bookmarkEnd w:id="103"/>
+  </w:p>
+</w:hdr>
+</file>
+
+<file path=word/header3.xml><?xml version="1.0" encoding="utf-8"?>
+<w:hdr xmlns:wpc="http://schemas.microsoft.com/office/word/2010/wordprocessingCanvas" xmlns:cx="http://schemas.microsoft.com/office/drawing/2014/chartex" xmlns:cx1="http://schemas.microsoft.com/office/drawing/2015/9/8/chartex" xmlns:mc="http://schemas.openxmlformats.org/markup-compatibility/2006" xmlns:o="urn:schemas-microsoft-com:office:office" xmlns:r="http://schemas.openxmlformats.org/officeDocument/2006/relationships" xmlns:m="http://schemas.openxmlformats.org/officeDocument/2006/math" xmlns:v="urn:schemas-microsoft-com:vml" xmlns:wp14="http://schemas.microsoft.com/office/word/2010/wordprocessingDrawing" xmlns:wp="http://schemas.openxmlformats.org/drawingml/2006/wordprocessingDrawing" xmlns:w10="urn:schemas-microsoft-com:office:word" xmlns:w="http://schemas.openxmlformats.org/wordprocessingml/2006/main" xmlns:w14="http://schemas.microsoft.com/office/word/2010/wordml" xmlns:w15="http://schemas.microsoft.com/office/word/2012/wordml" xmlns:w16se="http://schemas.microsoft.com/office/word/2015/wordml/symex" xmlns:wpg="http://schemas.microsoft.com/office/word/2010/wordprocessingGroup" xmlns:wpi="http://schemas.microsoft.com/office/word/2010/wordprocessingInk" xmlns:wne="http://schemas.microsoft.com/office/word/2006/wordml" xmlns:wps="http://schemas.microsoft.com/office/word/2010/wordprocessingShape" mc:Ignorable="w14 w15 w16se wp14">
+  <w:p>
+    <w:pPr>
+      <w:pStyle w:val="En-tte"/>
+    </w:pPr>
+  </w:p>
+</w:hdr>
 </file>
 
 <file path=word/numbering.xml><?xml version="1.0" encoding="utf-8"?>
@@ -24042,6 +27715,58 @@
       <w:szCs w:val="24"/>
     </w:rPr>
   </w:style>
+  <w:style w:type="paragraph" w:styleId="En-tte">
+    <w:name w:val="header"/>
+    <w:basedOn w:val="Normal"/>
+    <w:link w:val="En-tteCar"/>
+    <w:uiPriority w:val="99"/>
+    <w:unhideWhenUsed/>
+    <w:rsid w:val="00E23D9E"/>
+    <w:pPr>
+      <w:tabs>
+        <w:tab w:val="center" w:pos="4536"/>
+        <w:tab w:val="right" w:pos="9072"/>
+      </w:tabs>
+      <w:spacing w:after="0" w:line="240" w:lineRule="auto"/>
+    </w:pPr>
+  </w:style>
+  <w:style w:type="character" w:customStyle="1" w:styleId="En-tteCar">
+    <w:name w:val="En-tête Car"/>
+    <w:basedOn w:val="Policepardfaut"/>
+    <w:link w:val="En-tte"/>
+    <w:uiPriority w:val="99"/>
+    <w:rsid w:val="00E23D9E"/>
+    <w:rPr>
+      <w:rFonts w:ascii="Calibri" w:eastAsia="Calibri" w:hAnsi="Calibri" w:cs="Calibri"/>
+      <w:lang w:eastAsia="fr-FR"/>
+    </w:rPr>
+  </w:style>
+  <w:style w:type="paragraph" w:styleId="Pieddepage">
+    <w:name w:val="footer"/>
+    <w:basedOn w:val="Normal"/>
+    <w:link w:val="PieddepageCar"/>
+    <w:uiPriority w:val="99"/>
+    <w:unhideWhenUsed/>
+    <w:rsid w:val="00E23D9E"/>
+    <w:pPr>
+      <w:tabs>
+        <w:tab w:val="center" w:pos="4536"/>
+        <w:tab w:val="right" w:pos="9072"/>
+      </w:tabs>
+      <w:spacing w:after="0" w:line="240" w:lineRule="auto"/>
+    </w:pPr>
+  </w:style>
+  <w:style w:type="character" w:customStyle="1" w:styleId="PieddepageCar">
+    <w:name w:val="Pied de page Car"/>
+    <w:basedOn w:val="Policepardfaut"/>
+    <w:link w:val="Pieddepage"/>
+    <w:uiPriority w:val="99"/>
+    <w:rsid w:val="00E23D9E"/>
+    <w:rPr>
+      <w:rFonts w:ascii="Calibri" w:eastAsia="Calibri" w:hAnsi="Calibri" w:cs="Calibri"/>
+      <w:lang w:eastAsia="fr-FR"/>
+    </w:rPr>
+  </w:style>
 </w:styles>
 </file>
 
@@ -24311,7 +28036,7 @@
 </file>
 
 <file path=customXml/itemProps1.xml><?xml version="1.0" encoding="utf-8"?>
-<ds:datastoreItem xmlns:ds="http://schemas.openxmlformats.org/officeDocument/2006/customXml" ds:itemID="{3EB82933-EDDE-483F-AB6B-D7D924F15F3A}">
+<ds:datastoreItem xmlns:ds="http://schemas.openxmlformats.org/officeDocument/2006/customXml" ds:itemID="{542A2FAD-6FFE-4D50-90A3-BDA5803581C6}">
   <ds:schemaRefs>
     <ds:schemaRef ds:uri="http://schemas.openxmlformats.org/officeDocument/2006/bibliography"/>
   </ds:schemaRefs>
